--- a/rediseno_2026/4.5 Itinerarios formateados y corregidos/DER-101 Derecho Comercial y Corporativo.docx
+++ b/rediseno_2026/4.5 Itinerarios formateados y corregidos/DER-101 Derecho Comercial y Corporativo.docx
@@ -85,8 +85,10 @@
         </w:tblBorders>
         <w:tblLayout w:type="fixed"/>
         <w:tblCellMar>
-          <w:left w:w="10" w:type="dxa"/>
-          <w:right w:w="10" w:type="dxa"/>
+          <w:top w:w="40" w:type="dxa"/>
+          <w:left w:w="90" w:type="dxa"/>
+          <w:bottom w:w="40" w:type="dxa"/>
+          <w:right w:w="90" w:type="dxa"/>
         </w:tblCellMar>
         <w:tblLook w:val="0000" w:firstRow="0" w:lastRow="0" w:firstColumn="0" w:lastColumn="0" w:noHBand="0" w:noVBand="0"/>
       </w:tblPr>
@@ -120,12 +122,6 @@
               <w:right w:val="single" w:sz="6" w:space="0" w:color="1F3864"/>
             </w:tcBorders>
             <w:shd w:val="clear" w:color="auto" w:fill="4472C4"/>
-            <w:tcMar>
-              <w:top w:w="50" w:type="dxa"/>
-              <w:left w:w="90" w:type="dxa"/>
-              <w:bottom w:w="50" w:type="dxa"/>
-              <w:right w:w="90" w:type="dxa"/>
-            </w:tcMar>
             <w:vAlign w:val="center"/>
           </w:tcPr>
           <w:p>
@@ -166,12 +162,6 @@
               <w:right w:val="single" w:sz="6" w:space="0" w:color="1F3864"/>
             </w:tcBorders>
             <w:shd w:val="clear" w:color="auto" w:fill="4472C4"/>
-            <w:tcMar>
-              <w:top w:w="50" w:type="dxa"/>
-              <w:left w:w="90" w:type="dxa"/>
-              <w:bottom w:w="50" w:type="dxa"/>
-              <w:right w:w="90" w:type="dxa"/>
-            </w:tcMar>
             <w:vAlign w:val="center"/>
           </w:tcPr>
           <w:p>
@@ -212,12 +202,6 @@
               <w:right w:val="single" w:sz="6" w:space="0" w:color="1F3864"/>
             </w:tcBorders>
             <w:shd w:val="clear" w:color="auto" w:fill="4472C4"/>
-            <w:tcMar>
-              <w:top w:w="50" w:type="dxa"/>
-              <w:left w:w="90" w:type="dxa"/>
-              <w:bottom w:w="50" w:type="dxa"/>
-              <w:right w:w="90" w:type="dxa"/>
-            </w:tcMar>
             <w:vAlign w:val="center"/>
           </w:tcPr>
           <w:p>
@@ -258,12 +242,6 @@
               <w:right w:val="single" w:sz="6" w:space="0" w:color="1F3864"/>
             </w:tcBorders>
             <w:shd w:val="clear" w:color="auto" w:fill="4472C4"/>
-            <w:tcMar>
-              <w:top w:w="50" w:type="dxa"/>
-              <w:left w:w="90" w:type="dxa"/>
-              <w:bottom w:w="50" w:type="dxa"/>
-              <w:right w:w="90" w:type="dxa"/>
-            </w:tcMar>
             <w:vAlign w:val="center"/>
           </w:tcPr>
           <w:p>
@@ -306,12 +284,6 @@
               <w:right w:val="single" w:sz="6" w:space="0" w:color="1F3864"/>
             </w:tcBorders>
             <w:shd w:val="clear" w:color="auto" w:fill="4472C4"/>
-            <w:tcMar>
-              <w:top w:w="50" w:type="dxa"/>
-              <w:left w:w="90" w:type="dxa"/>
-              <w:bottom w:w="50" w:type="dxa"/>
-              <w:right w:w="90" w:type="dxa"/>
-            </w:tcMar>
             <w:vAlign w:val="center"/>
           </w:tcPr>
           <w:p>
@@ -352,12 +324,6 @@
               <w:right w:val="single" w:sz="6" w:space="0" w:color="1F3864"/>
             </w:tcBorders>
             <w:shd w:val="clear" w:color="auto" w:fill="4472C4"/>
-            <w:tcMar>
-              <w:top w:w="50" w:type="dxa"/>
-              <w:left w:w="90" w:type="dxa"/>
-              <w:bottom w:w="50" w:type="dxa"/>
-              <w:right w:w="90" w:type="dxa"/>
-            </w:tcMar>
             <w:vAlign w:val="center"/>
           </w:tcPr>
           <w:p>
@@ -398,12 +364,6 @@
               <w:right w:val="single" w:sz="6" w:space="0" w:color="1F3864"/>
             </w:tcBorders>
             <w:shd w:val="clear" w:color="auto" w:fill="4472C4"/>
-            <w:tcMar>
-              <w:top w:w="50" w:type="dxa"/>
-              <w:left w:w="90" w:type="dxa"/>
-              <w:bottom w:w="50" w:type="dxa"/>
-              <w:right w:w="90" w:type="dxa"/>
-            </w:tcMar>
             <w:vAlign w:val="center"/>
           </w:tcPr>
           <w:p>
@@ -444,12 +404,6 @@
               <w:right w:val="single" w:sz="6" w:space="0" w:color="1F3864"/>
             </w:tcBorders>
             <w:shd w:val="clear" w:color="auto" w:fill="4472C4"/>
-            <w:tcMar>
-              <w:top w:w="50" w:type="dxa"/>
-              <w:left w:w="90" w:type="dxa"/>
-              <w:bottom w:w="50" w:type="dxa"/>
-              <w:right w:w="90" w:type="dxa"/>
-            </w:tcMar>
             <w:vAlign w:val="center"/>
           </w:tcPr>
           <w:p>
@@ -492,12 +446,6 @@
               <w:right w:val="single" w:sz="6" w:space="0" w:color="1F3864"/>
             </w:tcBorders>
             <w:shd w:val="clear" w:color="auto" w:fill="4472C4"/>
-            <w:tcMar>
-              <w:top w:w="50" w:type="dxa"/>
-              <w:left w:w="90" w:type="dxa"/>
-              <w:bottom w:w="50" w:type="dxa"/>
-              <w:right w:w="90" w:type="dxa"/>
-            </w:tcMar>
             <w:vAlign w:val="center"/>
           </w:tcPr>
           <w:p>
@@ -538,12 +486,6 @@
               <w:right w:val="single" w:sz="6" w:space="0" w:color="1F3864"/>
             </w:tcBorders>
             <w:shd w:val="clear" w:color="auto" w:fill="4472C4"/>
-            <w:tcMar>
-              <w:top w:w="50" w:type="dxa"/>
-              <w:left w:w="90" w:type="dxa"/>
-              <w:bottom w:w="50" w:type="dxa"/>
-              <w:right w:w="90" w:type="dxa"/>
-            </w:tcMar>
             <w:vAlign w:val="center"/>
           </w:tcPr>
           <w:p>
@@ -585,12 +527,6 @@
               <w:right w:val="single" w:sz="6" w:space="0" w:color="1F3864"/>
             </w:tcBorders>
             <w:shd w:val="clear" w:color="auto" w:fill="4472C4"/>
-            <w:tcMar>
-              <w:top w:w="50" w:type="dxa"/>
-              <w:left w:w="90" w:type="dxa"/>
-              <w:bottom w:w="50" w:type="dxa"/>
-              <w:right w:w="90" w:type="dxa"/>
-            </w:tcMar>
             <w:vAlign w:val="center"/>
           </w:tcPr>
           <w:p>
@@ -630,12 +566,6 @@
               <w:right w:val="single" w:sz="6" w:space="0" w:color="1F3864"/>
             </w:tcBorders>
             <w:shd w:val="clear" w:color="auto" w:fill="4472C4"/>
-            <w:tcMar>
-              <w:top w:w="50" w:type="dxa"/>
-              <w:left w:w="90" w:type="dxa"/>
-              <w:bottom w:w="50" w:type="dxa"/>
-              <w:right w:w="90" w:type="dxa"/>
-            </w:tcMar>
             <w:vAlign w:val="center"/>
           </w:tcPr>
           <w:p>
@@ -675,12 +605,6 @@
               <w:right w:val="single" w:sz="6" w:space="0" w:color="1F3864"/>
             </w:tcBorders>
             <w:shd w:val="clear" w:color="auto" w:fill="4472C4"/>
-            <w:tcMar>
-              <w:top w:w="50" w:type="dxa"/>
-              <w:left w:w="90" w:type="dxa"/>
-              <w:bottom w:w="50" w:type="dxa"/>
-              <w:right w:w="90" w:type="dxa"/>
-            </w:tcMar>
             <w:vAlign w:val="center"/>
           </w:tcPr>
           <w:p>
@@ -720,12 +644,6 @@
               <w:right w:val="single" w:sz="6" w:space="0" w:color="1F3864"/>
             </w:tcBorders>
             <w:shd w:val="clear" w:color="auto" w:fill="4472C4"/>
-            <w:tcMar>
-              <w:top w:w="50" w:type="dxa"/>
-              <w:left w:w="90" w:type="dxa"/>
-              <w:bottom w:w="50" w:type="dxa"/>
-              <w:right w:w="90" w:type="dxa"/>
-            </w:tcMar>
             <w:vAlign w:val="center"/>
           </w:tcPr>
           <w:p>
@@ -765,12 +683,6 @@
               <w:right w:val="single" w:sz="6" w:space="0" w:color="1F3864"/>
             </w:tcBorders>
             <w:shd w:val="clear" w:color="auto" w:fill="4472C4"/>
-            <w:tcMar>
-              <w:top w:w="50" w:type="dxa"/>
-              <w:left w:w="90" w:type="dxa"/>
-              <w:bottom w:w="50" w:type="dxa"/>
-              <w:right w:w="90" w:type="dxa"/>
-            </w:tcMar>
             <w:vAlign w:val="center"/>
           </w:tcPr>
           <w:p>
@@ -810,12 +722,6 @@
               <w:right w:val="single" w:sz="6" w:space="0" w:color="1F3864"/>
             </w:tcBorders>
             <w:shd w:val="clear" w:color="auto" w:fill="4472C4"/>
-            <w:tcMar>
-              <w:top w:w="50" w:type="dxa"/>
-              <w:left w:w="90" w:type="dxa"/>
-              <w:bottom w:w="50" w:type="dxa"/>
-              <w:right w:w="90" w:type="dxa"/>
-            </w:tcMar>
             <w:vAlign w:val="center"/>
           </w:tcPr>
           <w:p>
@@ -856,12 +762,6 @@
               <w:right w:val="single" w:sz="6" w:space="0" w:color="1F3864"/>
             </w:tcBorders>
             <w:shd w:val="clear" w:color="auto" w:fill="D9E2F3"/>
-            <w:tcMar>
-              <w:top w:w="50" w:type="dxa"/>
-              <w:left w:w="90" w:type="dxa"/>
-              <w:bottom w:w="50" w:type="dxa"/>
-              <w:right w:w="90" w:type="dxa"/>
-            </w:tcMar>
             <w:vAlign w:val="center"/>
           </w:tcPr>
           <w:p>
@@ -896,12 +796,6 @@
               <w:right w:val="single" w:sz="6" w:space="0" w:color="1F3864"/>
             </w:tcBorders>
             <w:shd w:val="clear" w:color="auto" w:fill="D9E2F3"/>
-            <w:tcMar>
-              <w:top w:w="50" w:type="dxa"/>
-              <w:left w:w="90" w:type="dxa"/>
-              <w:bottom w:w="50" w:type="dxa"/>
-              <w:right w:w="90" w:type="dxa"/>
-            </w:tcMar>
             <w:vAlign w:val="center"/>
           </w:tcPr>
           <w:p>
@@ -935,12 +829,6 @@
               <w:right w:val="single" w:sz="6" w:space="0" w:color="1F3864"/>
             </w:tcBorders>
             <w:shd w:val="clear" w:color="auto" w:fill="D9E2F3"/>
-            <w:tcMar>
-              <w:top w:w="50" w:type="dxa"/>
-              <w:left w:w="90" w:type="dxa"/>
-              <w:bottom w:w="50" w:type="dxa"/>
-              <w:right w:w="90" w:type="dxa"/>
-            </w:tcMar>
             <w:vAlign w:val="center"/>
           </w:tcPr>
           <w:p>
@@ -974,12 +862,6 @@
               <w:right w:val="single" w:sz="6" w:space="0" w:color="1F3864"/>
             </w:tcBorders>
             <w:shd w:val="clear" w:color="auto" w:fill="D9E2F3"/>
-            <w:tcMar>
-              <w:top w:w="50" w:type="dxa"/>
-              <w:left w:w="90" w:type="dxa"/>
-              <w:bottom w:w="50" w:type="dxa"/>
-              <w:right w:w="90" w:type="dxa"/>
-            </w:tcMar>
             <w:vAlign w:val="center"/>
           </w:tcPr>
           <w:p>
@@ -1013,12 +895,6 @@
               <w:right w:val="single" w:sz="6" w:space="0" w:color="1F3864"/>
             </w:tcBorders>
             <w:shd w:val="clear" w:color="auto" w:fill="D9E2F3"/>
-            <w:tcMar>
-              <w:top w:w="50" w:type="dxa"/>
-              <w:left w:w="90" w:type="dxa"/>
-              <w:bottom w:w="50" w:type="dxa"/>
-              <w:right w:w="90" w:type="dxa"/>
-            </w:tcMar>
             <w:vAlign w:val="center"/>
           </w:tcPr>
           <w:p>
@@ -1052,12 +928,6 @@
               <w:right w:val="single" w:sz="6" w:space="0" w:color="1F3864"/>
             </w:tcBorders>
             <w:shd w:val="clear" w:color="auto" w:fill="D9E2F3"/>
-            <w:tcMar>
-              <w:top w:w="50" w:type="dxa"/>
-              <w:left w:w="90" w:type="dxa"/>
-              <w:bottom w:w="50" w:type="dxa"/>
-              <w:right w:w="90" w:type="dxa"/>
-            </w:tcMar>
             <w:vAlign w:val="center"/>
           </w:tcPr>
           <w:p>
@@ -1091,12 +961,6 @@
               <w:right w:val="single" w:sz="6" w:space="0" w:color="1F3864"/>
             </w:tcBorders>
             <w:shd w:val="clear" w:color="auto" w:fill="D9E2F3"/>
-            <w:tcMar>
-              <w:top w:w="50" w:type="dxa"/>
-              <w:left w:w="90" w:type="dxa"/>
-              <w:bottom w:w="50" w:type="dxa"/>
-              <w:right w:w="90" w:type="dxa"/>
-            </w:tcMar>
             <w:vAlign w:val="center"/>
           </w:tcPr>
           <w:p>
@@ -1156,12 +1020,6 @@
               <w:right w:val="single" w:sz="6" w:space="0" w:color="1F3864"/>
             </w:tcBorders>
             <w:shd w:val="clear" w:color="auto" w:fill="4472C4"/>
-            <w:tcMar>
-              <w:top w:w="50" w:type="dxa"/>
-              <w:left w:w="90" w:type="dxa"/>
-              <w:bottom w:w="50" w:type="dxa"/>
-              <w:right w:w="90" w:type="dxa"/>
-            </w:tcMar>
             <w:vAlign w:val="center"/>
           </w:tcPr>
           <w:p>
@@ -1204,12 +1062,6 @@
               <w:right w:val="single" w:sz="6" w:space="0" w:color="1F3864"/>
             </w:tcBorders>
             <w:shd w:val="clear" w:color="auto" w:fill="D9E2F3"/>
-            <w:tcMar>
-              <w:top w:w="50" w:type="dxa"/>
-              <w:left w:w="90" w:type="dxa"/>
-              <w:bottom w:w="50" w:type="dxa"/>
-              <w:right w:w="90" w:type="dxa"/>
-            </w:tcMar>
             <w:vAlign w:val="center"/>
           </w:tcPr>
           <w:p>
@@ -1350,12 +1202,6 @@
               <w:right w:val="single" w:sz="6" w:space="0" w:color="1F3864"/>
             </w:tcBorders>
             <w:shd w:val="clear" w:color="auto" w:fill="D9E2F3"/>
-            <w:tcMar>
-              <w:top w:w="50" w:type="dxa"/>
-              <w:left w:w="90" w:type="dxa"/>
-              <w:bottom w:w="50" w:type="dxa"/>
-              <w:right w:w="90" w:type="dxa"/>
-            </w:tcMar>
             <w:vAlign w:val="center"/>
           </w:tcPr>
           <w:p>
@@ -1403,12 +1249,6 @@
               <w:right w:val="single" w:sz="6" w:space="0" w:color="1F3864"/>
             </w:tcBorders>
             <w:shd w:val="clear" w:color="auto" w:fill="4472C4"/>
-            <w:tcMar>
-              <w:top w:w="50" w:type="dxa"/>
-              <w:left w:w="90" w:type="dxa"/>
-              <w:bottom w:w="50" w:type="dxa"/>
-              <w:right w:w="90" w:type="dxa"/>
-            </w:tcMar>
             <w:vAlign w:val="center"/>
           </w:tcPr>
           <w:p>
@@ -1449,12 +1289,6 @@
               <w:right w:val="single" w:sz="6" w:space="0" w:color="1F3864"/>
             </w:tcBorders>
             <w:shd w:val="clear" w:color="auto" w:fill="4472C4"/>
-            <w:tcMar>
-              <w:top w:w="50" w:type="dxa"/>
-              <w:left w:w="90" w:type="dxa"/>
-              <w:bottom w:w="50" w:type="dxa"/>
-              <w:right w:w="90" w:type="dxa"/>
-            </w:tcMar>
             <w:vAlign w:val="center"/>
           </w:tcPr>
           <w:p>
@@ -1495,12 +1329,6 @@
               <w:right w:val="single" w:sz="6" w:space="0" w:color="1F3864"/>
             </w:tcBorders>
             <w:shd w:val="clear" w:color="auto" w:fill="4472C4"/>
-            <w:tcMar>
-              <w:top w:w="50" w:type="dxa"/>
-              <w:left w:w="90" w:type="dxa"/>
-              <w:bottom w:w="50" w:type="dxa"/>
-              <w:right w:w="90" w:type="dxa"/>
-            </w:tcMar>
             <w:vAlign w:val="center"/>
           </w:tcPr>
           <w:p>
@@ -1545,12 +1373,6 @@
               <w:right w:val="single" w:sz="6" w:space="0" w:color="1F3864"/>
             </w:tcBorders>
             <w:shd w:val="clear" w:color="auto" w:fill="D9E2F3"/>
-            <w:tcMar>
-              <w:top w:w="50" w:type="dxa"/>
-              <w:left w:w="90" w:type="dxa"/>
-              <w:bottom w:w="50" w:type="dxa"/>
-              <w:right w:w="90" w:type="dxa"/>
-            </w:tcMar>
             <w:vAlign w:val="center"/>
           </w:tcPr>
           <w:p>
@@ -1599,12 +1421,6 @@
               <w:right w:val="single" w:sz="6" w:space="0" w:color="1F3864"/>
             </w:tcBorders>
             <w:shd w:val="clear" w:color="auto" w:fill="D9E2F3"/>
-            <w:tcMar>
-              <w:top w:w="50" w:type="dxa"/>
-              <w:left w:w="90" w:type="dxa"/>
-              <w:bottom w:w="50" w:type="dxa"/>
-              <w:right w:w="90" w:type="dxa"/>
-            </w:tcMar>
             <w:vAlign w:val="center"/>
           </w:tcPr>
           <w:p>
@@ -1645,12 +1461,6 @@
               <w:right w:val="single" w:sz="6" w:space="0" w:color="1F3864"/>
             </w:tcBorders>
             <w:shd w:val="clear" w:color="auto" w:fill="D9E2F3"/>
-            <w:tcMar>
-              <w:top w:w="50" w:type="dxa"/>
-              <w:left w:w="90" w:type="dxa"/>
-              <w:bottom w:w="50" w:type="dxa"/>
-              <w:right w:w="90" w:type="dxa"/>
-            </w:tcMar>
             <w:vAlign w:val="center"/>
           </w:tcPr>
           <w:p>
@@ -1720,12 +1530,6 @@
               <w:right w:val="single" w:sz="6" w:space="0" w:color="1F3864"/>
             </w:tcBorders>
             <w:shd w:val="clear" w:color="auto" w:fill="D9E2F3"/>
-            <w:tcMar>
-              <w:top w:w="50" w:type="dxa"/>
-              <w:left w:w="90" w:type="dxa"/>
-              <w:bottom w:w="50" w:type="dxa"/>
-              <w:right w:w="90" w:type="dxa"/>
-            </w:tcMar>
             <w:vAlign w:val="center"/>
           </w:tcPr>
           <w:p>
@@ -1766,12 +1570,6 @@
               <w:right w:val="single" w:sz="6" w:space="0" w:color="1F3864"/>
             </w:tcBorders>
             <w:shd w:val="clear" w:color="auto" w:fill="D9E2F3"/>
-            <w:tcMar>
-              <w:top w:w="50" w:type="dxa"/>
-              <w:left w:w="90" w:type="dxa"/>
-              <w:bottom w:w="50" w:type="dxa"/>
-              <w:right w:w="90" w:type="dxa"/>
-            </w:tcMar>
             <w:vAlign w:val="center"/>
           </w:tcPr>
           <w:p>
@@ -1834,12 +1632,6 @@
               <w:right w:val="single" w:sz="6" w:space="0" w:color="1F3864"/>
             </w:tcBorders>
             <w:shd w:val="clear" w:color="auto" w:fill="D9E2F3"/>
-            <w:tcMar>
-              <w:top w:w="50" w:type="dxa"/>
-              <w:left w:w="90" w:type="dxa"/>
-              <w:bottom w:w="50" w:type="dxa"/>
-              <w:right w:w="90" w:type="dxa"/>
-            </w:tcMar>
             <w:vAlign w:val="center"/>
           </w:tcPr>
           <w:p>
@@ -1872,12 +1664,6 @@
               <w:right w:val="single" w:sz="6" w:space="0" w:color="1F3864"/>
             </w:tcBorders>
             <w:shd w:val="clear" w:color="auto" w:fill="D9E2F3"/>
-            <w:tcMar>
-              <w:top w:w="50" w:type="dxa"/>
-              <w:left w:w="90" w:type="dxa"/>
-              <w:bottom w:w="50" w:type="dxa"/>
-              <w:right w:w="90" w:type="dxa"/>
-            </w:tcMar>
             <w:vAlign w:val="center"/>
           </w:tcPr>
           <w:p>
@@ -1910,12 +1696,6 @@
               <w:right w:val="single" w:sz="6" w:space="0" w:color="1F3864"/>
             </w:tcBorders>
             <w:shd w:val="clear" w:color="auto" w:fill="D9E2F3"/>
-            <w:tcMar>
-              <w:top w:w="50" w:type="dxa"/>
-              <w:left w:w="90" w:type="dxa"/>
-              <w:bottom w:w="50" w:type="dxa"/>
-              <w:right w:w="90" w:type="dxa"/>
-            </w:tcMar>
             <w:vAlign w:val="center"/>
           </w:tcPr>
           <w:p>
@@ -1985,12 +1765,6 @@
               <w:right w:val="single" w:sz="6" w:space="0" w:color="1F3864"/>
             </w:tcBorders>
             <w:shd w:val="clear" w:color="auto" w:fill="D9E2F3"/>
-            <w:tcMar>
-              <w:top w:w="50" w:type="dxa"/>
-              <w:left w:w="90" w:type="dxa"/>
-              <w:bottom w:w="50" w:type="dxa"/>
-              <w:right w:w="90" w:type="dxa"/>
-            </w:tcMar>
             <w:vAlign w:val="center"/>
           </w:tcPr>
           <w:p>
@@ -2023,12 +1797,6 @@
               <w:right w:val="single" w:sz="6" w:space="0" w:color="1F3864"/>
             </w:tcBorders>
             <w:shd w:val="clear" w:color="auto" w:fill="D9E2F3"/>
-            <w:tcMar>
-              <w:top w:w="50" w:type="dxa"/>
-              <w:left w:w="90" w:type="dxa"/>
-              <w:bottom w:w="50" w:type="dxa"/>
-              <w:right w:w="90" w:type="dxa"/>
-            </w:tcMar>
             <w:vAlign w:val="center"/>
           </w:tcPr>
           <w:p>
@@ -2073,12 +1841,6 @@
               <w:right w:val="single" w:sz="6" w:space="0" w:color="1F3864"/>
             </w:tcBorders>
             <w:shd w:val="clear" w:color="auto" w:fill="4472C4"/>
-            <w:tcMar>
-              <w:top w:w="50" w:type="dxa"/>
-              <w:left w:w="90" w:type="dxa"/>
-              <w:bottom w:w="50" w:type="dxa"/>
-              <w:right w:w="90" w:type="dxa"/>
-            </w:tcMar>
             <w:vAlign w:val="center"/>
           </w:tcPr>
           <w:p>
@@ -2121,12 +1883,6 @@
               <w:right w:val="single" w:sz="6" w:space="0" w:color="1F3864"/>
             </w:tcBorders>
             <w:shd w:val="clear" w:color="auto" w:fill="4472C4"/>
-            <w:tcMar>
-              <w:top w:w="50" w:type="dxa"/>
-              <w:left w:w="90" w:type="dxa"/>
-              <w:bottom w:w="50" w:type="dxa"/>
-              <w:right w:w="90" w:type="dxa"/>
-            </w:tcMar>
             <w:vAlign w:val="center"/>
           </w:tcPr>
           <w:p>
@@ -2166,12 +1922,6 @@
               <w:right w:val="single" w:sz="6" w:space="0" w:color="1F3864"/>
             </w:tcBorders>
             <w:shd w:val="clear" w:color="auto" w:fill="D9E2F3"/>
-            <w:tcMar>
-              <w:top w:w="50" w:type="dxa"/>
-              <w:left w:w="90" w:type="dxa"/>
-              <w:bottom w:w="50" w:type="dxa"/>
-              <w:right w:w="90" w:type="dxa"/>
-            </w:tcMar>
             <w:vAlign w:val="center"/>
           </w:tcPr>
           <w:p>
@@ -2230,12 +1980,6 @@
               <w:right w:val="single" w:sz="6" w:space="0" w:color="1F3864"/>
             </w:tcBorders>
             <w:shd w:val="clear" w:color="auto" w:fill="4472C4"/>
-            <w:tcMar>
-              <w:top w:w="50" w:type="dxa"/>
-              <w:left w:w="90" w:type="dxa"/>
-              <w:bottom w:w="50" w:type="dxa"/>
-              <w:right w:w="90" w:type="dxa"/>
-            </w:tcMar>
             <w:vAlign w:val="center"/>
           </w:tcPr>
           <w:p>
@@ -2277,12 +2021,6 @@
               <w:right w:val="single" w:sz="6" w:space="0" w:color="1F3864"/>
             </w:tcBorders>
             <w:shd w:val="clear" w:color="auto" w:fill="D9E2F3"/>
-            <w:tcMar>
-              <w:top w:w="50" w:type="dxa"/>
-              <w:left w:w="90" w:type="dxa"/>
-              <w:bottom w:w="50" w:type="dxa"/>
-              <w:right w:w="90" w:type="dxa"/>
-            </w:tcMar>
             <w:vAlign w:val="center"/>
           </w:tcPr>
           <w:p>
@@ -2351,12 +2089,6 @@
               <w:right w:val="single" w:sz="6" w:space="0" w:color="1F3864"/>
             </w:tcBorders>
             <w:shd w:val="clear" w:color="auto" w:fill="D9E2F3"/>
-            <w:tcMar>
-              <w:top w:w="50" w:type="dxa"/>
-              <w:left w:w="90" w:type="dxa"/>
-              <w:bottom w:w="50" w:type="dxa"/>
-              <w:right w:w="90" w:type="dxa"/>
-            </w:tcMar>
             <w:vAlign w:val="center"/>
           </w:tcPr>
           <w:p>
@@ -2693,12 +2425,6 @@
               <w:right w:val="single" w:sz="6" w:space="0" w:color="1F3864"/>
             </w:tcBorders>
             <w:shd w:val="clear" w:color="auto" w:fill="D9E2F3"/>
-            <w:tcMar>
-              <w:top w:w="50" w:type="dxa"/>
-              <w:left w:w="90" w:type="dxa"/>
-              <w:bottom w:w="50" w:type="dxa"/>
-              <w:right w:w="90" w:type="dxa"/>
-            </w:tcMar>
             <w:vAlign w:val="center"/>
           </w:tcPr>
           <w:p>
@@ -2785,12 +2511,6 @@
               <w:right w:val="single" w:sz="6" w:space="0" w:color="1F3864"/>
             </w:tcBorders>
             <w:shd w:val="clear" w:color="auto" w:fill="D9E2F3"/>
-            <w:tcMar>
-              <w:top w:w="50" w:type="dxa"/>
-              <w:left w:w="90" w:type="dxa"/>
-              <w:bottom w:w="50" w:type="dxa"/>
-              <w:right w:w="90" w:type="dxa"/>
-            </w:tcMar>
             <w:vAlign w:val="center"/>
           </w:tcPr>
           <w:p>
@@ -2838,12 +2558,6 @@
               <w:right w:val="single" w:sz="6" w:space="0" w:color="1F3864"/>
             </w:tcBorders>
             <w:shd w:val="clear" w:color="auto" w:fill="4472C4"/>
-            <w:tcMar>
-              <w:top w:w="50" w:type="dxa"/>
-              <w:left w:w="90" w:type="dxa"/>
-              <w:bottom w:w="50" w:type="dxa"/>
-              <w:right w:w="90" w:type="dxa"/>
-            </w:tcMar>
             <w:vAlign w:val="center"/>
           </w:tcPr>
           <w:p>
@@ -2884,12 +2598,6 @@
               <w:right w:val="single" w:sz="6" w:space="0" w:color="1F3864"/>
             </w:tcBorders>
             <w:shd w:val="clear" w:color="auto" w:fill="4472C4"/>
-            <w:tcMar>
-              <w:top w:w="50" w:type="dxa"/>
-              <w:left w:w="90" w:type="dxa"/>
-              <w:bottom w:w="50" w:type="dxa"/>
-              <w:right w:w="90" w:type="dxa"/>
-            </w:tcMar>
             <w:vAlign w:val="center"/>
           </w:tcPr>
           <w:p>
@@ -2930,12 +2638,6 @@
               <w:right w:val="single" w:sz="6" w:space="0" w:color="1F3864"/>
             </w:tcBorders>
             <w:shd w:val="clear" w:color="auto" w:fill="4472C4"/>
-            <w:tcMar>
-              <w:top w:w="50" w:type="dxa"/>
-              <w:left w:w="90" w:type="dxa"/>
-              <w:bottom w:w="50" w:type="dxa"/>
-              <w:right w:w="90" w:type="dxa"/>
-            </w:tcMar>
             <w:vAlign w:val="center"/>
           </w:tcPr>
           <w:p>
@@ -2980,12 +2682,6 @@
               <w:right w:val="single" w:sz="6" w:space="0" w:color="1F3864"/>
             </w:tcBorders>
             <w:shd w:val="clear" w:color="auto" w:fill="D9E2F3"/>
-            <w:tcMar>
-              <w:top w:w="50" w:type="dxa"/>
-              <w:left w:w="90" w:type="dxa"/>
-              <w:bottom w:w="50" w:type="dxa"/>
-              <w:right w:w="90" w:type="dxa"/>
-            </w:tcMar>
             <w:vAlign w:val="center"/>
           </w:tcPr>
           <w:p>
@@ -3026,12 +2722,6 @@
               <w:right w:val="single" w:sz="6" w:space="0" w:color="1F3864"/>
             </w:tcBorders>
             <w:shd w:val="clear" w:color="auto" w:fill="D9E2F3"/>
-            <w:tcMar>
-              <w:top w:w="50" w:type="dxa"/>
-              <w:left w:w="90" w:type="dxa"/>
-              <w:bottom w:w="50" w:type="dxa"/>
-              <w:right w:w="90" w:type="dxa"/>
-            </w:tcMar>
             <w:vAlign w:val="center"/>
           </w:tcPr>
           <w:p>
@@ -3072,12 +2762,6 @@
               <w:right w:val="single" w:sz="6" w:space="0" w:color="1F3864"/>
             </w:tcBorders>
             <w:shd w:val="clear" w:color="auto" w:fill="D9E2F3"/>
-            <w:tcMar>
-              <w:top w:w="50" w:type="dxa"/>
-              <w:left w:w="90" w:type="dxa"/>
-              <w:bottom w:w="50" w:type="dxa"/>
-              <w:right w:w="90" w:type="dxa"/>
-            </w:tcMar>
             <w:vAlign w:val="center"/>
           </w:tcPr>
           <w:p>
@@ -3147,12 +2831,6 @@
               <w:right w:val="single" w:sz="6" w:space="0" w:color="1F3864"/>
             </w:tcBorders>
             <w:shd w:val="clear" w:color="auto" w:fill="D9E2F3"/>
-            <w:tcMar>
-              <w:top w:w="50" w:type="dxa"/>
-              <w:left w:w="90" w:type="dxa"/>
-              <w:bottom w:w="50" w:type="dxa"/>
-              <w:right w:w="90" w:type="dxa"/>
-            </w:tcMar>
             <w:vAlign w:val="center"/>
           </w:tcPr>
           <w:p>
@@ -3185,12 +2863,6 @@
               <w:right w:val="single" w:sz="6" w:space="0" w:color="1F3864"/>
             </w:tcBorders>
             <w:shd w:val="clear" w:color="auto" w:fill="D9E2F3"/>
-            <w:tcMar>
-              <w:top w:w="50" w:type="dxa"/>
-              <w:left w:w="90" w:type="dxa"/>
-              <w:bottom w:w="50" w:type="dxa"/>
-              <w:right w:w="90" w:type="dxa"/>
-            </w:tcMar>
             <w:vAlign w:val="center"/>
           </w:tcPr>
           <w:p>
@@ -3237,12 +2909,6 @@
               <w:right w:val="single" w:sz="6" w:space="0" w:color="1F3864"/>
             </w:tcBorders>
             <w:shd w:val="clear" w:color="auto" w:fill="D9E2F3"/>
-            <w:tcMar>
-              <w:top w:w="50" w:type="dxa"/>
-              <w:left w:w="90" w:type="dxa"/>
-              <w:bottom w:w="50" w:type="dxa"/>
-              <w:right w:w="90" w:type="dxa"/>
-            </w:tcMar>
             <w:vAlign w:val="center"/>
           </w:tcPr>
           <w:p>
@@ -3275,12 +2941,6 @@
               <w:right w:val="single" w:sz="6" w:space="0" w:color="1F3864"/>
             </w:tcBorders>
             <w:shd w:val="clear" w:color="auto" w:fill="D9E2F3"/>
-            <w:tcMar>
-              <w:top w:w="50" w:type="dxa"/>
-              <w:left w:w="90" w:type="dxa"/>
-              <w:bottom w:w="50" w:type="dxa"/>
-              <w:right w:w="90" w:type="dxa"/>
-            </w:tcMar>
             <w:vAlign w:val="center"/>
           </w:tcPr>
           <w:p>
@@ -3313,12 +2973,6 @@
               <w:right w:val="single" w:sz="6" w:space="0" w:color="1F3864"/>
             </w:tcBorders>
             <w:shd w:val="clear" w:color="auto" w:fill="D9E2F3"/>
-            <w:tcMar>
-              <w:top w:w="50" w:type="dxa"/>
-              <w:left w:w="90" w:type="dxa"/>
-              <w:bottom w:w="50" w:type="dxa"/>
-              <w:right w:w="90" w:type="dxa"/>
-            </w:tcMar>
             <w:vAlign w:val="center"/>
           </w:tcPr>
           <w:p>
@@ -3388,12 +3042,6 @@
               <w:right w:val="single" w:sz="6" w:space="0" w:color="1F3864"/>
             </w:tcBorders>
             <w:shd w:val="clear" w:color="auto" w:fill="D9E2F3"/>
-            <w:tcMar>
-              <w:top w:w="50" w:type="dxa"/>
-              <w:left w:w="90" w:type="dxa"/>
-              <w:bottom w:w="50" w:type="dxa"/>
-              <w:right w:w="90" w:type="dxa"/>
-            </w:tcMar>
             <w:vAlign w:val="center"/>
           </w:tcPr>
           <w:p>
@@ -3426,12 +3074,6 @@
               <w:right w:val="single" w:sz="6" w:space="0" w:color="1F3864"/>
             </w:tcBorders>
             <w:shd w:val="clear" w:color="auto" w:fill="D9E2F3"/>
-            <w:tcMar>
-              <w:top w:w="50" w:type="dxa"/>
-              <w:left w:w="90" w:type="dxa"/>
-              <w:bottom w:w="50" w:type="dxa"/>
-              <w:right w:w="90" w:type="dxa"/>
-            </w:tcMar>
             <w:vAlign w:val="center"/>
           </w:tcPr>
           <w:p>
@@ -3485,12 +3127,6 @@
               <w:right w:val="single" w:sz="6" w:space="0" w:color="1F3864"/>
             </w:tcBorders>
             <w:shd w:val="clear" w:color="auto" w:fill="4472C4"/>
-            <w:tcMar>
-              <w:top w:w="50" w:type="dxa"/>
-              <w:left w:w="90" w:type="dxa"/>
-              <w:bottom w:w="50" w:type="dxa"/>
-              <w:right w:w="90" w:type="dxa"/>
-            </w:tcMar>
             <w:vAlign w:val="center"/>
           </w:tcPr>
           <w:p>
@@ -3533,12 +3169,6 @@
               <w:right w:val="single" w:sz="6" w:space="0" w:color="1F3864"/>
             </w:tcBorders>
             <w:shd w:val="clear" w:color="auto" w:fill="4472C4"/>
-            <w:tcMar>
-              <w:top w:w="50" w:type="dxa"/>
-              <w:left w:w="90" w:type="dxa"/>
-              <w:bottom w:w="50" w:type="dxa"/>
-              <w:right w:w="90" w:type="dxa"/>
-            </w:tcMar>
             <w:vAlign w:val="center"/>
           </w:tcPr>
           <w:p>
@@ -3578,12 +3208,6 @@
               <w:right w:val="single" w:sz="6" w:space="0" w:color="1F3864"/>
             </w:tcBorders>
             <w:shd w:val="clear" w:color="auto" w:fill="D9E2F3"/>
-            <w:tcMar>
-              <w:top w:w="50" w:type="dxa"/>
-              <w:left w:w="90" w:type="dxa"/>
-              <w:bottom w:w="50" w:type="dxa"/>
-              <w:right w:w="90" w:type="dxa"/>
-            </w:tcMar>
             <w:vAlign w:val="center"/>
           </w:tcPr>
           <w:p>
@@ -3642,12 +3266,6 @@
               <w:right w:val="single" w:sz="6" w:space="0" w:color="1F3864"/>
             </w:tcBorders>
             <w:shd w:val="clear" w:color="auto" w:fill="4472C4"/>
-            <w:tcMar>
-              <w:top w:w="50" w:type="dxa"/>
-              <w:left w:w="90" w:type="dxa"/>
-              <w:bottom w:w="50" w:type="dxa"/>
-              <w:right w:w="90" w:type="dxa"/>
-            </w:tcMar>
             <w:vAlign w:val="center"/>
           </w:tcPr>
           <w:p>
@@ -3689,12 +3307,6 @@
               <w:right w:val="single" w:sz="6" w:space="0" w:color="1F3864"/>
             </w:tcBorders>
             <w:shd w:val="clear" w:color="auto" w:fill="D9E2F3"/>
-            <w:tcMar>
-              <w:top w:w="50" w:type="dxa"/>
-              <w:left w:w="90" w:type="dxa"/>
-              <w:bottom w:w="50" w:type="dxa"/>
-              <w:right w:w="90" w:type="dxa"/>
-            </w:tcMar>
             <w:vAlign w:val="center"/>
           </w:tcPr>
           <w:p>
@@ -3907,12 +3519,6 @@
               <w:right w:val="single" w:sz="6" w:space="0" w:color="1F3864"/>
             </w:tcBorders>
             <w:shd w:val="clear" w:color="auto" w:fill="D9E2F3"/>
-            <w:tcMar>
-              <w:top w:w="50" w:type="dxa"/>
-              <w:left w:w="90" w:type="dxa"/>
-              <w:bottom w:w="50" w:type="dxa"/>
-              <w:right w:w="90" w:type="dxa"/>
-            </w:tcMar>
             <w:vAlign w:val="center"/>
           </w:tcPr>
           <w:p>
@@ -4372,12 +3978,6 @@
               <w:right w:val="single" w:sz="6" w:space="0" w:color="1F3864"/>
             </w:tcBorders>
             <w:shd w:val="clear" w:color="auto" w:fill="D9E2F3"/>
-            <w:tcMar>
-              <w:top w:w="50" w:type="dxa"/>
-              <w:left w:w="90" w:type="dxa"/>
-              <w:bottom w:w="50" w:type="dxa"/>
-              <w:right w:w="90" w:type="dxa"/>
-            </w:tcMar>
             <w:vAlign w:val="center"/>
           </w:tcPr>
           <w:p>
@@ -4441,12 +4041,6 @@
               <w:right w:val="single" w:sz="6" w:space="0" w:color="1F3864"/>
             </w:tcBorders>
             <w:shd w:val="clear" w:color="auto" w:fill="D9E2F3"/>
-            <w:tcMar>
-              <w:top w:w="50" w:type="dxa"/>
-              <w:left w:w="90" w:type="dxa"/>
-              <w:bottom w:w="50" w:type="dxa"/>
-              <w:right w:w="90" w:type="dxa"/>
-            </w:tcMar>
             <w:vAlign w:val="center"/>
           </w:tcPr>
           <w:p>
@@ -4494,12 +4088,6 @@
               <w:right w:val="single" w:sz="6" w:space="0" w:color="1F3864"/>
             </w:tcBorders>
             <w:shd w:val="clear" w:color="auto" w:fill="4472C4"/>
-            <w:tcMar>
-              <w:top w:w="50" w:type="dxa"/>
-              <w:left w:w="90" w:type="dxa"/>
-              <w:bottom w:w="50" w:type="dxa"/>
-              <w:right w:w="90" w:type="dxa"/>
-            </w:tcMar>
             <w:vAlign w:val="center"/>
           </w:tcPr>
           <w:p>
@@ -4540,12 +4128,6 @@
               <w:right w:val="single" w:sz="6" w:space="0" w:color="1F3864"/>
             </w:tcBorders>
             <w:shd w:val="clear" w:color="auto" w:fill="4472C4"/>
-            <w:tcMar>
-              <w:top w:w="50" w:type="dxa"/>
-              <w:left w:w="90" w:type="dxa"/>
-              <w:bottom w:w="50" w:type="dxa"/>
-              <w:right w:w="90" w:type="dxa"/>
-            </w:tcMar>
             <w:vAlign w:val="center"/>
           </w:tcPr>
           <w:p>
@@ -4586,12 +4168,6 @@
               <w:right w:val="single" w:sz="6" w:space="0" w:color="1F3864"/>
             </w:tcBorders>
             <w:shd w:val="clear" w:color="auto" w:fill="4472C4"/>
-            <w:tcMar>
-              <w:top w:w="50" w:type="dxa"/>
-              <w:left w:w="90" w:type="dxa"/>
-              <w:bottom w:w="50" w:type="dxa"/>
-              <w:right w:w="90" w:type="dxa"/>
-            </w:tcMar>
             <w:vAlign w:val="center"/>
           </w:tcPr>
           <w:p>
@@ -4636,12 +4212,6 @@
               <w:right w:val="single" w:sz="6" w:space="0" w:color="1F3864"/>
             </w:tcBorders>
             <w:shd w:val="clear" w:color="auto" w:fill="D9E2F3"/>
-            <w:tcMar>
-              <w:top w:w="50" w:type="dxa"/>
-              <w:left w:w="90" w:type="dxa"/>
-              <w:bottom w:w="50" w:type="dxa"/>
-              <w:right w:w="90" w:type="dxa"/>
-            </w:tcMar>
             <w:vAlign w:val="center"/>
           </w:tcPr>
           <w:p>
@@ -4674,12 +4244,6 @@
               <w:right w:val="single" w:sz="6" w:space="0" w:color="1F3864"/>
             </w:tcBorders>
             <w:shd w:val="clear" w:color="auto" w:fill="D9E2F3"/>
-            <w:tcMar>
-              <w:top w:w="50" w:type="dxa"/>
-              <w:left w:w="90" w:type="dxa"/>
-              <w:bottom w:w="50" w:type="dxa"/>
-              <w:right w:w="90" w:type="dxa"/>
-            </w:tcMar>
             <w:vAlign w:val="center"/>
           </w:tcPr>
           <w:p>
@@ -4712,12 +4276,6 @@
               <w:right w:val="single" w:sz="6" w:space="0" w:color="1F3864"/>
             </w:tcBorders>
             <w:shd w:val="clear" w:color="auto" w:fill="D9E2F3"/>
-            <w:tcMar>
-              <w:top w:w="50" w:type="dxa"/>
-              <w:left w:w="90" w:type="dxa"/>
-              <w:bottom w:w="50" w:type="dxa"/>
-              <w:right w:w="90" w:type="dxa"/>
-            </w:tcMar>
             <w:vAlign w:val="center"/>
           </w:tcPr>
           <w:p>
@@ -4787,12 +4345,6 @@
               <w:right w:val="single" w:sz="6" w:space="0" w:color="1F3864"/>
             </w:tcBorders>
             <w:shd w:val="clear" w:color="auto" w:fill="D9E2F3"/>
-            <w:tcMar>
-              <w:top w:w="50" w:type="dxa"/>
-              <w:left w:w="90" w:type="dxa"/>
-              <w:bottom w:w="50" w:type="dxa"/>
-              <w:right w:w="90" w:type="dxa"/>
-            </w:tcMar>
             <w:vAlign w:val="center"/>
           </w:tcPr>
           <w:p>
@@ -4825,12 +4377,6 @@
               <w:right w:val="single" w:sz="6" w:space="0" w:color="1F3864"/>
             </w:tcBorders>
             <w:shd w:val="clear" w:color="auto" w:fill="D9E2F3"/>
-            <w:tcMar>
-              <w:top w:w="50" w:type="dxa"/>
-              <w:left w:w="90" w:type="dxa"/>
-              <w:bottom w:w="50" w:type="dxa"/>
-              <w:right w:w="90" w:type="dxa"/>
-            </w:tcMar>
             <w:vAlign w:val="center"/>
           </w:tcPr>
           <w:p>
@@ -4877,12 +4423,6 @@
               <w:right w:val="single" w:sz="6" w:space="0" w:color="1F3864"/>
             </w:tcBorders>
             <w:shd w:val="clear" w:color="auto" w:fill="D9E2F3"/>
-            <w:tcMar>
-              <w:top w:w="50" w:type="dxa"/>
-              <w:left w:w="90" w:type="dxa"/>
-              <w:bottom w:w="50" w:type="dxa"/>
-              <w:right w:w="90" w:type="dxa"/>
-            </w:tcMar>
             <w:vAlign w:val="center"/>
           </w:tcPr>
           <w:p>
@@ -4915,12 +4455,6 @@
               <w:right w:val="single" w:sz="6" w:space="0" w:color="1F3864"/>
             </w:tcBorders>
             <w:shd w:val="clear" w:color="auto" w:fill="D9E2F3"/>
-            <w:tcMar>
-              <w:top w:w="50" w:type="dxa"/>
-              <w:left w:w="90" w:type="dxa"/>
-              <w:bottom w:w="50" w:type="dxa"/>
-              <w:right w:w="90" w:type="dxa"/>
-            </w:tcMar>
             <w:vAlign w:val="center"/>
           </w:tcPr>
           <w:p>
@@ -4953,12 +4487,6 @@
               <w:right w:val="single" w:sz="6" w:space="0" w:color="1F3864"/>
             </w:tcBorders>
             <w:shd w:val="clear" w:color="auto" w:fill="D9E2F3"/>
-            <w:tcMar>
-              <w:top w:w="50" w:type="dxa"/>
-              <w:left w:w="90" w:type="dxa"/>
-              <w:bottom w:w="50" w:type="dxa"/>
-              <w:right w:w="90" w:type="dxa"/>
-            </w:tcMar>
             <w:vAlign w:val="center"/>
           </w:tcPr>
           <w:p>
@@ -5028,12 +4556,6 @@
               <w:right w:val="single" w:sz="6" w:space="0" w:color="1F3864"/>
             </w:tcBorders>
             <w:shd w:val="clear" w:color="auto" w:fill="D9E2F3"/>
-            <w:tcMar>
-              <w:top w:w="50" w:type="dxa"/>
-              <w:left w:w="90" w:type="dxa"/>
-              <w:bottom w:w="50" w:type="dxa"/>
-              <w:right w:w="90" w:type="dxa"/>
-            </w:tcMar>
             <w:vAlign w:val="center"/>
           </w:tcPr>
           <w:p>
@@ -5066,12 +4588,6 @@
               <w:right w:val="single" w:sz="6" w:space="0" w:color="1F3864"/>
             </w:tcBorders>
             <w:shd w:val="clear" w:color="auto" w:fill="D9E2F3"/>
-            <w:tcMar>
-              <w:top w:w="50" w:type="dxa"/>
-              <w:left w:w="90" w:type="dxa"/>
-              <w:bottom w:w="50" w:type="dxa"/>
-              <w:right w:w="90" w:type="dxa"/>
-            </w:tcMar>
             <w:vAlign w:val="center"/>
           </w:tcPr>
           <w:p>
@@ -5116,12 +4632,6 @@
               <w:right w:val="single" w:sz="6" w:space="0" w:color="1F3864"/>
             </w:tcBorders>
             <w:shd w:val="clear" w:color="auto" w:fill="4472C4"/>
-            <w:tcMar>
-              <w:top w:w="50" w:type="dxa"/>
-              <w:left w:w="90" w:type="dxa"/>
-              <w:bottom w:w="50" w:type="dxa"/>
-              <w:right w:w="90" w:type="dxa"/>
-            </w:tcMar>
             <w:vAlign w:val="center"/>
           </w:tcPr>
           <w:p>
@@ -5164,12 +4674,6 @@
               <w:right w:val="single" w:sz="6" w:space="0" w:color="1F3864"/>
             </w:tcBorders>
             <w:shd w:val="clear" w:color="auto" w:fill="4472C4"/>
-            <w:tcMar>
-              <w:top w:w="50" w:type="dxa"/>
-              <w:left w:w="90" w:type="dxa"/>
-              <w:bottom w:w="50" w:type="dxa"/>
-              <w:right w:w="90" w:type="dxa"/>
-            </w:tcMar>
             <w:vAlign w:val="center"/>
           </w:tcPr>
           <w:p>
@@ -5209,12 +4713,6 @@
               <w:right w:val="single" w:sz="6" w:space="0" w:color="1F3864"/>
             </w:tcBorders>
             <w:shd w:val="clear" w:color="auto" w:fill="D9E2F3"/>
-            <w:tcMar>
-              <w:top w:w="50" w:type="dxa"/>
-              <w:left w:w="90" w:type="dxa"/>
-              <w:bottom w:w="50" w:type="dxa"/>
-              <w:right w:w="90" w:type="dxa"/>
-            </w:tcMar>
             <w:vAlign w:val="center"/>
           </w:tcPr>
           <w:p>
@@ -5273,12 +4771,6 @@
               <w:right w:val="single" w:sz="6" w:space="0" w:color="1F3864"/>
             </w:tcBorders>
             <w:shd w:val="clear" w:color="auto" w:fill="4472C4"/>
-            <w:tcMar>
-              <w:top w:w="50" w:type="dxa"/>
-              <w:left w:w="90" w:type="dxa"/>
-              <w:bottom w:w="50" w:type="dxa"/>
-              <w:right w:w="90" w:type="dxa"/>
-            </w:tcMar>
             <w:vAlign w:val="center"/>
           </w:tcPr>
           <w:p>
@@ -5320,12 +4812,6 @@
               <w:right w:val="single" w:sz="6" w:space="0" w:color="1F3864"/>
             </w:tcBorders>
             <w:shd w:val="clear" w:color="auto" w:fill="D9E2F3"/>
-            <w:tcMar>
-              <w:top w:w="50" w:type="dxa"/>
-              <w:left w:w="90" w:type="dxa"/>
-              <w:bottom w:w="50" w:type="dxa"/>
-              <w:right w:w="90" w:type="dxa"/>
-            </w:tcMar>
             <w:vAlign w:val="center"/>
           </w:tcPr>
           <w:p>
@@ -5466,12 +4952,6 @@
               <w:right w:val="single" w:sz="6" w:space="0" w:color="1F3864"/>
             </w:tcBorders>
             <w:shd w:val="clear" w:color="auto" w:fill="D9E2F3"/>
-            <w:tcMar>
-              <w:top w:w="50" w:type="dxa"/>
-              <w:left w:w="90" w:type="dxa"/>
-              <w:bottom w:w="50" w:type="dxa"/>
-              <w:right w:w="90" w:type="dxa"/>
-            </w:tcMar>
             <w:vAlign w:val="center"/>
           </w:tcPr>
           <w:p>
@@ -5647,12 +5127,6 @@
               <w:right w:val="single" w:sz="6" w:space="0" w:color="1F3864"/>
             </w:tcBorders>
             <w:shd w:val="clear" w:color="auto" w:fill="D9E2F3"/>
-            <w:tcMar>
-              <w:top w:w="50" w:type="dxa"/>
-              <w:left w:w="90" w:type="dxa"/>
-              <w:bottom w:w="50" w:type="dxa"/>
-              <w:right w:w="90" w:type="dxa"/>
-            </w:tcMar>
             <w:vAlign w:val="center"/>
           </w:tcPr>
           <w:p>
@@ -5739,12 +5213,6 @@
               <w:right w:val="single" w:sz="6" w:space="0" w:color="1F3864"/>
             </w:tcBorders>
             <w:shd w:val="clear" w:color="auto" w:fill="D9E2F3"/>
-            <w:tcMar>
-              <w:top w:w="50" w:type="dxa"/>
-              <w:left w:w="90" w:type="dxa"/>
-              <w:bottom w:w="50" w:type="dxa"/>
-              <w:right w:w="90" w:type="dxa"/>
-            </w:tcMar>
             <w:vAlign w:val="center"/>
           </w:tcPr>
           <w:p>
@@ -5792,12 +5260,6 @@
               <w:right w:val="single" w:sz="6" w:space="0" w:color="1F3864"/>
             </w:tcBorders>
             <w:shd w:val="clear" w:color="auto" w:fill="4472C4"/>
-            <w:tcMar>
-              <w:top w:w="50" w:type="dxa"/>
-              <w:left w:w="90" w:type="dxa"/>
-              <w:bottom w:w="50" w:type="dxa"/>
-              <w:right w:w="90" w:type="dxa"/>
-            </w:tcMar>
             <w:vAlign w:val="center"/>
           </w:tcPr>
           <w:p>
@@ -5838,12 +5300,6 @@
               <w:right w:val="single" w:sz="6" w:space="0" w:color="1F3864"/>
             </w:tcBorders>
             <w:shd w:val="clear" w:color="auto" w:fill="4472C4"/>
-            <w:tcMar>
-              <w:top w:w="50" w:type="dxa"/>
-              <w:left w:w="90" w:type="dxa"/>
-              <w:bottom w:w="50" w:type="dxa"/>
-              <w:right w:w="90" w:type="dxa"/>
-            </w:tcMar>
             <w:vAlign w:val="center"/>
           </w:tcPr>
           <w:p>
@@ -5884,12 +5340,6 @@
               <w:right w:val="single" w:sz="6" w:space="0" w:color="1F3864"/>
             </w:tcBorders>
             <w:shd w:val="clear" w:color="auto" w:fill="4472C4"/>
-            <w:tcMar>
-              <w:top w:w="50" w:type="dxa"/>
-              <w:left w:w="90" w:type="dxa"/>
-              <w:bottom w:w="50" w:type="dxa"/>
-              <w:right w:w="90" w:type="dxa"/>
-            </w:tcMar>
             <w:vAlign w:val="center"/>
           </w:tcPr>
           <w:p>
@@ -5934,12 +5384,6 @@
               <w:right w:val="single" w:sz="6" w:space="0" w:color="1F3864"/>
             </w:tcBorders>
             <w:shd w:val="clear" w:color="auto" w:fill="D9E2F3"/>
-            <w:tcMar>
-              <w:top w:w="50" w:type="dxa"/>
-              <w:left w:w="90" w:type="dxa"/>
-              <w:bottom w:w="50" w:type="dxa"/>
-              <w:right w:w="90" w:type="dxa"/>
-            </w:tcMar>
             <w:vAlign w:val="center"/>
           </w:tcPr>
           <w:p>
@@ -5972,12 +5416,6 @@
               <w:right w:val="single" w:sz="6" w:space="0" w:color="1F3864"/>
             </w:tcBorders>
             <w:shd w:val="clear" w:color="auto" w:fill="D9E2F3"/>
-            <w:tcMar>
-              <w:top w:w="50" w:type="dxa"/>
-              <w:left w:w="90" w:type="dxa"/>
-              <w:bottom w:w="50" w:type="dxa"/>
-              <w:right w:w="90" w:type="dxa"/>
-            </w:tcMar>
             <w:vAlign w:val="center"/>
           </w:tcPr>
           <w:p>
@@ -6010,12 +5448,6 @@
               <w:right w:val="single" w:sz="6" w:space="0" w:color="1F3864"/>
             </w:tcBorders>
             <w:shd w:val="clear" w:color="auto" w:fill="D9E2F3"/>
-            <w:tcMar>
-              <w:top w:w="50" w:type="dxa"/>
-              <w:left w:w="90" w:type="dxa"/>
-              <w:bottom w:w="50" w:type="dxa"/>
-              <w:right w:w="90" w:type="dxa"/>
-            </w:tcMar>
             <w:vAlign w:val="center"/>
           </w:tcPr>
           <w:p>
@@ -6094,12 +5526,6 @@
               <w:right w:val="single" w:sz="6" w:space="0" w:color="1F3864"/>
             </w:tcBorders>
             <w:shd w:val="clear" w:color="auto" w:fill="D9E2F3"/>
-            <w:tcMar>
-              <w:top w:w="50" w:type="dxa"/>
-              <w:left w:w="90" w:type="dxa"/>
-              <w:bottom w:w="50" w:type="dxa"/>
-              <w:right w:w="90" w:type="dxa"/>
-            </w:tcMar>
             <w:vAlign w:val="center"/>
           </w:tcPr>
           <w:p>
@@ -6132,12 +5558,6 @@
               <w:right w:val="single" w:sz="6" w:space="0" w:color="1F3864"/>
             </w:tcBorders>
             <w:shd w:val="clear" w:color="auto" w:fill="D9E2F3"/>
-            <w:tcMar>
-              <w:top w:w="50" w:type="dxa"/>
-              <w:left w:w="90" w:type="dxa"/>
-              <w:bottom w:w="50" w:type="dxa"/>
-              <w:right w:w="90" w:type="dxa"/>
-            </w:tcMar>
             <w:vAlign w:val="center"/>
           </w:tcPr>
           <w:p>
@@ -6193,12 +5613,6 @@
               <w:right w:val="single" w:sz="6" w:space="0" w:color="1F3864"/>
             </w:tcBorders>
             <w:shd w:val="clear" w:color="auto" w:fill="D9E2F3"/>
-            <w:tcMar>
-              <w:top w:w="50" w:type="dxa"/>
-              <w:left w:w="90" w:type="dxa"/>
-              <w:bottom w:w="50" w:type="dxa"/>
-              <w:right w:w="90" w:type="dxa"/>
-            </w:tcMar>
             <w:vAlign w:val="center"/>
           </w:tcPr>
           <w:p>
@@ -6231,12 +5645,6 @@
               <w:right w:val="single" w:sz="6" w:space="0" w:color="1F3864"/>
             </w:tcBorders>
             <w:shd w:val="clear" w:color="auto" w:fill="D9E2F3"/>
-            <w:tcMar>
-              <w:top w:w="50" w:type="dxa"/>
-              <w:left w:w="90" w:type="dxa"/>
-              <w:bottom w:w="50" w:type="dxa"/>
-              <w:right w:w="90" w:type="dxa"/>
-            </w:tcMar>
             <w:vAlign w:val="center"/>
           </w:tcPr>
           <w:p>
@@ -6269,12 +5677,6 @@
               <w:right w:val="single" w:sz="6" w:space="0" w:color="1F3864"/>
             </w:tcBorders>
             <w:shd w:val="clear" w:color="auto" w:fill="D9E2F3"/>
-            <w:tcMar>
-              <w:top w:w="50" w:type="dxa"/>
-              <w:left w:w="90" w:type="dxa"/>
-              <w:bottom w:w="50" w:type="dxa"/>
-              <w:right w:w="90" w:type="dxa"/>
-            </w:tcMar>
             <w:vAlign w:val="center"/>
           </w:tcPr>
           <w:p>
@@ -6344,12 +5746,6 @@
               <w:right w:val="single" w:sz="6" w:space="0" w:color="1F3864"/>
             </w:tcBorders>
             <w:shd w:val="clear" w:color="auto" w:fill="D9E2F3"/>
-            <w:tcMar>
-              <w:top w:w="50" w:type="dxa"/>
-              <w:left w:w="90" w:type="dxa"/>
-              <w:bottom w:w="50" w:type="dxa"/>
-              <w:right w:w="90" w:type="dxa"/>
-            </w:tcMar>
             <w:vAlign w:val="center"/>
           </w:tcPr>
           <w:p>
@@ -6382,12 +5778,6 @@
               <w:right w:val="single" w:sz="6" w:space="0" w:color="1F3864"/>
             </w:tcBorders>
             <w:shd w:val="clear" w:color="auto" w:fill="D9E2F3"/>
-            <w:tcMar>
-              <w:top w:w="50" w:type="dxa"/>
-              <w:left w:w="90" w:type="dxa"/>
-              <w:bottom w:w="50" w:type="dxa"/>
-              <w:right w:w="90" w:type="dxa"/>
-            </w:tcMar>
             <w:vAlign w:val="center"/>
           </w:tcPr>
           <w:p>
@@ -6432,12 +5822,6 @@
               <w:right w:val="single" w:sz="6" w:space="0" w:color="1F3864"/>
             </w:tcBorders>
             <w:shd w:val="clear" w:color="auto" w:fill="4472C4"/>
-            <w:tcMar>
-              <w:top w:w="50" w:type="dxa"/>
-              <w:left w:w="90" w:type="dxa"/>
-              <w:bottom w:w="50" w:type="dxa"/>
-              <w:right w:w="90" w:type="dxa"/>
-            </w:tcMar>
             <w:vAlign w:val="center"/>
           </w:tcPr>
           <w:p>
@@ -6480,12 +5864,6 @@
               <w:right w:val="single" w:sz="6" w:space="0" w:color="1F3864"/>
             </w:tcBorders>
             <w:shd w:val="clear" w:color="auto" w:fill="4472C4"/>
-            <w:tcMar>
-              <w:top w:w="50" w:type="dxa"/>
-              <w:left w:w="90" w:type="dxa"/>
-              <w:bottom w:w="50" w:type="dxa"/>
-              <w:right w:w="90" w:type="dxa"/>
-            </w:tcMar>
             <w:vAlign w:val="center"/>
           </w:tcPr>
           <w:p>
@@ -6525,12 +5903,6 @@
               <w:right w:val="single" w:sz="6" w:space="0" w:color="1F3864"/>
             </w:tcBorders>
             <w:shd w:val="clear" w:color="auto" w:fill="D9E2F3"/>
-            <w:tcMar>
-              <w:top w:w="50" w:type="dxa"/>
-              <w:left w:w="90" w:type="dxa"/>
-              <w:bottom w:w="50" w:type="dxa"/>
-              <w:right w:w="90" w:type="dxa"/>
-            </w:tcMar>
             <w:vAlign w:val="center"/>
           </w:tcPr>
           <w:p>
@@ -6589,12 +5961,6 @@
               <w:right w:val="single" w:sz="6" w:space="0" w:color="1F3864"/>
             </w:tcBorders>
             <w:shd w:val="clear" w:color="auto" w:fill="4472C4"/>
-            <w:tcMar>
-              <w:top w:w="50" w:type="dxa"/>
-              <w:left w:w="90" w:type="dxa"/>
-              <w:bottom w:w="50" w:type="dxa"/>
-              <w:right w:w="90" w:type="dxa"/>
-            </w:tcMar>
             <w:vAlign w:val="center"/>
           </w:tcPr>
           <w:p>
@@ -6636,12 +6002,6 @@
               <w:right w:val="single" w:sz="6" w:space="0" w:color="1F3864"/>
             </w:tcBorders>
             <w:shd w:val="clear" w:color="auto" w:fill="D9E2F3"/>
-            <w:tcMar>
-              <w:top w:w="50" w:type="dxa"/>
-              <w:left w:w="90" w:type="dxa"/>
-              <w:bottom w:w="50" w:type="dxa"/>
-              <w:right w:w="90" w:type="dxa"/>
-            </w:tcMar>
             <w:vAlign w:val="center"/>
           </w:tcPr>
           <w:p>
@@ -6674,12 +6034,6 @@
               <w:right w:val="single" w:sz="6" w:space="0" w:color="1F3864"/>
             </w:tcBorders>
             <w:shd w:val="clear" w:color="auto" w:fill="D9E2F3"/>
-            <w:tcMar>
-              <w:top w:w="50" w:type="dxa"/>
-              <w:left w:w="90" w:type="dxa"/>
-              <w:bottom w:w="50" w:type="dxa"/>
-              <w:right w:w="90" w:type="dxa"/>
-            </w:tcMar>
             <w:vAlign w:val="center"/>
           </w:tcPr>
           <w:p>
@@ -6763,12 +6117,6 @@
               <w:right w:val="single" w:sz="6" w:space="0" w:color="1F3864"/>
             </w:tcBorders>
             <w:shd w:val="clear" w:color="auto" w:fill="D9E2F3"/>
-            <w:tcMar>
-              <w:top w:w="50" w:type="dxa"/>
-              <w:left w:w="90" w:type="dxa"/>
-              <w:bottom w:w="50" w:type="dxa"/>
-              <w:right w:w="90" w:type="dxa"/>
-            </w:tcMar>
             <w:vAlign w:val="center"/>
           </w:tcPr>
           <w:p>
@@ -6819,6 +6167,55 @@
           </w:p>
         </w:tc>
       </w:tr>
+    </w:tbl>
+    <w:p>
+      <w:pPr>
+        <w:spacing w:before="0" w:after="0" w:line="240" w:lineRule="auto"/>
+        <w:rPr>
+          <w:sz w:val="18"/>
+          <w:szCs w:val="18"/>
+        </w:rPr>
+      </w:pPr>
+    </w:p>
+    <w:tbl>
+      <w:tblPr>
+        <w:tblW w:w="9405" w:type="dxa"/>
+        <w:jc w:val="center"/>
+        <w:tblBorders>
+          <w:top w:val="single" w:sz="6" w:space="0" w:color="1F3864"/>
+          <w:left w:val="single" w:sz="6" w:space="0" w:color="1F3864"/>
+          <w:bottom w:val="single" w:sz="6" w:space="0" w:color="1F3864"/>
+          <w:right w:val="single" w:sz="6" w:space="0" w:color="1F3864"/>
+          <w:insideH w:val="single" w:sz="6" w:space="0" w:color="1F3864"/>
+          <w:insideV w:val="single" w:sz="6" w:space="0" w:color="1F3864"/>
+        </w:tblBorders>
+        <w:tblLayout w:type="fixed"/>
+        <w:tblCellMar>
+          <w:top w:w="40" w:type="dxa"/>
+          <w:left w:w="90" w:type="dxa"/>
+          <w:bottom w:w="40" w:type="dxa"/>
+          <w:right w:w="90" w:type="dxa"/>
+        </w:tblCellMar>
+        <w:tblLook w:val="0000" w:firstRow="0" w:lastRow="0" w:firstColumn="0" w:lastColumn="0" w:noHBand="0" w:noVBand="0"/>
+      </w:tblPr>
+      <w:tblGrid>
+        <w:gridCol w:w="1175"/>
+        <w:gridCol w:w="391"/>
+        <w:gridCol w:w="391"/>
+        <w:gridCol w:w="391"/>
+        <w:gridCol w:w="783"/>
+        <w:gridCol w:w="391"/>
+        <w:gridCol w:w="391"/>
+        <w:gridCol w:w="783"/>
+        <w:gridCol w:w="783"/>
+        <w:gridCol w:w="391"/>
+        <w:gridCol w:w="391"/>
+        <w:gridCol w:w="391"/>
+        <w:gridCol w:w="391"/>
+        <w:gridCol w:w="391"/>
+        <w:gridCol w:w="391"/>
+        <w:gridCol w:w="1567"/>
+      </w:tblGrid>
       <w:tr>
         <w:tc>
           <w:tcPr>
@@ -6831,12 +6228,6 @@
               <w:right w:val="single" w:sz="6" w:space="0" w:color="1F3864"/>
             </w:tcBorders>
             <w:shd w:val="clear" w:color="auto" w:fill="4472C4"/>
-            <w:tcMar>
-              <w:top w:w="50" w:type="dxa"/>
-              <w:left w:w="90" w:type="dxa"/>
-              <w:bottom w:w="50" w:type="dxa"/>
-              <w:right w:w="90" w:type="dxa"/>
-            </w:tcMar>
             <w:vAlign w:val="center"/>
           </w:tcPr>
           <w:p>
@@ -6879,12 +6270,6 @@
               <w:right w:val="single" w:sz="6" w:space="0" w:color="1F3864"/>
             </w:tcBorders>
             <w:shd w:val="clear" w:color="auto" w:fill="4472C4"/>
-            <w:tcMar>
-              <w:top w:w="50" w:type="dxa"/>
-              <w:left w:w="90" w:type="dxa"/>
-              <w:bottom w:w="50" w:type="dxa"/>
-              <w:right w:w="90" w:type="dxa"/>
-            </w:tcMar>
             <w:vAlign w:val="center"/>
           </w:tcPr>
           <w:p>
@@ -6925,12 +6310,6 @@
               <w:right w:val="single" w:sz="6" w:space="0" w:color="1F3864"/>
             </w:tcBorders>
             <w:shd w:val="clear" w:color="auto" w:fill="4472C4"/>
-            <w:tcMar>
-              <w:top w:w="50" w:type="dxa"/>
-              <w:left w:w="90" w:type="dxa"/>
-              <w:bottom w:w="50" w:type="dxa"/>
-              <w:right w:w="90" w:type="dxa"/>
-            </w:tcMar>
             <w:vAlign w:val="center"/>
           </w:tcPr>
           <w:p>
@@ -6971,12 +6350,6 @@
               <w:right w:val="single" w:sz="6" w:space="0" w:color="1F3864"/>
             </w:tcBorders>
             <w:shd w:val="clear" w:color="auto" w:fill="4472C4"/>
-            <w:tcMar>
-              <w:top w:w="50" w:type="dxa"/>
-              <w:left w:w="90" w:type="dxa"/>
-              <w:bottom w:w="50" w:type="dxa"/>
-              <w:right w:w="90" w:type="dxa"/>
-            </w:tcMar>
             <w:vAlign w:val="center"/>
           </w:tcPr>
           <w:p>
@@ -7017,12 +6390,6 @@
               <w:right w:val="single" w:sz="6" w:space="0" w:color="1F3864"/>
             </w:tcBorders>
             <w:shd w:val="clear" w:color="auto" w:fill="4472C4"/>
-            <w:tcMar>
-              <w:top w:w="50" w:type="dxa"/>
-              <w:left w:w="90" w:type="dxa"/>
-              <w:bottom w:w="50" w:type="dxa"/>
-              <w:right w:w="90" w:type="dxa"/>
-            </w:tcMar>
             <w:vAlign w:val="center"/>
           </w:tcPr>
           <w:p>
@@ -7063,12 +6430,6 @@
               <w:right w:val="single" w:sz="6" w:space="0" w:color="1F3864"/>
             </w:tcBorders>
             <w:shd w:val="clear" w:color="auto" w:fill="4472C4"/>
-            <w:tcMar>
-              <w:top w:w="50" w:type="dxa"/>
-              <w:left w:w="90" w:type="dxa"/>
-              <w:bottom w:w="50" w:type="dxa"/>
-              <w:right w:w="90" w:type="dxa"/>
-            </w:tcMar>
             <w:vAlign w:val="center"/>
           </w:tcPr>
           <w:p>
@@ -7111,12 +6472,6 @@
               <w:right w:val="single" w:sz="6" w:space="0" w:color="1F3864"/>
             </w:tcBorders>
             <w:shd w:val="clear" w:color="auto" w:fill="D9E2F3"/>
-            <w:tcMar>
-              <w:top w:w="50" w:type="dxa"/>
-              <w:left w:w="90" w:type="dxa"/>
-              <w:bottom w:w="50" w:type="dxa"/>
-              <w:right w:w="90" w:type="dxa"/>
-            </w:tcMar>
             <w:vAlign w:val="center"/>
           </w:tcPr>
           <w:p>
@@ -7226,12 +6581,6 @@
               <w:right w:val="single" w:sz="6" w:space="0" w:color="1F3864"/>
             </w:tcBorders>
             <w:shd w:val="clear" w:color="auto" w:fill="D9E2F3"/>
-            <w:tcMar>
-              <w:top w:w="50" w:type="dxa"/>
-              <w:left w:w="90" w:type="dxa"/>
-              <w:bottom w:w="50" w:type="dxa"/>
-              <w:right w:w="90" w:type="dxa"/>
-            </w:tcMar>
             <w:vAlign w:val="center"/>
           </w:tcPr>
           <w:p>
@@ -7303,12 +6652,6 @@
               <w:right w:val="single" w:sz="6" w:space="0" w:color="1F3864"/>
             </w:tcBorders>
             <w:shd w:val="clear" w:color="auto" w:fill="D9E2F3"/>
-            <w:tcMar>
-              <w:top w:w="50" w:type="dxa"/>
-              <w:left w:w="90" w:type="dxa"/>
-              <w:bottom w:w="50" w:type="dxa"/>
-              <w:right w:w="90" w:type="dxa"/>
-            </w:tcMar>
             <w:vAlign w:val="center"/>
           </w:tcPr>
           <w:p>
@@ -7380,12 +6723,6 @@
               <w:right w:val="single" w:sz="6" w:space="0" w:color="1F3864"/>
             </w:tcBorders>
             <w:shd w:val="clear" w:color="auto" w:fill="D9E2F3"/>
-            <w:tcMar>
-              <w:top w:w="50" w:type="dxa"/>
-              <w:left w:w="90" w:type="dxa"/>
-              <w:bottom w:w="50" w:type="dxa"/>
-              <w:right w:w="90" w:type="dxa"/>
-            </w:tcMar>
             <w:vAlign w:val="center"/>
           </w:tcPr>
           <w:p>
@@ -7457,12 +6794,6 @@
               <w:right w:val="single" w:sz="6" w:space="0" w:color="1F3864"/>
             </w:tcBorders>
             <w:shd w:val="clear" w:color="auto" w:fill="D9E2F3"/>
-            <w:tcMar>
-              <w:top w:w="50" w:type="dxa"/>
-              <w:left w:w="90" w:type="dxa"/>
-              <w:bottom w:w="50" w:type="dxa"/>
-              <w:right w:w="90" w:type="dxa"/>
-            </w:tcMar>
             <w:vAlign w:val="center"/>
           </w:tcPr>
           <w:p>
@@ -7524,6 +6855,55 @@
           </w:p>
         </w:tc>
       </w:tr>
+    </w:tbl>
+    <w:p>
+      <w:pPr>
+        <w:spacing w:before="0" w:after="0" w:line="240" w:lineRule="auto"/>
+        <w:rPr>
+          <w:sz w:val="18"/>
+          <w:szCs w:val="18"/>
+        </w:rPr>
+      </w:pPr>
+    </w:p>
+    <w:tbl>
+      <w:tblPr>
+        <w:tblW w:w="9405" w:type="dxa"/>
+        <w:jc w:val="center"/>
+        <w:tblBorders>
+          <w:top w:val="single" w:sz="6" w:space="0" w:color="1F3864"/>
+          <w:left w:val="single" w:sz="6" w:space="0" w:color="1F3864"/>
+          <w:bottom w:val="single" w:sz="6" w:space="0" w:color="1F3864"/>
+          <w:right w:val="single" w:sz="6" w:space="0" w:color="1F3864"/>
+          <w:insideH w:val="single" w:sz="6" w:space="0" w:color="1F3864"/>
+          <w:insideV w:val="single" w:sz="6" w:space="0" w:color="1F3864"/>
+        </w:tblBorders>
+        <w:tblLayout w:type="fixed"/>
+        <w:tblCellMar>
+          <w:top w:w="40" w:type="dxa"/>
+          <w:left w:w="90" w:type="dxa"/>
+          <w:bottom w:w="40" w:type="dxa"/>
+          <w:right w:w="90" w:type="dxa"/>
+        </w:tblCellMar>
+        <w:tblLook w:val="0000" w:firstRow="0" w:lastRow="0" w:firstColumn="0" w:lastColumn="0" w:noHBand="0" w:noVBand="0"/>
+      </w:tblPr>
+      <w:tblGrid>
+        <w:gridCol w:w="1175"/>
+        <w:gridCol w:w="391"/>
+        <w:gridCol w:w="391"/>
+        <w:gridCol w:w="391"/>
+        <w:gridCol w:w="783"/>
+        <w:gridCol w:w="391"/>
+        <w:gridCol w:w="391"/>
+        <w:gridCol w:w="783"/>
+        <w:gridCol w:w="783"/>
+        <w:gridCol w:w="391"/>
+        <w:gridCol w:w="391"/>
+        <w:gridCol w:w="391"/>
+        <w:gridCol w:w="391"/>
+        <w:gridCol w:w="391"/>
+        <w:gridCol w:w="391"/>
+        <w:gridCol w:w="1567"/>
+      </w:tblGrid>
       <w:tr>
         <w:tc>
           <w:tcPr>
@@ -7536,12 +6916,6 @@
               <w:right w:val="single" w:sz="6" w:space="0" w:color="1F3864"/>
             </w:tcBorders>
             <w:shd w:val="clear" w:color="auto" w:fill="4472C4"/>
-            <w:tcMar>
-              <w:top w:w="50" w:type="dxa"/>
-              <w:left w:w="90" w:type="dxa"/>
-              <w:bottom w:w="50" w:type="dxa"/>
-              <w:right w:w="90" w:type="dxa"/>
-            </w:tcMar>
             <w:vAlign w:val="center"/>
           </w:tcPr>
           <w:p>
@@ -7581,12 +6955,6 @@
               <w:right w:val="single" w:sz="6" w:space="0" w:color="1F3864"/>
             </w:tcBorders>
             <w:shd w:val="clear" w:color="auto" w:fill="D9E2F3"/>
-            <w:tcMar>
-              <w:top w:w="50" w:type="dxa"/>
-              <w:left w:w="90" w:type="dxa"/>
-              <w:bottom w:w="50" w:type="dxa"/>
-              <w:right w:w="90" w:type="dxa"/>
-            </w:tcMar>
             <w:vAlign w:val="center"/>
           </w:tcPr>
           <w:p>
@@ -7741,12 +7109,6 @@
               <w:right w:val="single" w:sz="6" w:space="0" w:color="1F3864"/>
             </w:tcBorders>
             <w:shd w:val="clear" w:color="auto" w:fill="4472C4"/>
-            <w:tcMar>
-              <w:top w:w="50" w:type="dxa"/>
-              <w:left w:w="90" w:type="dxa"/>
-              <w:bottom w:w="50" w:type="dxa"/>
-              <w:right w:w="90" w:type="dxa"/>
-            </w:tcMar>
             <w:vAlign w:val="center"/>
           </w:tcPr>
           <w:p>
@@ -7786,12 +7148,6 @@
               <w:right w:val="single" w:sz="6" w:space="0" w:color="1F3864"/>
             </w:tcBorders>
             <w:shd w:val="clear" w:color="auto" w:fill="D9E2F3"/>
-            <w:tcMar>
-              <w:top w:w="50" w:type="dxa"/>
-              <w:left w:w="90" w:type="dxa"/>
-              <w:bottom w:w="50" w:type="dxa"/>
-              <w:right w:w="90" w:type="dxa"/>
-            </w:tcMar>
             <w:vAlign w:val="center"/>
           </w:tcPr>
           <w:p>
@@ -7923,12 +7279,6 @@
               <w:right w:val="single" w:sz="6" w:space="0" w:color="1F3864"/>
             </w:tcBorders>
             <w:shd w:val="clear" w:color="auto" w:fill="4472C4"/>
-            <w:tcMar>
-              <w:top w:w="50" w:type="dxa"/>
-              <w:left w:w="90" w:type="dxa"/>
-              <w:bottom w:w="50" w:type="dxa"/>
-              <w:right w:w="90" w:type="dxa"/>
-            </w:tcMar>
             <w:vAlign w:val="center"/>
           </w:tcPr>
           <w:p>
@@ -7968,12 +7318,6 @@
               <w:right w:val="single" w:sz="6" w:space="0" w:color="1F3864"/>
             </w:tcBorders>
             <w:shd w:val="clear" w:color="auto" w:fill="D9E2F3"/>
-            <w:tcMar>
-              <w:top w:w="50" w:type="dxa"/>
-              <w:left w:w="90" w:type="dxa"/>
-              <w:bottom w:w="50" w:type="dxa"/>
-              <w:right w:w="90" w:type="dxa"/>
-            </w:tcMar>
             <w:vAlign w:val="center"/>
           </w:tcPr>
           <w:p>
@@ -8059,12 +7403,6 @@
               <w:right w:val="single" w:sz="6" w:space="0" w:color="1F3864"/>
             </w:tcBorders>
             <w:shd w:val="clear" w:color="auto" w:fill="4472C4"/>
-            <w:tcMar>
-              <w:top w:w="50" w:type="dxa"/>
-              <w:left w:w="90" w:type="dxa"/>
-              <w:bottom w:w="50" w:type="dxa"/>
-              <w:right w:w="90" w:type="dxa"/>
-            </w:tcMar>
             <w:vAlign w:val="center"/>
           </w:tcPr>
           <w:p>
@@ -8104,12 +7442,6 @@
               <w:right w:val="single" w:sz="6" w:space="0" w:color="1F3864"/>
             </w:tcBorders>
             <w:shd w:val="clear" w:color="auto" w:fill="D9E2F3"/>
-            <w:tcMar>
-              <w:top w:w="50" w:type="dxa"/>
-              <w:left w:w="90" w:type="dxa"/>
-              <w:bottom w:w="50" w:type="dxa"/>
-              <w:right w:w="90" w:type="dxa"/>
-            </w:tcMar>
             <w:vAlign w:val="center"/>
           </w:tcPr>
           <w:p>
@@ -8220,12 +7552,6 @@
               <w:right w:val="single" w:sz="6" w:space="0" w:color="1F3864"/>
             </w:tcBorders>
             <w:shd w:val="clear" w:color="auto" w:fill="4472C4"/>
-            <w:tcMar>
-              <w:top w:w="50" w:type="dxa"/>
-              <w:left w:w="90" w:type="dxa"/>
-              <w:bottom w:w="50" w:type="dxa"/>
-              <w:right w:w="90" w:type="dxa"/>
-            </w:tcMar>
             <w:vAlign w:val="center"/>
           </w:tcPr>
           <w:p>
@@ -8265,12 +7591,6 @@
               <w:right w:val="single" w:sz="6" w:space="0" w:color="1F3864"/>
             </w:tcBorders>
             <w:shd w:val="clear" w:color="auto" w:fill="D9E2F3"/>
-            <w:tcMar>
-              <w:top w:w="50" w:type="dxa"/>
-              <w:left w:w="90" w:type="dxa"/>
-              <w:bottom w:w="50" w:type="dxa"/>
-              <w:right w:w="90" w:type="dxa"/>
-            </w:tcMar>
             <w:vAlign w:val="center"/>
           </w:tcPr>
           <w:p>
@@ -8315,12 +7635,6 @@
               <w:right w:val="single" w:sz="6" w:space="0" w:color="1F3864"/>
             </w:tcBorders>
             <w:shd w:val="clear" w:color="auto" w:fill="4472C4"/>
-            <w:tcMar>
-              <w:top w:w="50" w:type="dxa"/>
-              <w:left w:w="90" w:type="dxa"/>
-              <w:bottom w:w="50" w:type="dxa"/>
-              <w:right w:w="90" w:type="dxa"/>
-            </w:tcMar>
             <w:vAlign w:val="center"/>
           </w:tcPr>
           <w:p>
@@ -8387,12 +7701,6 @@
               <w:right w:val="single" w:sz="6" w:space="0" w:color="1F3864"/>
             </w:tcBorders>
             <w:shd w:val="clear" w:color="auto" w:fill="4472C4"/>
-            <w:tcMar>
-              <w:top w:w="50" w:type="dxa"/>
-              <w:left w:w="90" w:type="dxa"/>
-              <w:bottom w:w="50" w:type="dxa"/>
-              <w:right w:w="90" w:type="dxa"/>
-            </w:tcMar>
             <w:vAlign w:val="center"/>
           </w:tcPr>
           <w:p>
@@ -8432,12 +7740,6 @@
               <w:right w:val="single" w:sz="6" w:space="0" w:color="1F3864"/>
             </w:tcBorders>
             <w:shd w:val="clear" w:color="auto" w:fill="4472C4"/>
-            <w:tcMar>
-              <w:top w:w="50" w:type="dxa"/>
-              <w:left w:w="90" w:type="dxa"/>
-              <w:bottom w:w="50" w:type="dxa"/>
-              <w:right w:w="90" w:type="dxa"/>
-            </w:tcMar>
             <w:vAlign w:val="center"/>
           </w:tcPr>
           <w:p>
@@ -8477,12 +7779,6 @@
               <w:right w:val="single" w:sz="6" w:space="0" w:color="1F3864"/>
             </w:tcBorders>
             <w:shd w:val="clear" w:color="auto" w:fill="4472C4"/>
-            <w:tcMar>
-              <w:top w:w="50" w:type="dxa"/>
-              <w:left w:w="90" w:type="dxa"/>
-              <w:bottom w:w="50" w:type="dxa"/>
-              <w:right w:w="90" w:type="dxa"/>
-            </w:tcMar>
             <w:vAlign w:val="center"/>
           </w:tcPr>
           <w:p>
@@ -8522,12 +7818,6 @@
               <w:right w:val="single" w:sz="6" w:space="0" w:color="1F3864"/>
             </w:tcBorders>
             <w:shd w:val="clear" w:color="auto" w:fill="4472C4"/>
-            <w:tcMar>
-              <w:top w:w="50" w:type="dxa"/>
-              <w:left w:w="90" w:type="dxa"/>
-              <w:bottom w:w="50" w:type="dxa"/>
-              <w:right w:w="90" w:type="dxa"/>
-            </w:tcMar>
             <w:vAlign w:val="center"/>
           </w:tcPr>
           <w:p>
@@ -8594,12 +7884,6 @@
               <w:right w:val="single" w:sz="6" w:space="0" w:color="1F3864"/>
             </w:tcBorders>
             <w:shd w:val="clear" w:color="auto" w:fill="D9E2F3"/>
-            <w:tcMar>
-              <w:top w:w="50" w:type="dxa"/>
-              <w:left w:w="90" w:type="dxa"/>
-              <w:bottom w:w="50" w:type="dxa"/>
-              <w:right w:w="90" w:type="dxa"/>
-            </w:tcMar>
             <w:vAlign w:val="center"/>
           </w:tcPr>
           <w:p>
@@ -8632,12 +7916,6 @@
               <w:right w:val="single" w:sz="6" w:space="0" w:color="1F3864"/>
             </w:tcBorders>
             <w:shd w:val="clear" w:color="auto" w:fill="D9E2F3"/>
-            <w:tcMar>
-              <w:top w:w="50" w:type="dxa"/>
-              <w:left w:w="90" w:type="dxa"/>
-              <w:bottom w:w="50" w:type="dxa"/>
-              <w:right w:w="90" w:type="dxa"/>
-            </w:tcMar>
             <w:vAlign w:val="center"/>
           </w:tcPr>
           <w:p>
@@ -8670,12 +7948,6 @@
               <w:right w:val="single" w:sz="6" w:space="0" w:color="1F3864"/>
             </w:tcBorders>
             <w:shd w:val="clear" w:color="auto" w:fill="D9E2F3"/>
-            <w:tcMar>
-              <w:top w:w="50" w:type="dxa"/>
-              <w:left w:w="90" w:type="dxa"/>
-              <w:bottom w:w="50" w:type="dxa"/>
-              <w:right w:w="90" w:type="dxa"/>
-            </w:tcMar>
             <w:vAlign w:val="center"/>
           </w:tcPr>
           <w:p>
@@ -8708,12 +7980,6 @@
               <w:right w:val="single" w:sz="6" w:space="0" w:color="1F3864"/>
             </w:tcBorders>
             <w:shd w:val="clear" w:color="auto" w:fill="D9E2F3"/>
-            <w:tcMar>
-              <w:top w:w="50" w:type="dxa"/>
-              <w:left w:w="90" w:type="dxa"/>
-              <w:bottom w:w="50" w:type="dxa"/>
-              <w:right w:w="90" w:type="dxa"/>
-            </w:tcMar>
             <w:vAlign w:val="center"/>
           </w:tcPr>
           <w:p>
@@ -8773,12 +8039,6 @@
               <w:right w:val="single" w:sz="6" w:space="0" w:color="1F3864"/>
             </w:tcBorders>
             <w:shd w:val="clear" w:color="auto" w:fill="D9E2F3"/>
-            <w:tcMar>
-              <w:top w:w="50" w:type="dxa"/>
-              <w:left w:w="90" w:type="dxa"/>
-              <w:bottom w:w="50" w:type="dxa"/>
-              <w:right w:w="90" w:type="dxa"/>
-            </w:tcMar>
             <w:vAlign w:val="center"/>
           </w:tcPr>
           <w:p>
@@ -8811,12 +8071,6 @@
               <w:right w:val="single" w:sz="6" w:space="0" w:color="1F3864"/>
             </w:tcBorders>
             <w:shd w:val="clear" w:color="auto" w:fill="D9E2F3"/>
-            <w:tcMar>
-              <w:top w:w="50" w:type="dxa"/>
-              <w:left w:w="90" w:type="dxa"/>
-              <w:bottom w:w="50" w:type="dxa"/>
-              <w:right w:w="90" w:type="dxa"/>
-            </w:tcMar>
             <w:vAlign w:val="center"/>
           </w:tcPr>
           <w:p>
@@ -8849,12 +8103,6 @@
               <w:right w:val="single" w:sz="6" w:space="0" w:color="1F3864"/>
             </w:tcBorders>
             <w:shd w:val="clear" w:color="auto" w:fill="D9E2F3"/>
-            <w:tcMar>
-              <w:top w:w="50" w:type="dxa"/>
-              <w:left w:w="90" w:type="dxa"/>
-              <w:bottom w:w="50" w:type="dxa"/>
-              <w:right w:w="90" w:type="dxa"/>
-            </w:tcMar>
             <w:vAlign w:val="center"/>
           </w:tcPr>
           <w:p>
@@ -8887,12 +8135,6 @@
               <w:right w:val="single" w:sz="6" w:space="0" w:color="1F3864"/>
             </w:tcBorders>
             <w:shd w:val="clear" w:color="auto" w:fill="D9E2F3"/>
-            <w:tcMar>
-              <w:top w:w="50" w:type="dxa"/>
-              <w:left w:w="90" w:type="dxa"/>
-              <w:bottom w:w="50" w:type="dxa"/>
-              <w:right w:w="90" w:type="dxa"/>
-            </w:tcMar>
             <w:vAlign w:val="center"/>
           </w:tcPr>
           <w:p>
@@ -8952,12 +8194,6 @@
               <w:right w:val="single" w:sz="6" w:space="0" w:color="1F3864"/>
             </w:tcBorders>
             <w:shd w:val="clear" w:color="auto" w:fill="D9E2F3"/>
-            <w:tcMar>
-              <w:top w:w="50" w:type="dxa"/>
-              <w:left w:w="90" w:type="dxa"/>
-              <w:bottom w:w="50" w:type="dxa"/>
-              <w:right w:w="90" w:type="dxa"/>
-            </w:tcMar>
             <w:vAlign w:val="center"/>
           </w:tcPr>
           <w:p>
@@ -8990,12 +8226,6 @@
               <w:right w:val="single" w:sz="6" w:space="0" w:color="1F3864"/>
             </w:tcBorders>
             <w:shd w:val="clear" w:color="auto" w:fill="D9E2F3"/>
-            <w:tcMar>
-              <w:top w:w="50" w:type="dxa"/>
-              <w:left w:w="90" w:type="dxa"/>
-              <w:bottom w:w="50" w:type="dxa"/>
-              <w:right w:w="90" w:type="dxa"/>
-            </w:tcMar>
             <w:vAlign w:val="center"/>
           </w:tcPr>
           <w:p>
@@ -9028,12 +8258,6 @@
               <w:right w:val="single" w:sz="6" w:space="0" w:color="1F3864"/>
             </w:tcBorders>
             <w:shd w:val="clear" w:color="auto" w:fill="D9E2F3"/>
-            <w:tcMar>
-              <w:top w:w="50" w:type="dxa"/>
-              <w:left w:w="90" w:type="dxa"/>
-              <w:bottom w:w="50" w:type="dxa"/>
-              <w:right w:w="90" w:type="dxa"/>
-            </w:tcMar>
             <w:vAlign w:val="center"/>
           </w:tcPr>
           <w:p>
@@ -9066,12 +8290,6 @@
               <w:right w:val="single" w:sz="6" w:space="0" w:color="1F3864"/>
             </w:tcBorders>
             <w:shd w:val="clear" w:color="auto" w:fill="D9E2F3"/>
-            <w:tcMar>
-              <w:top w:w="50" w:type="dxa"/>
-              <w:left w:w="90" w:type="dxa"/>
-              <w:bottom w:w="50" w:type="dxa"/>
-              <w:right w:w="90" w:type="dxa"/>
-            </w:tcMar>
             <w:vAlign w:val="center"/>
           </w:tcPr>
           <w:p>
@@ -9131,12 +8349,6 @@
               <w:right w:val="single" w:sz="6" w:space="0" w:color="1F3864"/>
             </w:tcBorders>
             <w:shd w:val="clear" w:color="auto" w:fill="D9E2F3"/>
-            <w:tcMar>
-              <w:top w:w="50" w:type="dxa"/>
-              <w:left w:w="90" w:type="dxa"/>
-              <w:bottom w:w="50" w:type="dxa"/>
-              <w:right w:w="90" w:type="dxa"/>
-            </w:tcMar>
             <w:vAlign w:val="center"/>
           </w:tcPr>
           <w:p>
@@ -9181,12 +8393,6 @@
               <w:right w:val="single" w:sz="6" w:space="0" w:color="1F3864"/>
             </w:tcBorders>
             <w:shd w:val="clear" w:color="auto" w:fill="4472C4"/>
-            <w:tcMar>
-              <w:top w:w="50" w:type="dxa"/>
-              <w:left w:w="90" w:type="dxa"/>
-              <w:bottom w:w="50" w:type="dxa"/>
-              <w:right w:w="90" w:type="dxa"/>
-            </w:tcMar>
             <w:vAlign w:val="center"/>
           </w:tcPr>
           <w:p>
@@ -9253,12 +8459,6 @@
               <w:right w:val="single" w:sz="6" w:space="0" w:color="1F3864"/>
             </w:tcBorders>
             <w:shd w:val="clear" w:color="auto" w:fill="4472C4"/>
-            <w:tcMar>
-              <w:top w:w="50" w:type="dxa"/>
-              <w:left w:w="90" w:type="dxa"/>
-              <w:bottom w:w="50" w:type="dxa"/>
-              <w:right w:w="90" w:type="dxa"/>
-            </w:tcMar>
             <w:vAlign w:val="center"/>
           </w:tcPr>
           <w:p>
@@ -9298,12 +8498,6 @@
               <w:right w:val="single" w:sz="6" w:space="0" w:color="1F3864"/>
             </w:tcBorders>
             <w:shd w:val="clear" w:color="auto" w:fill="4472C4"/>
-            <w:tcMar>
-              <w:top w:w="50" w:type="dxa"/>
-              <w:left w:w="90" w:type="dxa"/>
-              <w:bottom w:w="50" w:type="dxa"/>
-              <w:right w:w="90" w:type="dxa"/>
-            </w:tcMar>
             <w:vAlign w:val="center"/>
           </w:tcPr>
           <w:p>
@@ -9343,12 +8537,6 @@
               <w:right w:val="single" w:sz="6" w:space="0" w:color="1F3864"/>
             </w:tcBorders>
             <w:shd w:val="clear" w:color="auto" w:fill="4472C4"/>
-            <w:tcMar>
-              <w:top w:w="50" w:type="dxa"/>
-              <w:left w:w="90" w:type="dxa"/>
-              <w:bottom w:w="50" w:type="dxa"/>
-              <w:right w:w="90" w:type="dxa"/>
-            </w:tcMar>
             <w:vAlign w:val="center"/>
           </w:tcPr>
           <w:p>
@@ -9388,12 +8576,6 @@
               <w:right w:val="single" w:sz="6" w:space="0" w:color="1F3864"/>
             </w:tcBorders>
             <w:shd w:val="clear" w:color="auto" w:fill="4472C4"/>
-            <w:tcMar>
-              <w:top w:w="50" w:type="dxa"/>
-              <w:left w:w="90" w:type="dxa"/>
-              <w:bottom w:w="50" w:type="dxa"/>
-              <w:right w:w="90" w:type="dxa"/>
-            </w:tcMar>
             <w:vAlign w:val="center"/>
           </w:tcPr>
           <w:p>
@@ -9460,12 +8642,6 @@
               <w:right w:val="single" w:sz="6" w:space="0" w:color="1F3864"/>
             </w:tcBorders>
             <w:shd w:val="clear" w:color="auto" w:fill="D9E2F3"/>
-            <w:tcMar>
-              <w:top w:w="50" w:type="dxa"/>
-              <w:left w:w="90" w:type="dxa"/>
-              <w:bottom w:w="50" w:type="dxa"/>
-              <w:right w:w="90" w:type="dxa"/>
-            </w:tcMar>
             <w:vAlign w:val="center"/>
           </w:tcPr>
           <w:p>
@@ -9498,12 +8674,6 @@
               <w:right w:val="single" w:sz="6" w:space="0" w:color="1F3864"/>
             </w:tcBorders>
             <w:shd w:val="clear" w:color="auto" w:fill="D9E2F3"/>
-            <w:tcMar>
-              <w:top w:w="50" w:type="dxa"/>
-              <w:left w:w="90" w:type="dxa"/>
-              <w:bottom w:w="50" w:type="dxa"/>
-              <w:right w:w="90" w:type="dxa"/>
-            </w:tcMar>
             <w:vAlign w:val="center"/>
           </w:tcPr>
           <w:p>
@@ -9536,12 +8706,6 @@
               <w:right w:val="single" w:sz="6" w:space="0" w:color="1F3864"/>
             </w:tcBorders>
             <w:shd w:val="clear" w:color="auto" w:fill="D9E2F3"/>
-            <w:tcMar>
-              <w:top w:w="50" w:type="dxa"/>
-              <w:left w:w="90" w:type="dxa"/>
-              <w:bottom w:w="50" w:type="dxa"/>
-              <w:right w:w="90" w:type="dxa"/>
-            </w:tcMar>
             <w:vAlign w:val="center"/>
           </w:tcPr>
           <w:p>
@@ -9574,12 +8738,6 @@
               <w:right w:val="single" w:sz="6" w:space="0" w:color="1F3864"/>
             </w:tcBorders>
             <w:shd w:val="clear" w:color="auto" w:fill="D9E2F3"/>
-            <w:tcMar>
-              <w:top w:w="50" w:type="dxa"/>
-              <w:left w:w="90" w:type="dxa"/>
-              <w:bottom w:w="50" w:type="dxa"/>
-              <w:right w:w="90" w:type="dxa"/>
-            </w:tcMar>
             <w:vAlign w:val="center"/>
           </w:tcPr>
           <w:p>
@@ -9639,12 +8797,6 @@
               <w:right w:val="single" w:sz="6" w:space="0" w:color="1F3864"/>
             </w:tcBorders>
             <w:shd w:val="clear" w:color="auto" w:fill="D9E2F3"/>
-            <w:tcMar>
-              <w:top w:w="50" w:type="dxa"/>
-              <w:left w:w="90" w:type="dxa"/>
-              <w:bottom w:w="50" w:type="dxa"/>
-              <w:right w:w="90" w:type="dxa"/>
-            </w:tcMar>
             <w:vAlign w:val="center"/>
           </w:tcPr>
           <w:p>
@@ -9677,12 +8829,6 @@
               <w:right w:val="single" w:sz="6" w:space="0" w:color="1F3864"/>
             </w:tcBorders>
             <w:shd w:val="clear" w:color="auto" w:fill="D9E2F3"/>
-            <w:tcMar>
-              <w:top w:w="50" w:type="dxa"/>
-              <w:left w:w="90" w:type="dxa"/>
-              <w:bottom w:w="50" w:type="dxa"/>
-              <w:right w:w="90" w:type="dxa"/>
-            </w:tcMar>
             <w:vAlign w:val="center"/>
           </w:tcPr>
           <w:p>
@@ -9715,12 +8861,6 @@
               <w:right w:val="single" w:sz="6" w:space="0" w:color="1F3864"/>
             </w:tcBorders>
             <w:shd w:val="clear" w:color="auto" w:fill="D9E2F3"/>
-            <w:tcMar>
-              <w:top w:w="50" w:type="dxa"/>
-              <w:left w:w="90" w:type="dxa"/>
-              <w:bottom w:w="50" w:type="dxa"/>
-              <w:right w:w="90" w:type="dxa"/>
-            </w:tcMar>
             <w:vAlign w:val="center"/>
           </w:tcPr>
           <w:p>
@@ -9753,12 +8893,6 @@
               <w:right w:val="single" w:sz="6" w:space="0" w:color="1F3864"/>
             </w:tcBorders>
             <w:shd w:val="clear" w:color="auto" w:fill="D9E2F3"/>
-            <w:tcMar>
-              <w:top w:w="50" w:type="dxa"/>
-              <w:left w:w="90" w:type="dxa"/>
-              <w:bottom w:w="50" w:type="dxa"/>
-              <w:right w:w="90" w:type="dxa"/>
-            </w:tcMar>
             <w:vAlign w:val="center"/>
           </w:tcPr>
           <w:p>
@@ -9818,12 +8952,6 @@
               <w:right w:val="single" w:sz="6" w:space="0" w:color="1F3864"/>
             </w:tcBorders>
             <w:shd w:val="clear" w:color="auto" w:fill="D9E2F3"/>
-            <w:tcMar>
-              <w:top w:w="50" w:type="dxa"/>
-              <w:left w:w="90" w:type="dxa"/>
-              <w:bottom w:w="50" w:type="dxa"/>
-              <w:right w:w="90" w:type="dxa"/>
-            </w:tcMar>
             <w:vAlign w:val="center"/>
           </w:tcPr>
           <w:p>
@@ -9856,12 +8984,6 @@
               <w:right w:val="single" w:sz="6" w:space="0" w:color="1F3864"/>
             </w:tcBorders>
             <w:shd w:val="clear" w:color="auto" w:fill="D9E2F3"/>
-            <w:tcMar>
-              <w:top w:w="50" w:type="dxa"/>
-              <w:left w:w="90" w:type="dxa"/>
-              <w:bottom w:w="50" w:type="dxa"/>
-              <w:right w:w="90" w:type="dxa"/>
-            </w:tcMar>
             <w:vAlign w:val="center"/>
           </w:tcPr>
           <w:p>
@@ -9894,12 +9016,6 @@
               <w:right w:val="single" w:sz="6" w:space="0" w:color="1F3864"/>
             </w:tcBorders>
             <w:shd w:val="clear" w:color="auto" w:fill="D9E2F3"/>
-            <w:tcMar>
-              <w:top w:w="50" w:type="dxa"/>
-              <w:left w:w="90" w:type="dxa"/>
-              <w:bottom w:w="50" w:type="dxa"/>
-              <w:right w:w="90" w:type="dxa"/>
-            </w:tcMar>
             <w:vAlign w:val="center"/>
           </w:tcPr>
           <w:p>
@@ -9932,12 +9048,6 @@
               <w:right w:val="single" w:sz="6" w:space="0" w:color="1F3864"/>
             </w:tcBorders>
             <w:shd w:val="clear" w:color="auto" w:fill="D9E2F3"/>
-            <w:tcMar>
-              <w:top w:w="50" w:type="dxa"/>
-              <w:left w:w="90" w:type="dxa"/>
-              <w:bottom w:w="50" w:type="dxa"/>
-              <w:right w:w="90" w:type="dxa"/>
-            </w:tcMar>
             <w:vAlign w:val="center"/>
           </w:tcPr>
           <w:p>
@@ -9997,12 +9107,6 @@
               <w:right w:val="single" w:sz="6" w:space="0" w:color="1F3864"/>
             </w:tcBorders>
             <w:shd w:val="clear" w:color="auto" w:fill="D9E2F3"/>
-            <w:tcMar>
-              <w:top w:w="50" w:type="dxa"/>
-              <w:left w:w="90" w:type="dxa"/>
-              <w:bottom w:w="50" w:type="dxa"/>
-              <w:right w:w="90" w:type="dxa"/>
-            </w:tcMar>
             <w:vAlign w:val="center"/>
           </w:tcPr>
           <w:p>
@@ -10047,12 +9151,6 @@
               <w:right w:val="single" w:sz="6" w:space="0" w:color="1F3864"/>
             </w:tcBorders>
             <w:shd w:val="clear" w:color="auto" w:fill="4472C4"/>
-            <w:tcMar>
-              <w:top w:w="50" w:type="dxa"/>
-              <w:left w:w="90" w:type="dxa"/>
-              <w:bottom w:w="50" w:type="dxa"/>
-              <w:right w:w="90" w:type="dxa"/>
-            </w:tcMar>
             <w:vAlign w:val="center"/>
           </w:tcPr>
           <w:p>
@@ -10119,12 +9217,6 @@
               <w:right w:val="single" w:sz="6" w:space="0" w:color="1F3864"/>
             </w:tcBorders>
             <w:shd w:val="clear" w:color="auto" w:fill="4472C4"/>
-            <w:tcMar>
-              <w:top w:w="50" w:type="dxa"/>
-              <w:left w:w="90" w:type="dxa"/>
-              <w:bottom w:w="50" w:type="dxa"/>
-              <w:right w:w="90" w:type="dxa"/>
-            </w:tcMar>
             <w:vAlign w:val="center"/>
           </w:tcPr>
           <w:p>
@@ -10164,12 +9256,6 @@
               <w:right w:val="single" w:sz="6" w:space="0" w:color="1F3864"/>
             </w:tcBorders>
             <w:shd w:val="clear" w:color="auto" w:fill="4472C4"/>
-            <w:tcMar>
-              <w:top w:w="50" w:type="dxa"/>
-              <w:left w:w="90" w:type="dxa"/>
-              <w:bottom w:w="50" w:type="dxa"/>
-              <w:right w:w="90" w:type="dxa"/>
-            </w:tcMar>
             <w:vAlign w:val="center"/>
           </w:tcPr>
           <w:p>
@@ -10209,12 +9295,6 @@
               <w:right w:val="single" w:sz="6" w:space="0" w:color="1F3864"/>
             </w:tcBorders>
             <w:shd w:val="clear" w:color="auto" w:fill="4472C4"/>
-            <w:tcMar>
-              <w:top w:w="50" w:type="dxa"/>
-              <w:left w:w="90" w:type="dxa"/>
-              <w:bottom w:w="50" w:type="dxa"/>
-              <w:right w:w="90" w:type="dxa"/>
-            </w:tcMar>
             <w:vAlign w:val="center"/>
           </w:tcPr>
           <w:p>
@@ -10254,12 +9334,6 @@
               <w:right w:val="single" w:sz="6" w:space="0" w:color="1F3864"/>
             </w:tcBorders>
             <w:shd w:val="clear" w:color="auto" w:fill="4472C4"/>
-            <w:tcMar>
-              <w:top w:w="50" w:type="dxa"/>
-              <w:left w:w="90" w:type="dxa"/>
-              <w:bottom w:w="50" w:type="dxa"/>
-              <w:right w:w="90" w:type="dxa"/>
-            </w:tcMar>
             <w:vAlign w:val="center"/>
           </w:tcPr>
           <w:p>
@@ -10326,12 +9400,6 @@
               <w:right w:val="single" w:sz="6" w:space="0" w:color="1F3864"/>
             </w:tcBorders>
             <w:shd w:val="clear" w:color="auto" w:fill="D9E2F3"/>
-            <w:tcMar>
-              <w:top w:w="50" w:type="dxa"/>
-              <w:left w:w="90" w:type="dxa"/>
-              <w:bottom w:w="50" w:type="dxa"/>
-              <w:right w:w="90" w:type="dxa"/>
-            </w:tcMar>
             <w:vAlign w:val="center"/>
           </w:tcPr>
           <w:p>
@@ -10364,12 +9432,6 @@
               <w:right w:val="single" w:sz="6" w:space="0" w:color="1F3864"/>
             </w:tcBorders>
             <w:shd w:val="clear" w:color="auto" w:fill="D9E2F3"/>
-            <w:tcMar>
-              <w:top w:w="50" w:type="dxa"/>
-              <w:left w:w="90" w:type="dxa"/>
-              <w:bottom w:w="50" w:type="dxa"/>
-              <w:right w:w="90" w:type="dxa"/>
-            </w:tcMar>
             <w:vAlign w:val="center"/>
           </w:tcPr>
           <w:p>
@@ -10402,12 +9464,6 @@
               <w:right w:val="single" w:sz="6" w:space="0" w:color="1F3864"/>
             </w:tcBorders>
             <w:shd w:val="clear" w:color="auto" w:fill="D9E2F3"/>
-            <w:tcMar>
-              <w:top w:w="50" w:type="dxa"/>
-              <w:left w:w="90" w:type="dxa"/>
-              <w:bottom w:w="50" w:type="dxa"/>
-              <w:right w:w="90" w:type="dxa"/>
-            </w:tcMar>
             <w:vAlign w:val="center"/>
           </w:tcPr>
           <w:p>
@@ -10440,12 +9496,6 @@
               <w:right w:val="single" w:sz="6" w:space="0" w:color="1F3864"/>
             </w:tcBorders>
             <w:shd w:val="clear" w:color="auto" w:fill="D9E2F3"/>
-            <w:tcMar>
-              <w:top w:w="50" w:type="dxa"/>
-              <w:left w:w="90" w:type="dxa"/>
-              <w:bottom w:w="50" w:type="dxa"/>
-              <w:right w:w="90" w:type="dxa"/>
-            </w:tcMar>
             <w:vAlign w:val="center"/>
           </w:tcPr>
           <w:p>
@@ -10505,12 +9555,6 @@
               <w:right w:val="single" w:sz="6" w:space="0" w:color="1F3864"/>
             </w:tcBorders>
             <w:shd w:val="clear" w:color="auto" w:fill="D9E2F3"/>
-            <w:tcMar>
-              <w:top w:w="50" w:type="dxa"/>
-              <w:left w:w="90" w:type="dxa"/>
-              <w:bottom w:w="50" w:type="dxa"/>
-              <w:right w:w="90" w:type="dxa"/>
-            </w:tcMar>
             <w:vAlign w:val="center"/>
           </w:tcPr>
           <w:p>
@@ -10543,12 +9587,6 @@
               <w:right w:val="single" w:sz="6" w:space="0" w:color="1F3864"/>
             </w:tcBorders>
             <w:shd w:val="clear" w:color="auto" w:fill="D9E2F3"/>
-            <w:tcMar>
-              <w:top w:w="50" w:type="dxa"/>
-              <w:left w:w="90" w:type="dxa"/>
-              <w:bottom w:w="50" w:type="dxa"/>
-              <w:right w:w="90" w:type="dxa"/>
-            </w:tcMar>
             <w:vAlign w:val="center"/>
           </w:tcPr>
           <w:p>
@@ -10581,12 +9619,6 @@
               <w:right w:val="single" w:sz="6" w:space="0" w:color="1F3864"/>
             </w:tcBorders>
             <w:shd w:val="clear" w:color="auto" w:fill="D9E2F3"/>
-            <w:tcMar>
-              <w:top w:w="50" w:type="dxa"/>
-              <w:left w:w="90" w:type="dxa"/>
-              <w:bottom w:w="50" w:type="dxa"/>
-              <w:right w:w="90" w:type="dxa"/>
-            </w:tcMar>
             <w:vAlign w:val="center"/>
           </w:tcPr>
           <w:p>
@@ -10619,12 +9651,6 @@
               <w:right w:val="single" w:sz="6" w:space="0" w:color="1F3864"/>
             </w:tcBorders>
             <w:shd w:val="clear" w:color="auto" w:fill="D9E2F3"/>
-            <w:tcMar>
-              <w:top w:w="50" w:type="dxa"/>
-              <w:left w:w="90" w:type="dxa"/>
-              <w:bottom w:w="50" w:type="dxa"/>
-              <w:right w:w="90" w:type="dxa"/>
-            </w:tcMar>
             <w:vAlign w:val="center"/>
           </w:tcPr>
           <w:p>
@@ -10684,12 +9710,6 @@
               <w:right w:val="single" w:sz="6" w:space="0" w:color="1F3864"/>
             </w:tcBorders>
             <w:shd w:val="clear" w:color="auto" w:fill="D9E2F3"/>
-            <w:tcMar>
-              <w:top w:w="50" w:type="dxa"/>
-              <w:left w:w="90" w:type="dxa"/>
-              <w:bottom w:w="50" w:type="dxa"/>
-              <w:right w:w="90" w:type="dxa"/>
-            </w:tcMar>
             <w:vAlign w:val="center"/>
           </w:tcPr>
           <w:p>
@@ -10722,12 +9742,6 @@
               <w:right w:val="single" w:sz="6" w:space="0" w:color="1F3864"/>
             </w:tcBorders>
             <w:shd w:val="clear" w:color="auto" w:fill="D9E2F3"/>
-            <w:tcMar>
-              <w:top w:w="50" w:type="dxa"/>
-              <w:left w:w="90" w:type="dxa"/>
-              <w:bottom w:w="50" w:type="dxa"/>
-              <w:right w:w="90" w:type="dxa"/>
-            </w:tcMar>
             <w:vAlign w:val="center"/>
           </w:tcPr>
           <w:p>
@@ -10760,12 +9774,6 @@
               <w:right w:val="single" w:sz="6" w:space="0" w:color="1F3864"/>
             </w:tcBorders>
             <w:shd w:val="clear" w:color="auto" w:fill="D9E2F3"/>
-            <w:tcMar>
-              <w:top w:w="50" w:type="dxa"/>
-              <w:left w:w="90" w:type="dxa"/>
-              <w:bottom w:w="50" w:type="dxa"/>
-              <w:right w:w="90" w:type="dxa"/>
-            </w:tcMar>
             <w:vAlign w:val="center"/>
           </w:tcPr>
           <w:p>
@@ -10798,12 +9806,6 @@
               <w:right w:val="single" w:sz="6" w:space="0" w:color="1F3864"/>
             </w:tcBorders>
             <w:shd w:val="clear" w:color="auto" w:fill="D9E2F3"/>
-            <w:tcMar>
-              <w:top w:w="50" w:type="dxa"/>
-              <w:left w:w="90" w:type="dxa"/>
-              <w:bottom w:w="50" w:type="dxa"/>
-              <w:right w:w="90" w:type="dxa"/>
-            </w:tcMar>
             <w:vAlign w:val="center"/>
           </w:tcPr>
           <w:p>
@@ -10863,12 +9865,6 @@
               <w:right w:val="single" w:sz="6" w:space="0" w:color="1F3864"/>
             </w:tcBorders>
             <w:shd w:val="clear" w:color="auto" w:fill="D9E2F3"/>
-            <w:tcMar>
-              <w:top w:w="50" w:type="dxa"/>
-              <w:left w:w="90" w:type="dxa"/>
-              <w:bottom w:w="50" w:type="dxa"/>
-              <w:right w:w="90" w:type="dxa"/>
-            </w:tcMar>
             <w:vAlign w:val="center"/>
           </w:tcPr>
           <w:p>
@@ -10913,12 +9909,6 @@
               <w:right w:val="single" w:sz="6" w:space="0" w:color="1F3864"/>
             </w:tcBorders>
             <w:shd w:val="clear" w:color="auto" w:fill="4472C4"/>
-            <w:tcMar>
-              <w:top w:w="50" w:type="dxa"/>
-              <w:left w:w="90" w:type="dxa"/>
-              <w:bottom w:w="50" w:type="dxa"/>
-              <w:right w:w="90" w:type="dxa"/>
-            </w:tcMar>
             <w:vAlign w:val="center"/>
           </w:tcPr>
           <w:p>
@@ -10985,12 +9975,6 @@
               <w:right w:val="single" w:sz="6" w:space="0" w:color="1F3864"/>
             </w:tcBorders>
             <w:shd w:val="clear" w:color="auto" w:fill="4472C4"/>
-            <w:tcMar>
-              <w:top w:w="50" w:type="dxa"/>
-              <w:left w:w="90" w:type="dxa"/>
-              <w:bottom w:w="50" w:type="dxa"/>
-              <w:right w:w="90" w:type="dxa"/>
-            </w:tcMar>
             <w:vAlign w:val="center"/>
           </w:tcPr>
           <w:p>
@@ -11030,12 +10014,6 @@
               <w:right w:val="single" w:sz="6" w:space="0" w:color="1F3864"/>
             </w:tcBorders>
             <w:shd w:val="clear" w:color="auto" w:fill="4472C4"/>
-            <w:tcMar>
-              <w:top w:w="50" w:type="dxa"/>
-              <w:left w:w="90" w:type="dxa"/>
-              <w:bottom w:w="50" w:type="dxa"/>
-              <w:right w:w="90" w:type="dxa"/>
-            </w:tcMar>
             <w:vAlign w:val="center"/>
           </w:tcPr>
           <w:p>
@@ -11075,12 +10053,6 @@
               <w:right w:val="single" w:sz="6" w:space="0" w:color="1F3864"/>
             </w:tcBorders>
             <w:shd w:val="clear" w:color="auto" w:fill="4472C4"/>
-            <w:tcMar>
-              <w:top w:w="50" w:type="dxa"/>
-              <w:left w:w="90" w:type="dxa"/>
-              <w:bottom w:w="50" w:type="dxa"/>
-              <w:right w:w="90" w:type="dxa"/>
-            </w:tcMar>
             <w:vAlign w:val="center"/>
           </w:tcPr>
           <w:p>
@@ -11120,12 +10092,6 @@
               <w:right w:val="single" w:sz="6" w:space="0" w:color="1F3864"/>
             </w:tcBorders>
             <w:shd w:val="clear" w:color="auto" w:fill="4472C4"/>
-            <w:tcMar>
-              <w:top w:w="50" w:type="dxa"/>
-              <w:left w:w="90" w:type="dxa"/>
-              <w:bottom w:w="50" w:type="dxa"/>
-              <w:right w:w="90" w:type="dxa"/>
-            </w:tcMar>
             <w:vAlign w:val="center"/>
           </w:tcPr>
           <w:p>
@@ -11192,12 +10158,6 @@
               <w:right w:val="single" w:sz="6" w:space="0" w:color="1F3864"/>
             </w:tcBorders>
             <w:shd w:val="clear" w:color="auto" w:fill="D9E2F3"/>
-            <w:tcMar>
-              <w:top w:w="50" w:type="dxa"/>
-              <w:left w:w="90" w:type="dxa"/>
-              <w:bottom w:w="50" w:type="dxa"/>
-              <w:right w:w="90" w:type="dxa"/>
-            </w:tcMar>
             <w:vAlign w:val="center"/>
           </w:tcPr>
           <w:p>
@@ -11230,12 +10190,6 @@
               <w:right w:val="single" w:sz="6" w:space="0" w:color="1F3864"/>
             </w:tcBorders>
             <w:shd w:val="clear" w:color="auto" w:fill="D9E2F3"/>
-            <w:tcMar>
-              <w:top w:w="50" w:type="dxa"/>
-              <w:left w:w="90" w:type="dxa"/>
-              <w:bottom w:w="50" w:type="dxa"/>
-              <w:right w:w="90" w:type="dxa"/>
-            </w:tcMar>
             <w:vAlign w:val="center"/>
           </w:tcPr>
           <w:p>
@@ -11268,12 +10222,6 @@
               <w:right w:val="single" w:sz="6" w:space="0" w:color="1F3864"/>
             </w:tcBorders>
             <w:shd w:val="clear" w:color="auto" w:fill="D9E2F3"/>
-            <w:tcMar>
-              <w:top w:w="50" w:type="dxa"/>
-              <w:left w:w="90" w:type="dxa"/>
-              <w:bottom w:w="50" w:type="dxa"/>
-              <w:right w:w="90" w:type="dxa"/>
-            </w:tcMar>
             <w:vAlign w:val="center"/>
           </w:tcPr>
           <w:p>
@@ -11306,12 +10254,6 @@
               <w:right w:val="single" w:sz="6" w:space="0" w:color="1F3864"/>
             </w:tcBorders>
             <w:shd w:val="clear" w:color="auto" w:fill="D9E2F3"/>
-            <w:tcMar>
-              <w:top w:w="50" w:type="dxa"/>
-              <w:left w:w="90" w:type="dxa"/>
-              <w:bottom w:w="50" w:type="dxa"/>
-              <w:right w:w="90" w:type="dxa"/>
-            </w:tcMar>
             <w:vAlign w:val="center"/>
           </w:tcPr>
           <w:p>
@@ -11371,12 +10313,6 @@
               <w:right w:val="single" w:sz="6" w:space="0" w:color="1F3864"/>
             </w:tcBorders>
             <w:shd w:val="clear" w:color="auto" w:fill="D9E2F3"/>
-            <w:tcMar>
-              <w:top w:w="50" w:type="dxa"/>
-              <w:left w:w="90" w:type="dxa"/>
-              <w:bottom w:w="50" w:type="dxa"/>
-              <w:right w:w="90" w:type="dxa"/>
-            </w:tcMar>
             <w:vAlign w:val="center"/>
           </w:tcPr>
           <w:p>
@@ -11409,12 +10345,6 @@
               <w:right w:val="single" w:sz="6" w:space="0" w:color="1F3864"/>
             </w:tcBorders>
             <w:shd w:val="clear" w:color="auto" w:fill="D9E2F3"/>
-            <w:tcMar>
-              <w:top w:w="50" w:type="dxa"/>
-              <w:left w:w="90" w:type="dxa"/>
-              <w:bottom w:w="50" w:type="dxa"/>
-              <w:right w:w="90" w:type="dxa"/>
-            </w:tcMar>
             <w:vAlign w:val="center"/>
           </w:tcPr>
           <w:p>
@@ -11447,12 +10377,6 @@
               <w:right w:val="single" w:sz="6" w:space="0" w:color="1F3864"/>
             </w:tcBorders>
             <w:shd w:val="clear" w:color="auto" w:fill="D9E2F3"/>
-            <w:tcMar>
-              <w:top w:w="50" w:type="dxa"/>
-              <w:left w:w="90" w:type="dxa"/>
-              <w:bottom w:w="50" w:type="dxa"/>
-              <w:right w:w="90" w:type="dxa"/>
-            </w:tcMar>
             <w:vAlign w:val="center"/>
           </w:tcPr>
           <w:p>
@@ -11485,12 +10409,6 @@
               <w:right w:val="single" w:sz="6" w:space="0" w:color="1F3864"/>
             </w:tcBorders>
             <w:shd w:val="clear" w:color="auto" w:fill="D9E2F3"/>
-            <w:tcMar>
-              <w:top w:w="50" w:type="dxa"/>
-              <w:left w:w="90" w:type="dxa"/>
-              <w:bottom w:w="50" w:type="dxa"/>
-              <w:right w:w="90" w:type="dxa"/>
-            </w:tcMar>
             <w:vAlign w:val="center"/>
           </w:tcPr>
           <w:p>
@@ -11550,12 +10468,6 @@
               <w:right w:val="single" w:sz="6" w:space="0" w:color="1F3864"/>
             </w:tcBorders>
             <w:shd w:val="clear" w:color="auto" w:fill="D9E2F3"/>
-            <w:tcMar>
-              <w:top w:w="50" w:type="dxa"/>
-              <w:left w:w="90" w:type="dxa"/>
-              <w:bottom w:w="50" w:type="dxa"/>
-              <w:right w:w="90" w:type="dxa"/>
-            </w:tcMar>
             <w:vAlign w:val="center"/>
           </w:tcPr>
           <w:p>
@@ -11588,12 +10500,6 @@
               <w:right w:val="single" w:sz="6" w:space="0" w:color="1F3864"/>
             </w:tcBorders>
             <w:shd w:val="clear" w:color="auto" w:fill="D9E2F3"/>
-            <w:tcMar>
-              <w:top w:w="50" w:type="dxa"/>
-              <w:left w:w="90" w:type="dxa"/>
-              <w:bottom w:w="50" w:type="dxa"/>
-              <w:right w:w="90" w:type="dxa"/>
-            </w:tcMar>
             <w:vAlign w:val="center"/>
           </w:tcPr>
           <w:p>
@@ -11626,12 +10532,6 @@
               <w:right w:val="single" w:sz="6" w:space="0" w:color="1F3864"/>
             </w:tcBorders>
             <w:shd w:val="clear" w:color="auto" w:fill="D9E2F3"/>
-            <w:tcMar>
-              <w:top w:w="50" w:type="dxa"/>
-              <w:left w:w="90" w:type="dxa"/>
-              <w:bottom w:w="50" w:type="dxa"/>
-              <w:right w:w="90" w:type="dxa"/>
-            </w:tcMar>
             <w:vAlign w:val="center"/>
           </w:tcPr>
           <w:p>
@@ -11664,12 +10564,6 @@
               <w:right w:val="single" w:sz="6" w:space="0" w:color="1F3864"/>
             </w:tcBorders>
             <w:shd w:val="clear" w:color="auto" w:fill="D9E2F3"/>
-            <w:tcMar>
-              <w:top w:w="50" w:type="dxa"/>
-              <w:left w:w="90" w:type="dxa"/>
-              <w:bottom w:w="50" w:type="dxa"/>
-              <w:right w:w="90" w:type="dxa"/>
-            </w:tcMar>
             <w:vAlign w:val="center"/>
           </w:tcPr>
           <w:p>
@@ -11729,12 +10623,6 @@
               <w:right w:val="single" w:sz="6" w:space="0" w:color="1F3864"/>
             </w:tcBorders>
             <w:shd w:val="clear" w:color="auto" w:fill="D9E2F3"/>
-            <w:tcMar>
-              <w:top w:w="50" w:type="dxa"/>
-              <w:left w:w="90" w:type="dxa"/>
-              <w:bottom w:w="50" w:type="dxa"/>
-              <w:right w:w="90" w:type="dxa"/>
-            </w:tcMar>
             <w:vAlign w:val="center"/>
           </w:tcPr>
           <w:p>
@@ -11779,12 +10667,6 @@
               <w:right w:val="single" w:sz="6" w:space="0" w:color="1F3864"/>
             </w:tcBorders>
             <w:shd w:val="clear" w:color="auto" w:fill="4472C4"/>
-            <w:tcMar>
-              <w:top w:w="50" w:type="dxa"/>
-              <w:left w:w="90" w:type="dxa"/>
-              <w:bottom w:w="50" w:type="dxa"/>
-              <w:right w:w="90" w:type="dxa"/>
-            </w:tcMar>
             <w:vAlign w:val="center"/>
           </w:tcPr>
           <w:p>
@@ -11851,12 +10733,6 @@
               <w:right w:val="single" w:sz="6" w:space="0" w:color="1F3864"/>
             </w:tcBorders>
             <w:shd w:val="clear" w:color="auto" w:fill="4472C4"/>
-            <w:tcMar>
-              <w:top w:w="50" w:type="dxa"/>
-              <w:left w:w="90" w:type="dxa"/>
-              <w:bottom w:w="50" w:type="dxa"/>
-              <w:right w:w="90" w:type="dxa"/>
-            </w:tcMar>
             <w:vAlign w:val="center"/>
           </w:tcPr>
           <w:p>
@@ -11896,12 +10772,6 @@
               <w:right w:val="single" w:sz="6" w:space="0" w:color="1F3864"/>
             </w:tcBorders>
             <w:shd w:val="clear" w:color="auto" w:fill="4472C4"/>
-            <w:tcMar>
-              <w:top w:w="50" w:type="dxa"/>
-              <w:left w:w="90" w:type="dxa"/>
-              <w:bottom w:w="50" w:type="dxa"/>
-              <w:right w:w="90" w:type="dxa"/>
-            </w:tcMar>
             <w:vAlign w:val="center"/>
           </w:tcPr>
           <w:p>
@@ -11941,12 +10811,6 @@
               <w:right w:val="single" w:sz="6" w:space="0" w:color="1F3864"/>
             </w:tcBorders>
             <w:shd w:val="clear" w:color="auto" w:fill="4472C4"/>
-            <w:tcMar>
-              <w:top w:w="50" w:type="dxa"/>
-              <w:left w:w="90" w:type="dxa"/>
-              <w:bottom w:w="50" w:type="dxa"/>
-              <w:right w:w="90" w:type="dxa"/>
-            </w:tcMar>
             <w:vAlign w:val="center"/>
           </w:tcPr>
           <w:p>
@@ -11986,12 +10850,6 @@
               <w:right w:val="single" w:sz="6" w:space="0" w:color="1F3864"/>
             </w:tcBorders>
             <w:shd w:val="clear" w:color="auto" w:fill="4472C4"/>
-            <w:tcMar>
-              <w:top w:w="50" w:type="dxa"/>
-              <w:left w:w="90" w:type="dxa"/>
-              <w:bottom w:w="50" w:type="dxa"/>
-              <w:right w:w="90" w:type="dxa"/>
-            </w:tcMar>
             <w:vAlign w:val="center"/>
           </w:tcPr>
           <w:p>
@@ -12058,12 +10916,6 @@
               <w:right w:val="single" w:sz="6" w:space="0" w:color="1F3864"/>
             </w:tcBorders>
             <w:shd w:val="clear" w:color="auto" w:fill="D9E2F3"/>
-            <w:tcMar>
-              <w:top w:w="50" w:type="dxa"/>
-              <w:left w:w="90" w:type="dxa"/>
-              <w:bottom w:w="50" w:type="dxa"/>
-              <w:right w:w="90" w:type="dxa"/>
-            </w:tcMar>
             <w:vAlign w:val="center"/>
           </w:tcPr>
           <w:p>
@@ -12096,12 +10948,6 @@
               <w:right w:val="single" w:sz="6" w:space="0" w:color="1F3864"/>
             </w:tcBorders>
             <w:shd w:val="clear" w:color="auto" w:fill="D9E2F3"/>
-            <w:tcMar>
-              <w:top w:w="50" w:type="dxa"/>
-              <w:left w:w="90" w:type="dxa"/>
-              <w:bottom w:w="50" w:type="dxa"/>
-              <w:right w:w="90" w:type="dxa"/>
-            </w:tcMar>
             <w:vAlign w:val="center"/>
           </w:tcPr>
           <w:p>
@@ -12134,12 +10980,6 @@
               <w:right w:val="single" w:sz="6" w:space="0" w:color="1F3864"/>
             </w:tcBorders>
             <w:shd w:val="clear" w:color="auto" w:fill="D9E2F3"/>
-            <w:tcMar>
-              <w:top w:w="50" w:type="dxa"/>
-              <w:left w:w="90" w:type="dxa"/>
-              <w:bottom w:w="50" w:type="dxa"/>
-              <w:right w:w="90" w:type="dxa"/>
-            </w:tcMar>
             <w:vAlign w:val="center"/>
           </w:tcPr>
           <w:p>
@@ -12172,12 +11012,6 @@
               <w:right w:val="single" w:sz="6" w:space="0" w:color="1F3864"/>
             </w:tcBorders>
             <w:shd w:val="clear" w:color="auto" w:fill="D9E2F3"/>
-            <w:tcMar>
-              <w:top w:w="50" w:type="dxa"/>
-              <w:left w:w="90" w:type="dxa"/>
-              <w:bottom w:w="50" w:type="dxa"/>
-              <w:right w:w="90" w:type="dxa"/>
-            </w:tcMar>
             <w:vAlign w:val="center"/>
           </w:tcPr>
           <w:p>
@@ -12237,12 +11071,6 @@
               <w:right w:val="single" w:sz="6" w:space="0" w:color="1F3864"/>
             </w:tcBorders>
             <w:shd w:val="clear" w:color="auto" w:fill="D9E2F3"/>
-            <w:tcMar>
-              <w:top w:w="50" w:type="dxa"/>
-              <w:left w:w="90" w:type="dxa"/>
-              <w:bottom w:w="50" w:type="dxa"/>
-              <w:right w:w="90" w:type="dxa"/>
-            </w:tcMar>
             <w:vAlign w:val="center"/>
           </w:tcPr>
           <w:p>
@@ -12275,12 +11103,6 @@
               <w:right w:val="single" w:sz="6" w:space="0" w:color="1F3864"/>
             </w:tcBorders>
             <w:shd w:val="clear" w:color="auto" w:fill="D9E2F3"/>
-            <w:tcMar>
-              <w:top w:w="50" w:type="dxa"/>
-              <w:left w:w="90" w:type="dxa"/>
-              <w:bottom w:w="50" w:type="dxa"/>
-              <w:right w:w="90" w:type="dxa"/>
-            </w:tcMar>
             <w:vAlign w:val="center"/>
           </w:tcPr>
           <w:p>
@@ -12313,12 +11135,6 @@
               <w:right w:val="single" w:sz="6" w:space="0" w:color="1F3864"/>
             </w:tcBorders>
             <w:shd w:val="clear" w:color="auto" w:fill="D9E2F3"/>
-            <w:tcMar>
-              <w:top w:w="50" w:type="dxa"/>
-              <w:left w:w="90" w:type="dxa"/>
-              <w:bottom w:w="50" w:type="dxa"/>
-              <w:right w:w="90" w:type="dxa"/>
-            </w:tcMar>
             <w:vAlign w:val="center"/>
           </w:tcPr>
           <w:p>
@@ -12351,12 +11167,6 @@
               <w:right w:val="single" w:sz="6" w:space="0" w:color="1F3864"/>
             </w:tcBorders>
             <w:shd w:val="clear" w:color="auto" w:fill="D9E2F3"/>
-            <w:tcMar>
-              <w:top w:w="50" w:type="dxa"/>
-              <w:left w:w="90" w:type="dxa"/>
-              <w:bottom w:w="50" w:type="dxa"/>
-              <w:right w:w="90" w:type="dxa"/>
-            </w:tcMar>
             <w:vAlign w:val="center"/>
           </w:tcPr>
           <w:p>
@@ -12416,12 +11226,6 @@
               <w:right w:val="single" w:sz="6" w:space="0" w:color="1F3864"/>
             </w:tcBorders>
             <w:shd w:val="clear" w:color="auto" w:fill="D9E2F3"/>
-            <w:tcMar>
-              <w:top w:w="50" w:type="dxa"/>
-              <w:left w:w="90" w:type="dxa"/>
-              <w:bottom w:w="50" w:type="dxa"/>
-              <w:right w:w="90" w:type="dxa"/>
-            </w:tcMar>
             <w:vAlign w:val="center"/>
           </w:tcPr>
           <w:p>
@@ -12454,12 +11258,6 @@
               <w:right w:val="single" w:sz="6" w:space="0" w:color="1F3864"/>
             </w:tcBorders>
             <w:shd w:val="clear" w:color="auto" w:fill="D9E2F3"/>
-            <w:tcMar>
-              <w:top w:w="50" w:type="dxa"/>
-              <w:left w:w="90" w:type="dxa"/>
-              <w:bottom w:w="50" w:type="dxa"/>
-              <w:right w:w="90" w:type="dxa"/>
-            </w:tcMar>
             <w:vAlign w:val="center"/>
           </w:tcPr>
           <w:p>
@@ -12492,12 +11290,6 @@
               <w:right w:val="single" w:sz="6" w:space="0" w:color="1F3864"/>
             </w:tcBorders>
             <w:shd w:val="clear" w:color="auto" w:fill="D9E2F3"/>
-            <w:tcMar>
-              <w:top w:w="50" w:type="dxa"/>
-              <w:left w:w="90" w:type="dxa"/>
-              <w:bottom w:w="50" w:type="dxa"/>
-              <w:right w:w="90" w:type="dxa"/>
-            </w:tcMar>
             <w:vAlign w:val="center"/>
           </w:tcPr>
           <w:p>
@@ -12530,12 +11322,6 @@
               <w:right w:val="single" w:sz="6" w:space="0" w:color="1F3864"/>
             </w:tcBorders>
             <w:shd w:val="clear" w:color="auto" w:fill="D9E2F3"/>
-            <w:tcMar>
-              <w:top w:w="50" w:type="dxa"/>
-              <w:left w:w="90" w:type="dxa"/>
-              <w:bottom w:w="50" w:type="dxa"/>
-              <w:right w:w="90" w:type="dxa"/>
-            </w:tcMar>
             <w:vAlign w:val="center"/>
           </w:tcPr>
           <w:p>
@@ -12595,12 +11381,6 @@
               <w:right w:val="single" w:sz="6" w:space="0" w:color="1F3864"/>
             </w:tcBorders>
             <w:shd w:val="clear" w:color="auto" w:fill="D9E2F3"/>
-            <w:tcMar>
-              <w:top w:w="50" w:type="dxa"/>
-              <w:left w:w="90" w:type="dxa"/>
-              <w:bottom w:w="50" w:type="dxa"/>
-              <w:right w:w="90" w:type="dxa"/>
-            </w:tcMar>
             <w:vAlign w:val="center"/>
           </w:tcPr>
           <w:p>
@@ -12645,12 +11425,6 @@
               <w:right w:val="single" w:sz="6" w:space="0" w:color="1F3864"/>
             </w:tcBorders>
             <w:shd w:val="clear" w:color="auto" w:fill="4472C4"/>
-            <w:tcMar>
-              <w:top w:w="50" w:type="dxa"/>
-              <w:left w:w="90" w:type="dxa"/>
-              <w:bottom w:w="50" w:type="dxa"/>
-              <w:right w:w="90" w:type="dxa"/>
-            </w:tcMar>
             <w:vAlign w:val="center"/>
           </w:tcPr>
           <w:p>
@@ -12717,12 +11491,6 @@
               <w:right w:val="single" w:sz="6" w:space="0" w:color="1F3864"/>
             </w:tcBorders>
             <w:shd w:val="clear" w:color="auto" w:fill="4472C4"/>
-            <w:tcMar>
-              <w:top w:w="50" w:type="dxa"/>
-              <w:left w:w="90" w:type="dxa"/>
-              <w:bottom w:w="50" w:type="dxa"/>
-              <w:right w:w="90" w:type="dxa"/>
-            </w:tcMar>
             <w:vAlign w:val="center"/>
           </w:tcPr>
           <w:p>
@@ -12762,12 +11530,6 @@
               <w:right w:val="single" w:sz="6" w:space="0" w:color="1F3864"/>
             </w:tcBorders>
             <w:shd w:val="clear" w:color="auto" w:fill="4472C4"/>
-            <w:tcMar>
-              <w:top w:w="50" w:type="dxa"/>
-              <w:left w:w="90" w:type="dxa"/>
-              <w:bottom w:w="50" w:type="dxa"/>
-              <w:right w:w="90" w:type="dxa"/>
-            </w:tcMar>
             <w:vAlign w:val="center"/>
           </w:tcPr>
           <w:p>
@@ -12807,12 +11569,6 @@
               <w:right w:val="single" w:sz="6" w:space="0" w:color="1F3864"/>
             </w:tcBorders>
             <w:shd w:val="clear" w:color="auto" w:fill="4472C4"/>
-            <w:tcMar>
-              <w:top w:w="50" w:type="dxa"/>
-              <w:left w:w="90" w:type="dxa"/>
-              <w:bottom w:w="50" w:type="dxa"/>
-              <w:right w:w="90" w:type="dxa"/>
-            </w:tcMar>
             <w:vAlign w:val="center"/>
           </w:tcPr>
           <w:p>
@@ -12852,12 +11608,6 @@
               <w:right w:val="single" w:sz="6" w:space="0" w:color="1F3864"/>
             </w:tcBorders>
             <w:shd w:val="clear" w:color="auto" w:fill="4472C4"/>
-            <w:tcMar>
-              <w:top w:w="50" w:type="dxa"/>
-              <w:left w:w="90" w:type="dxa"/>
-              <w:bottom w:w="50" w:type="dxa"/>
-              <w:right w:w="90" w:type="dxa"/>
-            </w:tcMar>
             <w:vAlign w:val="center"/>
           </w:tcPr>
           <w:p>
@@ -12924,12 +11674,6 @@
               <w:right w:val="single" w:sz="6" w:space="0" w:color="1F3864"/>
             </w:tcBorders>
             <w:shd w:val="clear" w:color="auto" w:fill="D9E2F3"/>
-            <w:tcMar>
-              <w:top w:w="50" w:type="dxa"/>
-              <w:left w:w="90" w:type="dxa"/>
-              <w:bottom w:w="50" w:type="dxa"/>
-              <w:right w:w="90" w:type="dxa"/>
-            </w:tcMar>
             <w:vAlign w:val="center"/>
           </w:tcPr>
           <w:p>
@@ -12962,12 +11706,6 @@
               <w:right w:val="single" w:sz="6" w:space="0" w:color="1F3864"/>
             </w:tcBorders>
             <w:shd w:val="clear" w:color="auto" w:fill="D9E2F3"/>
-            <w:tcMar>
-              <w:top w:w="50" w:type="dxa"/>
-              <w:left w:w="90" w:type="dxa"/>
-              <w:bottom w:w="50" w:type="dxa"/>
-              <w:right w:w="90" w:type="dxa"/>
-            </w:tcMar>
             <w:vAlign w:val="center"/>
           </w:tcPr>
           <w:p>
@@ -13000,12 +11738,6 @@
               <w:right w:val="single" w:sz="6" w:space="0" w:color="1F3864"/>
             </w:tcBorders>
             <w:shd w:val="clear" w:color="auto" w:fill="D9E2F3"/>
-            <w:tcMar>
-              <w:top w:w="50" w:type="dxa"/>
-              <w:left w:w="90" w:type="dxa"/>
-              <w:bottom w:w="50" w:type="dxa"/>
-              <w:right w:w="90" w:type="dxa"/>
-            </w:tcMar>
             <w:vAlign w:val="center"/>
           </w:tcPr>
           <w:p>
@@ -13038,12 +11770,6 @@
               <w:right w:val="single" w:sz="6" w:space="0" w:color="1F3864"/>
             </w:tcBorders>
             <w:shd w:val="clear" w:color="auto" w:fill="D9E2F3"/>
-            <w:tcMar>
-              <w:top w:w="50" w:type="dxa"/>
-              <w:left w:w="90" w:type="dxa"/>
-              <w:bottom w:w="50" w:type="dxa"/>
-              <w:right w:w="90" w:type="dxa"/>
-            </w:tcMar>
             <w:vAlign w:val="center"/>
           </w:tcPr>
           <w:p>
@@ -13103,12 +11829,6 @@
               <w:right w:val="single" w:sz="6" w:space="0" w:color="1F3864"/>
             </w:tcBorders>
             <w:shd w:val="clear" w:color="auto" w:fill="D9E2F3"/>
-            <w:tcMar>
-              <w:top w:w="50" w:type="dxa"/>
-              <w:left w:w="90" w:type="dxa"/>
-              <w:bottom w:w="50" w:type="dxa"/>
-              <w:right w:w="90" w:type="dxa"/>
-            </w:tcMar>
             <w:vAlign w:val="center"/>
           </w:tcPr>
           <w:p>
@@ -13141,12 +11861,6 @@
               <w:right w:val="single" w:sz="6" w:space="0" w:color="1F3864"/>
             </w:tcBorders>
             <w:shd w:val="clear" w:color="auto" w:fill="D9E2F3"/>
-            <w:tcMar>
-              <w:top w:w="50" w:type="dxa"/>
-              <w:left w:w="90" w:type="dxa"/>
-              <w:bottom w:w="50" w:type="dxa"/>
-              <w:right w:w="90" w:type="dxa"/>
-            </w:tcMar>
             <w:vAlign w:val="center"/>
           </w:tcPr>
           <w:p>
@@ -13179,12 +11893,6 @@
               <w:right w:val="single" w:sz="6" w:space="0" w:color="1F3864"/>
             </w:tcBorders>
             <w:shd w:val="clear" w:color="auto" w:fill="D9E2F3"/>
-            <w:tcMar>
-              <w:top w:w="50" w:type="dxa"/>
-              <w:left w:w="90" w:type="dxa"/>
-              <w:bottom w:w="50" w:type="dxa"/>
-              <w:right w:w="90" w:type="dxa"/>
-            </w:tcMar>
             <w:vAlign w:val="center"/>
           </w:tcPr>
           <w:p>
@@ -13217,12 +11925,6 @@
               <w:right w:val="single" w:sz="6" w:space="0" w:color="1F3864"/>
             </w:tcBorders>
             <w:shd w:val="clear" w:color="auto" w:fill="D9E2F3"/>
-            <w:tcMar>
-              <w:top w:w="50" w:type="dxa"/>
-              <w:left w:w="90" w:type="dxa"/>
-              <w:bottom w:w="50" w:type="dxa"/>
-              <w:right w:w="90" w:type="dxa"/>
-            </w:tcMar>
             <w:vAlign w:val="center"/>
           </w:tcPr>
           <w:p>
@@ -13282,12 +11984,6 @@
               <w:right w:val="single" w:sz="6" w:space="0" w:color="1F3864"/>
             </w:tcBorders>
             <w:shd w:val="clear" w:color="auto" w:fill="D9E2F3"/>
-            <w:tcMar>
-              <w:top w:w="50" w:type="dxa"/>
-              <w:left w:w="90" w:type="dxa"/>
-              <w:bottom w:w="50" w:type="dxa"/>
-              <w:right w:w="90" w:type="dxa"/>
-            </w:tcMar>
             <w:vAlign w:val="center"/>
           </w:tcPr>
           <w:p>
@@ -13320,12 +12016,6 @@
               <w:right w:val="single" w:sz="6" w:space="0" w:color="1F3864"/>
             </w:tcBorders>
             <w:shd w:val="clear" w:color="auto" w:fill="D9E2F3"/>
-            <w:tcMar>
-              <w:top w:w="50" w:type="dxa"/>
-              <w:left w:w="90" w:type="dxa"/>
-              <w:bottom w:w="50" w:type="dxa"/>
-              <w:right w:w="90" w:type="dxa"/>
-            </w:tcMar>
             <w:vAlign w:val="center"/>
           </w:tcPr>
           <w:p>
@@ -13358,12 +12048,6 @@
               <w:right w:val="single" w:sz="6" w:space="0" w:color="1F3864"/>
             </w:tcBorders>
             <w:shd w:val="clear" w:color="auto" w:fill="D9E2F3"/>
-            <w:tcMar>
-              <w:top w:w="50" w:type="dxa"/>
-              <w:left w:w="90" w:type="dxa"/>
-              <w:bottom w:w="50" w:type="dxa"/>
-              <w:right w:w="90" w:type="dxa"/>
-            </w:tcMar>
             <w:vAlign w:val="center"/>
           </w:tcPr>
           <w:p>
@@ -13396,12 +12080,6 @@
               <w:right w:val="single" w:sz="6" w:space="0" w:color="1F3864"/>
             </w:tcBorders>
             <w:shd w:val="clear" w:color="auto" w:fill="D9E2F3"/>
-            <w:tcMar>
-              <w:top w:w="50" w:type="dxa"/>
-              <w:left w:w="90" w:type="dxa"/>
-              <w:bottom w:w="50" w:type="dxa"/>
-              <w:right w:w="90" w:type="dxa"/>
-            </w:tcMar>
             <w:vAlign w:val="center"/>
           </w:tcPr>
           <w:p>
@@ -13461,12 +12139,6 @@
               <w:right w:val="single" w:sz="6" w:space="0" w:color="1F3864"/>
             </w:tcBorders>
             <w:shd w:val="clear" w:color="auto" w:fill="D9E2F3"/>
-            <w:tcMar>
-              <w:top w:w="50" w:type="dxa"/>
-              <w:left w:w="90" w:type="dxa"/>
-              <w:bottom w:w="50" w:type="dxa"/>
-              <w:right w:w="90" w:type="dxa"/>
-            </w:tcMar>
             <w:vAlign w:val="center"/>
           </w:tcPr>
           <w:p>
@@ -13511,12 +12183,6 @@
               <w:right w:val="single" w:sz="6" w:space="0" w:color="1F3864"/>
             </w:tcBorders>
             <w:shd w:val="clear" w:color="auto" w:fill="4472C4"/>
-            <w:tcMar>
-              <w:top w:w="50" w:type="dxa"/>
-              <w:left w:w="90" w:type="dxa"/>
-              <w:bottom w:w="50" w:type="dxa"/>
-              <w:right w:w="90" w:type="dxa"/>
-            </w:tcMar>
             <w:vAlign w:val="center"/>
           </w:tcPr>
           <w:p>
@@ -13583,12 +12249,6 @@
               <w:right w:val="single" w:sz="6" w:space="0" w:color="1F3864"/>
             </w:tcBorders>
             <w:shd w:val="clear" w:color="auto" w:fill="4472C4"/>
-            <w:tcMar>
-              <w:top w:w="50" w:type="dxa"/>
-              <w:left w:w="90" w:type="dxa"/>
-              <w:bottom w:w="50" w:type="dxa"/>
-              <w:right w:w="90" w:type="dxa"/>
-            </w:tcMar>
             <w:vAlign w:val="center"/>
           </w:tcPr>
           <w:p>
@@ -13628,12 +12288,6 @@
               <w:right w:val="single" w:sz="6" w:space="0" w:color="1F3864"/>
             </w:tcBorders>
             <w:shd w:val="clear" w:color="auto" w:fill="4472C4"/>
-            <w:tcMar>
-              <w:top w:w="50" w:type="dxa"/>
-              <w:left w:w="90" w:type="dxa"/>
-              <w:bottom w:w="50" w:type="dxa"/>
-              <w:right w:w="90" w:type="dxa"/>
-            </w:tcMar>
             <w:vAlign w:val="center"/>
           </w:tcPr>
           <w:p>
@@ -13673,12 +12327,6 @@
               <w:right w:val="single" w:sz="6" w:space="0" w:color="1F3864"/>
             </w:tcBorders>
             <w:shd w:val="clear" w:color="auto" w:fill="4472C4"/>
-            <w:tcMar>
-              <w:top w:w="50" w:type="dxa"/>
-              <w:left w:w="90" w:type="dxa"/>
-              <w:bottom w:w="50" w:type="dxa"/>
-              <w:right w:w="90" w:type="dxa"/>
-            </w:tcMar>
             <w:vAlign w:val="center"/>
           </w:tcPr>
           <w:p>
@@ -13718,12 +12366,6 @@
               <w:right w:val="single" w:sz="6" w:space="0" w:color="1F3864"/>
             </w:tcBorders>
             <w:shd w:val="clear" w:color="auto" w:fill="4472C4"/>
-            <w:tcMar>
-              <w:top w:w="50" w:type="dxa"/>
-              <w:left w:w="90" w:type="dxa"/>
-              <w:bottom w:w="50" w:type="dxa"/>
-              <w:right w:w="90" w:type="dxa"/>
-            </w:tcMar>
             <w:vAlign w:val="center"/>
           </w:tcPr>
           <w:p>
@@ -13790,12 +12432,6 @@
               <w:right w:val="single" w:sz="6" w:space="0" w:color="1F3864"/>
             </w:tcBorders>
             <w:shd w:val="clear" w:color="auto" w:fill="D9E2F3"/>
-            <w:tcMar>
-              <w:top w:w="50" w:type="dxa"/>
-              <w:left w:w="90" w:type="dxa"/>
-              <w:bottom w:w="50" w:type="dxa"/>
-              <w:right w:w="90" w:type="dxa"/>
-            </w:tcMar>
             <w:vAlign w:val="center"/>
           </w:tcPr>
           <w:p>
@@ -13828,12 +12464,6 @@
               <w:right w:val="single" w:sz="6" w:space="0" w:color="1F3864"/>
             </w:tcBorders>
             <w:shd w:val="clear" w:color="auto" w:fill="D9E2F3"/>
-            <w:tcMar>
-              <w:top w:w="50" w:type="dxa"/>
-              <w:left w:w="90" w:type="dxa"/>
-              <w:bottom w:w="50" w:type="dxa"/>
-              <w:right w:w="90" w:type="dxa"/>
-            </w:tcMar>
             <w:vAlign w:val="center"/>
           </w:tcPr>
           <w:p>
@@ -13866,12 +12496,6 @@
               <w:right w:val="single" w:sz="6" w:space="0" w:color="1F3864"/>
             </w:tcBorders>
             <w:shd w:val="clear" w:color="auto" w:fill="D9E2F3"/>
-            <w:tcMar>
-              <w:top w:w="50" w:type="dxa"/>
-              <w:left w:w="90" w:type="dxa"/>
-              <w:bottom w:w="50" w:type="dxa"/>
-              <w:right w:w="90" w:type="dxa"/>
-            </w:tcMar>
             <w:vAlign w:val="center"/>
           </w:tcPr>
           <w:p>
@@ -13904,12 +12528,6 @@
               <w:right w:val="single" w:sz="6" w:space="0" w:color="1F3864"/>
             </w:tcBorders>
             <w:shd w:val="clear" w:color="auto" w:fill="D9E2F3"/>
-            <w:tcMar>
-              <w:top w:w="50" w:type="dxa"/>
-              <w:left w:w="90" w:type="dxa"/>
-              <w:bottom w:w="50" w:type="dxa"/>
-              <w:right w:w="90" w:type="dxa"/>
-            </w:tcMar>
             <w:vAlign w:val="center"/>
           </w:tcPr>
           <w:p>
@@ -13969,12 +12587,6 @@
               <w:right w:val="single" w:sz="6" w:space="0" w:color="1F3864"/>
             </w:tcBorders>
             <w:shd w:val="clear" w:color="auto" w:fill="D9E2F3"/>
-            <w:tcMar>
-              <w:top w:w="50" w:type="dxa"/>
-              <w:left w:w="90" w:type="dxa"/>
-              <w:bottom w:w="50" w:type="dxa"/>
-              <w:right w:w="90" w:type="dxa"/>
-            </w:tcMar>
             <w:vAlign w:val="center"/>
           </w:tcPr>
           <w:p>
@@ -14007,12 +12619,6 @@
               <w:right w:val="single" w:sz="6" w:space="0" w:color="1F3864"/>
             </w:tcBorders>
             <w:shd w:val="clear" w:color="auto" w:fill="D9E2F3"/>
-            <w:tcMar>
-              <w:top w:w="50" w:type="dxa"/>
-              <w:left w:w="90" w:type="dxa"/>
-              <w:bottom w:w="50" w:type="dxa"/>
-              <w:right w:w="90" w:type="dxa"/>
-            </w:tcMar>
             <w:vAlign w:val="center"/>
           </w:tcPr>
           <w:p>
@@ -14045,12 +12651,6 @@
               <w:right w:val="single" w:sz="6" w:space="0" w:color="1F3864"/>
             </w:tcBorders>
             <w:shd w:val="clear" w:color="auto" w:fill="D9E2F3"/>
-            <w:tcMar>
-              <w:top w:w="50" w:type="dxa"/>
-              <w:left w:w="90" w:type="dxa"/>
-              <w:bottom w:w="50" w:type="dxa"/>
-              <w:right w:w="90" w:type="dxa"/>
-            </w:tcMar>
             <w:vAlign w:val="center"/>
           </w:tcPr>
           <w:p>
@@ -14083,12 +12683,6 @@
               <w:right w:val="single" w:sz="6" w:space="0" w:color="1F3864"/>
             </w:tcBorders>
             <w:shd w:val="clear" w:color="auto" w:fill="D9E2F3"/>
-            <w:tcMar>
-              <w:top w:w="50" w:type="dxa"/>
-              <w:left w:w="90" w:type="dxa"/>
-              <w:bottom w:w="50" w:type="dxa"/>
-              <w:right w:w="90" w:type="dxa"/>
-            </w:tcMar>
             <w:vAlign w:val="center"/>
           </w:tcPr>
           <w:p>
@@ -14148,12 +12742,6 @@
               <w:right w:val="single" w:sz="6" w:space="0" w:color="1F3864"/>
             </w:tcBorders>
             <w:shd w:val="clear" w:color="auto" w:fill="D9E2F3"/>
-            <w:tcMar>
-              <w:top w:w="50" w:type="dxa"/>
-              <w:left w:w="90" w:type="dxa"/>
-              <w:bottom w:w="50" w:type="dxa"/>
-              <w:right w:w="90" w:type="dxa"/>
-            </w:tcMar>
             <w:vAlign w:val="center"/>
           </w:tcPr>
           <w:p>
@@ -14186,12 +12774,6 @@
               <w:right w:val="single" w:sz="6" w:space="0" w:color="1F3864"/>
             </w:tcBorders>
             <w:shd w:val="clear" w:color="auto" w:fill="D9E2F3"/>
-            <w:tcMar>
-              <w:top w:w="50" w:type="dxa"/>
-              <w:left w:w="90" w:type="dxa"/>
-              <w:bottom w:w="50" w:type="dxa"/>
-              <w:right w:w="90" w:type="dxa"/>
-            </w:tcMar>
             <w:vAlign w:val="center"/>
           </w:tcPr>
           <w:p>
@@ -14224,12 +12806,6 @@
               <w:right w:val="single" w:sz="6" w:space="0" w:color="1F3864"/>
             </w:tcBorders>
             <w:shd w:val="clear" w:color="auto" w:fill="D9E2F3"/>
-            <w:tcMar>
-              <w:top w:w="50" w:type="dxa"/>
-              <w:left w:w="90" w:type="dxa"/>
-              <w:bottom w:w="50" w:type="dxa"/>
-              <w:right w:w="90" w:type="dxa"/>
-            </w:tcMar>
             <w:vAlign w:val="center"/>
           </w:tcPr>
           <w:p>
@@ -14262,12 +12838,6 @@
               <w:right w:val="single" w:sz="6" w:space="0" w:color="1F3864"/>
             </w:tcBorders>
             <w:shd w:val="clear" w:color="auto" w:fill="D9E2F3"/>
-            <w:tcMar>
-              <w:top w:w="50" w:type="dxa"/>
-              <w:left w:w="90" w:type="dxa"/>
-              <w:bottom w:w="50" w:type="dxa"/>
-              <w:right w:w="90" w:type="dxa"/>
-            </w:tcMar>
             <w:vAlign w:val="center"/>
           </w:tcPr>
           <w:p>
@@ -14327,12 +12897,6 @@
               <w:right w:val="single" w:sz="6" w:space="0" w:color="1F3864"/>
             </w:tcBorders>
             <w:shd w:val="clear" w:color="auto" w:fill="D9E2F3"/>
-            <w:tcMar>
-              <w:top w:w="50" w:type="dxa"/>
-              <w:left w:w="90" w:type="dxa"/>
-              <w:bottom w:w="50" w:type="dxa"/>
-              <w:right w:w="90" w:type="dxa"/>
-            </w:tcMar>
             <w:vAlign w:val="center"/>
           </w:tcPr>
           <w:p>
@@ -14377,12 +12941,6 @@
               <w:right w:val="single" w:sz="6" w:space="0" w:color="1F3864"/>
             </w:tcBorders>
             <w:shd w:val="clear" w:color="auto" w:fill="4472C4"/>
-            <w:tcMar>
-              <w:top w:w="50" w:type="dxa"/>
-              <w:left w:w="90" w:type="dxa"/>
-              <w:bottom w:w="50" w:type="dxa"/>
-              <w:right w:w="90" w:type="dxa"/>
-            </w:tcMar>
             <w:vAlign w:val="center"/>
           </w:tcPr>
           <w:p>
@@ -14449,12 +13007,6 @@
               <w:right w:val="single" w:sz="6" w:space="0" w:color="1F3864"/>
             </w:tcBorders>
             <w:shd w:val="clear" w:color="auto" w:fill="4472C4"/>
-            <w:tcMar>
-              <w:top w:w="50" w:type="dxa"/>
-              <w:left w:w="90" w:type="dxa"/>
-              <w:bottom w:w="50" w:type="dxa"/>
-              <w:right w:w="90" w:type="dxa"/>
-            </w:tcMar>
             <w:vAlign w:val="center"/>
           </w:tcPr>
           <w:p>
@@ -14494,12 +13046,6 @@
               <w:right w:val="single" w:sz="6" w:space="0" w:color="1F3864"/>
             </w:tcBorders>
             <w:shd w:val="clear" w:color="auto" w:fill="4472C4"/>
-            <w:tcMar>
-              <w:top w:w="50" w:type="dxa"/>
-              <w:left w:w="90" w:type="dxa"/>
-              <w:bottom w:w="50" w:type="dxa"/>
-              <w:right w:w="90" w:type="dxa"/>
-            </w:tcMar>
             <w:vAlign w:val="center"/>
           </w:tcPr>
           <w:p>
@@ -14539,12 +13085,6 @@
               <w:right w:val="single" w:sz="6" w:space="0" w:color="1F3864"/>
             </w:tcBorders>
             <w:shd w:val="clear" w:color="auto" w:fill="4472C4"/>
-            <w:tcMar>
-              <w:top w:w="50" w:type="dxa"/>
-              <w:left w:w="90" w:type="dxa"/>
-              <w:bottom w:w="50" w:type="dxa"/>
-              <w:right w:w="90" w:type="dxa"/>
-            </w:tcMar>
             <w:vAlign w:val="center"/>
           </w:tcPr>
           <w:p>
@@ -14584,12 +13124,6 @@
               <w:right w:val="single" w:sz="6" w:space="0" w:color="1F3864"/>
             </w:tcBorders>
             <w:shd w:val="clear" w:color="auto" w:fill="4472C4"/>
-            <w:tcMar>
-              <w:top w:w="50" w:type="dxa"/>
-              <w:left w:w="90" w:type="dxa"/>
-              <w:bottom w:w="50" w:type="dxa"/>
-              <w:right w:w="90" w:type="dxa"/>
-            </w:tcMar>
             <w:vAlign w:val="center"/>
           </w:tcPr>
           <w:p>
@@ -14656,12 +13190,6 @@
               <w:right w:val="single" w:sz="6" w:space="0" w:color="1F3864"/>
             </w:tcBorders>
             <w:shd w:val="clear" w:color="auto" w:fill="D9E2F3"/>
-            <w:tcMar>
-              <w:top w:w="50" w:type="dxa"/>
-              <w:left w:w="90" w:type="dxa"/>
-              <w:bottom w:w="50" w:type="dxa"/>
-              <w:right w:w="90" w:type="dxa"/>
-            </w:tcMar>
             <w:vAlign w:val="center"/>
           </w:tcPr>
           <w:p>
@@ -14694,12 +13222,6 @@
               <w:right w:val="single" w:sz="6" w:space="0" w:color="1F3864"/>
             </w:tcBorders>
             <w:shd w:val="clear" w:color="auto" w:fill="D9E2F3"/>
-            <w:tcMar>
-              <w:top w:w="50" w:type="dxa"/>
-              <w:left w:w="90" w:type="dxa"/>
-              <w:bottom w:w="50" w:type="dxa"/>
-              <w:right w:w="90" w:type="dxa"/>
-            </w:tcMar>
             <w:vAlign w:val="center"/>
           </w:tcPr>
           <w:p>
@@ -14732,12 +13254,6 @@
               <w:right w:val="single" w:sz="6" w:space="0" w:color="1F3864"/>
             </w:tcBorders>
             <w:shd w:val="clear" w:color="auto" w:fill="D9E2F3"/>
-            <w:tcMar>
-              <w:top w:w="50" w:type="dxa"/>
-              <w:left w:w="90" w:type="dxa"/>
-              <w:bottom w:w="50" w:type="dxa"/>
-              <w:right w:w="90" w:type="dxa"/>
-            </w:tcMar>
             <w:vAlign w:val="center"/>
           </w:tcPr>
           <w:p>
@@ -14770,12 +13286,6 @@
               <w:right w:val="single" w:sz="6" w:space="0" w:color="1F3864"/>
             </w:tcBorders>
             <w:shd w:val="clear" w:color="auto" w:fill="D9E2F3"/>
-            <w:tcMar>
-              <w:top w:w="50" w:type="dxa"/>
-              <w:left w:w="90" w:type="dxa"/>
-              <w:bottom w:w="50" w:type="dxa"/>
-              <w:right w:w="90" w:type="dxa"/>
-            </w:tcMar>
             <w:vAlign w:val="center"/>
           </w:tcPr>
           <w:p>
@@ -14835,12 +13345,6 @@
               <w:right w:val="single" w:sz="6" w:space="0" w:color="1F3864"/>
             </w:tcBorders>
             <w:shd w:val="clear" w:color="auto" w:fill="D9E2F3"/>
-            <w:tcMar>
-              <w:top w:w="50" w:type="dxa"/>
-              <w:left w:w="90" w:type="dxa"/>
-              <w:bottom w:w="50" w:type="dxa"/>
-              <w:right w:w="90" w:type="dxa"/>
-            </w:tcMar>
             <w:vAlign w:val="center"/>
           </w:tcPr>
           <w:p>
@@ -14873,12 +13377,6 @@
               <w:right w:val="single" w:sz="6" w:space="0" w:color="1F3864"/>
             </w:tcBorders>
             <w:shd w:val="clear" w:color="auto" w:fill="D9E2F3"/>
-            <w:tcMar>
-              <w:top w:w="50" w:type="dxa"/>
-              <w:left w:w="90" w:type="dxa"/>
-              <w:bottom w:w="50" w:type="dxa"/>
-              <w:right w:w="90" w:type="dxa"/>
-            </w:tcMar>
             <w:vAlign w:val="center"/>
           </w:tcPr>
           <w:p>
@@ -14911,12 +13409,6 @@
               <w:right w:val="single" w:sz="6" w:space="0" w:color="1F3864"/>
             </w:tcBorders>
             <w:shd w:val="clear" w:color="auto" w:fill="D9E2F3"/>
-            <w:tcMar>
-              <w:top w:w="50" w:type="dxa"/>
-              <w:left w:w="90" w:type="dxa"/>
-              <w:bottom w:w="50" w:type="dxa"/>
-              <w:right w:w="90" w:type="dxa"/>
-            </w:tcMar>
             <w:vAlign w:val="center"/>
           </w:tcPr>
           <w:p>
@@ -14949,12 +13441,6 @@
               <w:right w:val="single" w:sz="6" w:space="0" w:color="1F3864"/>
             </w:tcBorders>
             <w:shd w:val="clear" w:color="auto" w:fill="D9E2F3"/>
-            <w:tcMar>
-              <w:top w:w="50" w:type="dxa"/>
-              <w:left w:w="90" w:type="dxa"/>
-              <w:bottom w:w="50" w:type="dxa"/>
-              <w:right w:w="90" w:type="dxa"/>
-            </w:tcMar>
             <w:vAlign w:val="center"/>
           </w:tcPr>
           <w:p>
@@ -15014,12 +13500,6 @@
               <w:right w:val="single" w:sz="6" w:space="0" w:color="1F3864"/>
             </w:tcBorders>
             <w:shd w:val="clear" w:color="auto" w:fill="D9E2F3"/>
-            <w:tcMar>
-              <w:top w:w="50" w:type="dxa"/>
-              <w:left w:w="90" w:type="dxa"/>
-              <w:bottom w:w="50" w:type="dxa"/>
-              <w:right w:w="90" w:type="dxa"/>
-            </w:tcMar>
             <w:vAlign w:val="center"/>
           </w:tcPr>
           <w:p>
@@ -15052,12 +13532,6 @@
               <w:right w:val="single" w:sz="6" w:space="0" w:color="1F3864"/>
             </w:tcBorders>
             <w:shd w:val="clear" w:color="auto" w:fill="D9E2F3"/>
-            <w:tcMar>
-              <w:top w:w="50" w:type="dxa"/>
-              <w:left w:w="90" w:type="dxa"/>
-              <w:bottom w:w="50" w:type="dxa"/>
-              <w:right w:w="90" w:type="dxa"/>
-            </w:tcMar>
             <w:vAlign w:val="center"/>
           </w:tcPr>
           <w:p>
@@ -15090,12 +13564,6 @@
               <w:right w:val="single" w:sz="6" w:space="0" w:color="1F3864"/>
             </w:tcBorders>
             <w:shd w:val="clear" w:color="auto" w:fill="D9E2F3"/>
-            <w:tcMar>
-              <w:top w:w="50" w:type="dxa"/>
-              <w:left w:w="90" w:type="dxa"/>
-              <w:bottom w:w="50" w:type="dxa"/>
-              <w:right w:w="90" w:type="dxa"/>
-            </w:tcMar>
             <w:vAlign w:val="center"/>
           </w:tcPr>
           <w:p>
@@ -15128,12 +13596,6 @@
               <w:right w:val="single" w:sz="6" w:space="0" w:color="1F3864"/>
             </w:tcBorders>
             <w:shd w:val="clear" w:color="auto" w:fill="D9E2F3"/>
-            <w:tcMar>
-              <w:top w:w="50" w:type="dxa"/>
-              <w:left w:w="90" w:type="dxa"/>
-              <w:bottom w:w="50" w:type="dxa"/>
-              <w:right w:w="90" w:type="dxa"/>
-            </w:tcMar>
             <w:vAlign w:val="center"/>
           </w:tcPr>
           <w:p>
@@ -15193,12 +13655,6 @@
               <w:right w:val="single" w:sz="6" w:space="0" w:color="1F3864"/>
             </w:tcBorders>
             <w:shd w:val="clear" w:color="auto" w:fill="D9E2F3"/>
-            <w:tcMar>
-              <w:top w:w="50" w:type="dxa"/>
-              <w:left w:w="90" w:type="dxa"/>
-              <w:bottom w:w="50" w:type="dxa"/>
-              <w:right w:w="90" w:type="dxa"/>
-            </w:tcMar>
             <w:vAlign w:val="center"/>
           </w:tcPr>
           <w:p>
@@ -15243,12 +13699,6 @@
               <w:right w:val="single" w:sz="6" w:space="0" w:color="1F3864"/>
             </w:tcBorders>
             <w:shd w:val="clear" w:color="auto" w:fill="4472C4"/>
-            <w:tcMar>
-              <w:top w:w="50" w:type="dxa"/>
-              <w:left w:w="90" w:type="dxa"/>
-              <w:bottom w:w="50" w:type="dxa"/>
-              <w:right w:w="90" w:type="dxa"/>
-            </w:tcMar>
             <w:vAlign w:val="center"/>
           </w:tcPr>
           <w:p>
@@ -15315,12 +13765,6 @@
               <w:right w:val="single" w:sz="6" w:space="0" w:color="1F3864"/>
             </w:tcBorders>
             <w:shd w:val="clear" w:color="auto" w:fill="4472C4"/>
-            <w:tcMar>
-              <w:top w:w="50" w:type="dxa"/>
-              <w:left w:w="90" w:type="dxa"/>
-              <w:bottom w:w="50" w:type="dxa"/>
-              <w:right w:w="90" w:type="dxa"/>
-            </w:tcMar>
             <w:vAlign w:val="center"/>
           </w:tcPr>
           <w:p>
@@ -15360,12 +13804,6 @@
               <w:right w:val="single" w:sz="6" w:space="0" w:color="1F3864"/>
             </w:tcBorders>
             <w:shd w:val="clear" w:color="auto" w:fill="4472C4"/>
-            <w:tcMar>
-              <w:top w:w="50" w:type="dxa"/>
-              <w:left w:w="90" w:type="dxa"/>
-              <w:bottom w:w="50" w:type="dxa"/>
-              <w:right w:w="90" w:type="dxa"/>
-            </w:tcMar>
             <w:vAlign w:val="center"/>
           </w:tcPr>
           <w:p>
@@ -15405,12 +13843,6 @@
               <w:right w:val="single" w:sz="6" w:space="0" w:color="1F3864"/>
             </w:tcBorders>
             <w:shd w:val="clear" w:color="auto" w:fill="4472C4"/>
-            <w:tcMar>
-              <w:top w:w="50" w:type="dxa"/>
-              <w:left w:w="90" w:type="dxa"/>
-              <w:bottom w:w="50" w:type="dxa"/>
-              <w:right w:w="90" w:type="dxa"/>
-            </w:tcMar>
             <w:vAlign w:val="center"/>
           </w:tcPr>
           <w:p>
@@ -15450,12 +13882,6 @@
               <w:right w:val="single" w:sz="6" w:space="0" w:color="1F3864"/>
             </w:tcBorders>
             <w:shd w:val="clear" w:color="auto" w:fill="4472C4"/>
-            <w:tcMar>
-              <w:top w:w="50" w:type="dxa"/>
-              <w:left w:w="90" w:type="dxa"/>
-              <w:bottom w:w="50" w:type="dxa"/>
-              <w:right w:w="90" w:type="dxa"/>
-            </w:tcMar>
             <w:vAlign w:val="center"/>
           </w:tcPr>
           <w:p>
@@ -15522,12 +13948,6 @@
               <w:right w:val="single" w:sz="6" w:space="0" w:color="1F3864"/>
             </w:tcBorders>
             <w:shd w:val="clear" w:color="auto" w:fill="D9E2F3"/>
-            <w:tcMar>
-              <w:top w:w="50" w:type="dxa"/>
-              <w:left w:w="90" w:type="dxa"/>
-              <w:bottom w:w="50" w:type="dxa"/>
-              <w:right w:w="90" w:type="dxa"/>
-            </w:tcMar>
             <w:vAlign w:val="center"/>
           </w:tcPr>
           <w:p>
@@ -15560,12 +13980,6 @@
               <w:right w:val="single" w:sz="6" w:space="0" w:color="1F3864"/>
             </w:tcBorders>
             <w:shd w:val="clear" w:color="auto" w:fill="D9E2F3"/>
-            <w:tcMar>
-              <w:top w:w="50" w:type="dxa"/>
-              <w:left w:w="90" w:type="dxa"/>
-              <w:bottom w:w="50" w:type="dxa"/>
-              <w:right w:w="90" w:type="dxa"/>
-            </w:tcMar>
             <w:vAlign w:val="center"/>
           </w:tcPr>
           <w:p>
@@ -15598,12 +14012,6 @@
               <w:right w:val="single" w:sz="6" w:space="0" w:color="1F3864"/>
             </w:tcBorders>
             <w:shd w:val="clear" w:color="auto" w:fill="D9E2F3"/>
-            <w:tcMar>
-              <w:top w:w="50" w:type="dxa"/>
-              <w:left w:w="90" w:type="dxa"/>
-              <w:bottom w:w="50" w:type="dxa"/>
-              <w:right w:w="90" w:type="dxa"/>
-            </w:tcMar>
             <w:vAlign w:val="center"/>
           </w:tcPr>
           <w:p>
@@ -15636,12 +14044,6 @@
               <w:right w:val="single" w:sz="6" w:space="0" w:color="1F3864"/>
             </w:tcBorders>
             <w:shd w:val="clear" w:color="auto" w:fill="D9E2F3"/>
-            <w:tcMar>
-              <w:top w:w="50" w:type="dxa"/>
-              <w:left w:w="90" w:type="dxa"/>
-              <w:bottom w:w="50" w:type="dxa"/>
-              <w:right w:w="90" w:type="dxa"/>
-            </w:tcMar>
             <w:vAlign w:val="center"/>
           </w:tcPr>
           <w:p>
@@ -15701,12 +14103,6 @@
               <w:right w:val="single" w:sz="6" w:space="0" w:color="1F3864"/>
             </w:tcBorders>
             <w:shd w:val="clear" w:color="auto" w:fill="D9E2F3"/>
-            <w:tcMar>
-              <w:top w:w="50" w:type="dxa"/>
-              <w:left w:w="90" w:type="dxa"/>
-              <w:bottom w:w="50" w:type="dxa"/>
-              <w:right w:w="90" w:type="dxa"/>
-            </w:tcMar>
             <w:vAlign w:val="center"/>
           </w:tcPr>
           <w:p>
@@ -15739,12 +14135,6 @@
               <w:right w:val="single" w:sz="6" w:space="0" w:color="1F3864"/>
             </w:tcBorders>
             <w:shd w:val="clear" w:color="auto" w:fill="D9E2F3"/>
-            <w:tcMar>
-              <w:top w:w="50" w:type="dxa"/>
-              <w:left w:w="90" w:type="dxa"/>
-              <w:bottom w:w="50" w:type="dxa"/>
-              <w:right w:w="90" w:type="dxa"/>
-            </w:tcMar>
             <w:vAlign w:val="center"/>
           </w:tcPr>
           <w:p>
@@ -15777,12 +14167,6 @@
               <w:right w:val="single" w:sz="6" w:space="0" w:color="1F3864"/>
             </w:tcBorders>
             <w:shd w:val="clear" w:color="auto" w:fill="D9E2F3"/>
-            <w:tcMar>
-              <w:top w:w="50" w:type="dxa"/>
-              <w:left w:w="90" w:type="dxa"/>
-              <w:bottom w:w="50" w:type="dxa"/>
-              <w:right w:w="90" w:type="dxa"/>
-            </w:tcMar>
             <w:vAlign w:val="center"/>
           </w:tcPr>
           <w:p>
@@ -15815,12 +14199,6 @@
               <w:right w:val="single" w:sz="6" w:space="0" w:color="1F3864"/>
             </w:tcBorders>
             <w:shd w:val="clear" w:color="auto" w:fill="D9E2F3"/>
-            <w:tcMar>
-              <w:top w:w="50" w:type="dxa"/>
-              <w:left w:w="90" w:type="dxa"/>
-              <w:bottom w:w="50" w:type="dxa"/>
-              <w:right w:w="90" w:type="dxa"/>
-            </w:tcMar>
             <w:vAlign w:val="center"/>
           </w:tcPr>
           <w:p>
@@ -15880,12 +14258,6 @@
               <w:right w:val="single" w:sz="6" w:space="0" w:color="1F3864"/>
             </w:tcBorders>
             <w:shd w:val="clear" w:color="auto" w:fill="D9E2F3"/>
-            <w:tcMar>
-              <w:top w:w="50" w:type="dxa"/>
-              <w:left w:w="90" w:type="dxa"/>
-              <w:bottom w:w="50" w:type="dxa"/>
-              <w:right w:w="90" w:type="dxa"/>
-            </w:tcMar>
             <w:vAlign w:val="center"/>
           </w:tcPr>
           <w:p>
@@ -15918,12 +14290,6 @@
               <w:right w:val="single" w:sz="6" w:space="0" w:color="1F3864"/>
             </w:tcBorders>
             <w:shd w:val="clear" w:color="auto" w:fill="D9E2F3"/>
-            <w:tcMar>
-              <w:top w:w="50" w:type="dxa"/>
-              <w:left w:w="90" w:type="dxa"/>
-              <w:bottom w:w="50" w:type="dxa"/>
-              <w:right w:w="90" w:type="dxa"/>
-            </w:tcMar>
             <w:vAlign w:val="center"/>
           </w:tcPr>
           <w:p>
@@ -15956,12 +14322,6 @@
               <w:right w:val="single" w:sz="6" w:space="0" w:color="1F3864"/>
             </w:tcBorders>
             <w:shd w:val="clear" w:color="auto" w:fill="D9E2F3"/>
-            <w:tcMar>
-              <w:top w:w="50" w:type="dxa"/>
-              <w:left w:w="90" w:type="dxa"/>
-              <w:bottom w:w="50" w:type="dxa"/>
-              <w:right w:w="90" w:type="dxa"/>
-            </w:tcMar>
             <w:vAlign w:val="center"/>
           </w:tcPr>
           <w:p>
@@ -15994,12 +14354,6 @@
               <w:right w:val="single" w:sz="6" w:space="0" w:color="1F3864"/>
             </w:tcBorders>
             <w:shd w:val="clear" w:color="auto" w:fill="D9E2F3"/>
-            <w:tcMar>
-              <w:top w:w="50" w:type="dxa"/>
-              <w:left w:w="90" w:type="dxa"/>
-              <w:bottom w:w="50" w:type="dxa"/>
-              <w:right w:w="90" w:type="dxa"/>
-            </w:tcMar>
             <w:vAlign w:val="center"/>
           </w:tcPr>
           <w:p>
@@ -16059,12 +14413,6 @@
               <w:right w:val="single" w:sz="6" w:space="0" w:color="1F3864"/>
             </w:tcBorders>
             <w:shd w:val="clear" w:color="auto" w:fill="D9E2F3"/>
-            <w:tcMar>
-              <w:top w:w="50" w:type="dxa"/>
-              <w:left w:w="90" w:type="dxa"/>
-              <w:bottom w:w="50" w:type="dxa"/>
-              <w:right w:w="90" w:type="dxa"/>
-            </w:tcMar>
             <w:vAlign w:val="center"/>
           </w:tcPr>
           <w:p>
@@ -16109,12 +14457,6 @@
               <w:right w:val="single" w:sz="6" w:space="0" w:color="1F3864"/>
             </w:tcBorders>
             <w:shd w:val="clear" w:color="auto" w:fill="4472C4"/>
-            <w:tcMar>
-              <w:top w:w="50" w:type="dxa"/>
-              <w:left w:w="90" w:type="dxa"/>
-              <w:bottom w:w="50" w:type="dxa"/>
-              <w:right w:w="90" w:type="dxa"/>
-            </w:tcMar>
             <w:vAlign w:val="center"/>
           </w:tcPr>
           <w:p>
@@ -16181,12 +14523,6 @@
               <w:right w:val="single" w:sz="6" w:space="0" w:color="1F3864"/>
             </w:tcBorders>
             <w:shd w:val="clear" w:color="auto" w:fill="4472C4"/>
-            <w:tcMar>
-              <w:top w:w="50" w:type="dxa"/>
-              <w:left w:w="90" w:type="dxa"/>
-              <w:bottom w:w="50" w:type="dxa"/>
-              <w:right w:w="90" w:type="dxa"/>
-            </w:tcMar>
             <w:vAlign w:val="center"/>
           </w:tcPr>
           <w:p>
@@ -16226,12 +14562,6 @@
               <w:right w:val="single" w:sz="6" w:space="0" w:color="1F3864"/>
             </w:tcBorders>
             <w:shd w:val="clear" w:color="auto" w:fill="4472C4"/>
-            <w:tcMar>
-              <w:top w:w="50" w:type="dxa"/>
-              <w:left w:w="90" w:type="dxa"/>
-              <w:bottom w:w="50" w:type="dxa"/>
-              <w:right w:w="90" w:type="dxa"/>
-            </w:tcMar>
             <w:vAlign w:val="center"/>
           </w:tcPr>
           <w:p>
@@ -16271,12 +14601,6 @@
               <w:right w:val="single" w:sz="6" w:space="0" w:color="1F3864"/>
             </w:tcBorders>
             <w:shd w:val="clear" w:color="auto" w:fill="4472C4"/>
-            <w:tcMar>
-              <w:top w:w="50" w:type="dxa"/>
-              <w:left w:w="90" w:type="dxa"/>
-              <w:bottom w:w="50" w:type="dxa"/>
-              <w:right w:w="90" w:type="dxa"/>
-            </w:tcMar>
             <w:vAlign w:val="center"/>
           </w:tcPr>
           <w:p>
@@ -16316,12 +14640,6 @@
               <w:right w:val="single" w:sz="6" w:space="0" w:color="1F3864"/>
             </w:tcBorders>
             <w:shd w:val="clear" w:color="auto" w:fill="4472C4"/>
-            <w:tcMar>
-              <w:top w:w="50" w:type="dxa"/>
-              <w:left w:w="90" w:type="dxa"/>
-              <w:bottom w:w="50" w:type="dxa"/>
-              <w:right w:w="90" w:type="dxa"/>
-            </w:tcMar>
             <w:vAlign w:val="center"/>
           </w:tcPr>
           <w:p>
@@ -16388,12 +14706,6 @@
               <w:right w:val="single" w:sz="6" w:space="0" w:color="1F3864"/>
             </w:tcBorders>
             <w:shd w:val="clear" w:color="auto" w:fill="D9E2F3"/>
-            <w:tcMar>
-              <w:top w:w="50" w:type="dxa"/>
-              <w:left w:w="90" w:type="dxa"/>
-              <w:bottom w:w="50" w:type="dxa"/>
-              <w:right w:w="90" w:type="dxa"/>
-            </w:tcMar>
             <w:vAlign w:val="center"/>
           </w:tcPr>
           <w:p>
@@ -16426,12 +14738,6 @@
               <w:right w:val="single" w:sz="6" w:space="0" w:color="1F3864"/>
             </w:tcBorders>
             <w:shd w:val="clear" w:color="auto" w:fill="D9E2F3"/>
-            <w:tcMar>
-              <w:top w:w="50" w:type="dxa"/>
-              <w:left w:w="90" w:type="dxa"/>
-              <w:bottom w:w="50" w:type="dxa"/>
-              <w:right w:w="90" w:type="dxa"/>
-            </w:tcMar>
             <w:vAlign w:val="center"/>
           </w:tcPr>
           <w:p>
@@ -16464,12 +14770,6 @@
               <w:right w:val="single" w:sz="6" w:space="0" w:color="1F3864"/>
             </w:tcBorders>
             <w:shd w:val="clear" w:color="auto" w:fill="D9E2F3"/>
-            <w:tcMar>
-              <w:top w:w="50" w:type="dxa"/>
-              <w:left w:w="90" w:type="dxa"/>
-              <w:bottom w:w="50" w:type="dxa"/>
-              <w:right w:w="90" w:type="dxa"/>
-            </w:tcMar>
             <w:vAlign w:val="center"/>
           </w:tcPr>
           <w:p>
@@ -16502,12 +14802,6 @@
               <w:right w:val="single" w:sz="6" w:space="0" w:color="1F3864"/>
             </w:tcBorders>
             <w:shd w:val="clear" w:color="auto" w:fill="D9E2F3"/>
-            <w:tcMar>
-              <w:top w:w="50" w:type="dxa"/>
-              <w:left w:w="90" w:type="dxa"/>
-              <w:bottom w:w="50" w:type="dxa"/>
-              <w:right w:w="90" w:type="dxa"/>
-            </w:tcMar>
             <w:vAlign w:val="center"/>
           </w:tcPr>
           <w:p>
@@ -16567,12 +14861,6 @@
               <w:right w:val="single" w:sz="6" w:space="0" w:color="1F3864"/>
             </w:tcBorders>
             <w:shd w:val="clear" w:color="auto" w:fill="D9E2F3"/>
-            <w:tcMar>
-              <w:top w:w="50" w:type="dxa"/>
-              <w:left w:w="90" w:type="dxa"/>
-              <w:bottom w:w="50" w:type="dxa"/>
-              <w:right w:w="90" w:type="dxa"/>
-            </w:tcMar>
             <w:vAlign w:val="center"/>
           </w:tcPr>
           <w:p>
@@ -16605,12 +14893,6 @@
               <w:right w:val="single" w:sz="6" w:space="0" w:color="1F3864"/>
             </w:tcBorders>
             <w:shd w:val="clear" w:color="auto" w:fill="D9E2F3"/>
-            <w:tcMar>
-              <w:top w:w="50" w:type="dxa"/>
-              <w:left w:w="90" w:type="dxa"/>
-              <w:bottom w:w="50" w:type="dxa"/>
-              <w:right w:w="90" w:type="dxa"/>
-            </w:tcMar>
             <w:vAlign w:val="center"/>
           </w:tcPr>
           <w:p>
@@ -16643,12 +14925,6 @@
               <w:right w:val="single" w:sz="6" w:space="0" w:color="1F3864"/>
             </w:tcBorders>
             <w:shd w:val="clear" w:color="auto" w:fill="D9E2F3"/>
-            <w:tcMar>
-              <w:top w:w="50" w:type="dxa"/>
-              <w:left w:w="90" w:type="dxa"/>
-              <w:bottom w:w="50" w:type="dxa"/>
-              <w:right w:w="90" w:type="dxa"/>
-            </w:tcMar>
             <w:vAlign w:val="center"/>
           </w:tcPr>
           <w:p>
@@ -16681,12 +14957,6 @@
               <w:right w:val="single" w:sz="6" w:space="0" w:color="1F3864"/>
             </w:tcBorders>
             <w:shd w:val="clear" w:color="auto" w:fill="D9E2F3"/>
-            <w:tcMar>
-              <w:top w:w="50" w:type="dxa"/>
-              <w:left w:w="90" w:type="dxa"/>
-              <w:bottom w:w="50" w:type="dxa"/>
-              <w:right w:w="90" w:type="dxa"/>
-            </w:tcMar>
             <w:vAlign w:val="center"/>
           </w:tcPr>
           <w:p>
@@ -16746,12 +15016,6 @@
               <w:right w:val="single" w:sz="6" w:space="0" w:color="1F3864"/>
             </w:tcBorders>
             <w:shd w:val="clear" w:color="auto" w:fill="D9E2F3"/>
-            <w:tcMar>
-              <w:top w:w="50" w:type="dxa"/>
-              <w:left w:w="90" w:type="dxa"/>
-              <w:bottom w:w="50" w:type="dxa"/>
-              <w:right w:w="90" w:type="dxa"/>
-            </w:tcMar>
             <w:vAlign w:val="center"/>
           </w:tcPr>
           <w:p>
@@ -16784,12 +15048,6 @@
               <w:right w:val="single" w:sz="6" w:space="0" w:color="1F3864"/>
             </w:tcBorders>
             <w:shd w:val="clear" w:color="auto" w:fill="D9E2F3"/>
-            <w:tcMar>
-              <w:top w:w="50" w:type="dxa"/>
-              <w:left w:w="90" w:type="dxa"/>
-              <w:bottom w:w="50" w:type="dxa"/>
-              <w:right w:w="90" w:type="dxa"/>
-            </w:tcMar>
             <w:vAlign w:val="center"/>
           </w:tcPr>
           <w:p>
@@ -16822,12 +15080,6 @@
               <w:right w:val="single" w:sz="6" w:space="0" w:color="1F3864"/>
             </w:tcBorders>
             <w:shd w:val="clear" w:color="auto" w:fill="D9E2F3"/>
-            <w:tcMar>
-              <w:top w:w="50" w:type="dxa"/>
-              <w:left w:w="90" w:type="dxa"/>
-              <w:bottom w:w="50" w:type="dxa"/>
-              <w:right w:w="90" w:type="dxa"/>
-            </w:tcMar>
             <w:vAlign w:val="center"/>
           </w:tcPr>
           <w:p>
@@ -16860,12 +15112,6 @@
               <w:right w:val="single" w:sz="6" w:space="0" w:color="1F3864"/>
             </w:tcBorders>
             <w:shd w:val="clear" w:color="auto" w:fill="D9E2F3"/>
-            <w:tcMar>
-              <w:top w:w="50" w:type="dxa"/>
-              <w:left w:w="90" w:type="dxa"/>
-              <w:bottom w:w="50" w:type="dxa"/>
-              <w:right w:w="90" w:type="dxa"/>
-            </w:tcMar>
             <w:vAlign w:val="center"/>
           </w:tcPr>
           <w:p>
@@ -16925,12 +15171,6 @@
               <w:right w:val="single" w:sz="6" w:space="0" w:color="1F3864"/>
             </w:tcBorders>
             <w:shd w:val="clear" w:color="auto" w:fill="D9E2F3"/>
-            <w:tcMar>
-              <w:top w:w="50" w:type="dxa"/>
-              <w:left w:w="90" w:type="dxa"/>
-              <w:bottom w:w="50" w:type="dxa"/>
-              <w:right w:w="90" w:type="dxa"/>
-            </w:tcMar>
             <w:vAlign w:val="center"/>
           </w:tcPr>
           <w:p>
@@ -16975,12 +15215,6 @@
               <w:right w:val="single" w:sz="6" w:space="0" w:color="1F3864"/>
             </w:tcBorders>
             <w:shd w:val="clear" w:color="auto" w:fill="4472C4"/>
-            <w:tcMar>
-              <w:top w:w="50" w:type="dxa"/>
-              <w:left w:w="90" w:type="dxa"/>
-              <w:bottom w:w="50" w:type="dxa"/>
-              <w:right w:w="90" w:type="dxa"/>
-            </w:tcMar>
             <w:vAlign w:val="center"/>
           </w:tcPr>
           <w:p>
@@ -17047,12 +15281,6 @@
               <w:right w:val="single" w:sz="6" w:space="0" w:color="1F3864"/>
             </w:tcBorders>
             <w:shd w:val="clear" w:color="auto" w:fill="4472C4"/>
-            <w:tcMar>
-              <w:top w:w="50" w:type="dxa"/>
-              <w:left w:w="90" w:type="dxa"/>
-              <w:bottom w:w="50" w:type="dxa"/>
-              <w:right w:w="90" w:type="dxa"/>
-            </w:tcMar>
             <w:vAlign w:val="center"/>
           </w:tcPr>
           <w:p>
@@ -17092,12 +15320,6 @@
               <w:right w:val="single" w:sz="6" w:space="0" w:color="1F3864"/>
             </w:tcBorders>
             <w:shd w:val="clear" w:color="auto" w:fill="4472C4"/>
-            <w:tcMar>
-              <w:top w:w="50" w:type="dxa"/>
-              <w:left w:w="90" w:type="dxa"/>
-              <w:bottom w:w="50" w:type="dxa"/>
-              <w:right w:w="90" w:type="dxa"/>
-            </w:tcMar>
             <w:vAlign w:val="center"/>
           </w:tcPr>
           <w:p>
@@ -17137,12 +15359,6 @@
               <w:right w:val="single" w:sz="6" w:space="0" w:color="1F3864"/>
             </w:tcBorders>
             <w:shd w:val="clear" w:color="auto" w:fill="4472C4"/>
-            <w:tcMar>
-              <w:top w:w="50" w:type="dxa"/>
-              <w:left w:w="90" w:type="dxa"/>
-              <w:bottom w:w="50" w:type="dxa"/>
-              <w:right w:w="90" w:type="dxa"/>
-            </w:tcMar>
             <w:vAlign w:val="center"/>
           </w:tcPr>
           <w:p>
@@ -17182,12 +15398,6 @@
               <w:right w:val="single" w:sz="6" w:space="0" w:color="1F3864"/>
             </w:tcBorders>
             <w:shd w:val="clear" w:color="auto" w:fill="4472C4"/>
-            <w:tcMar>
-              <w:top w:w="50" w:type="dxa"/>
-              <w:left w:w="90" w:type="dxa"/>
-              <w:bottom w:w="50" w:type="dxa"/>
-              <w:right w:w="90" w:type="dxa"/>
-            </w:tcMar>
             <w:vAlign w:val="center"/>
           </w:tcPr>
           <w:p>
@@ -17254,12 +15464,6 @@
               <w:right w:val="single" w:sz="6" w:space="0" w:color="1F3864"/>
             </w:tcBorders>
             <w:shd w:val="clear" w:color="auto" w:fill="D9E2F3"/>
-            <w:tcMar>
-              <w:top w:w="50" w:type="dxa"/>
-              <w:left w:w="90" w:type="dxa"/>
-              <w:bottom w:w="50" w:type="dxa"/>
-              <w:right w:w="90" w:type="dxa"/>
-            </w:tcMar>
             <w:vAlign w:val="center"/>
           </w:tcPr>
           <w:p>
@@ -17292,12 +15496,6 @@
               <w:right w:val="single" w:sz="6" w:space="0" w:color="1F3864"/>
             </w:tcBorders>
             <w:shd w:val="clear" w:color="auto" w:fill="D9E2F3"/>
-            <w:tcMar>
-              <w:top w:w="50" w:type="dxa"/>
-              <w:left w:w="90" w:type="dxa"/>
-              <w:bottom w:w="50" w:type="dxa"/>
-              <w:right w:w="90" w:type="dxa"/>
-            </w:tcMar>
             <w:vAlign w:val="center"/>
           </w:tcPr>
           <w:p>
@@ -17330,12 +15528,6 @@
               <w:right w:val="single" w:sz="6" w:space="0" w:color="1F3864"/>
             </w:tcBorders>
             <w:shd w:val="clear" w:color="auto" w:fill="D9E2F3"/>
-            <w:tcMar>
-              <w:top w:w="50" w:type="dxa"/>
-              <w:left w:w="90" w:type="dxa"/>
-              <w:bottom w:w="50" w:type="dxa"/>
-              <w:right w:w="90" w:type="dxa"/>
-            </w:tcMar>
             <w:vAlign w:val="center"/>
           </w:tcPr>
           <w:p>
@@ -17368,12 +15560,6 @@
               <w:right w:val="single" w:sz="6" w:space="0" w:color="1F3864"/>
             </w:tcBorders>
             <w:shd w:val="clear" w:color="auto" w:fill="D9E2F3"/>
-            <w:tcMar>
-              <w:top w:w="50" w:type="dxa"/>
-              <w:left w:w="90" w:type="dxa"/>
-              <w:bottom w:w="50" w:type="dxa"/>
-              <w:right w:w="90" w:type="dxa"/>
-            </w:tcMar>
             <w:vAlign w:val="center"/>
           </w:tcPr>
           <w:p>
@@ -17433,12 +15619,6 @@
               <w:right w:val="single" w:sz="6" w:space="0" w:color="1F3864"/>
             </w:tcBorders>
             <w:shd w:val="clear" w:color="auto" w:fill="D9E2F3"/>
-            <w:tcMar>
-              <w:top w:w="50" w:type="dxa"/>
-              <w:left w:w="90" w:type="dxa"/>
-              <w:bottom w:w="50" w:type="dxa"/>
-              <w:right w:w="90" w:type="dxa"/>
-            </w:tcMar>
             <w:vAlign w:val="center"/>
           </w:tcPr>
           <w:p>
@@ -17471,12 +15651,6 @@
               <w:right w:val="single" w:sz="6" w:space="0" w:color="1F3864"/>
             </w:tcBorders>
             <w:shd w:val="clear" w:color="auto" w:fill="D9E2F3"/>
-            <w:tcMar>
-              <w:top w:w="50" w:type="dxa"/>
-              <w:left w:w="90" w:type="dxa"/>
-              <w:bottom w:w="50" w:type="dxa"/>
-              <w:right w:w="90" w:type="dxa"/>
-            </w:tcMar>
             <w:vAlign w:val="center"/>
           </w:tcPr>
           <w:p>
@@ -17509,12 +15683,6 @@
               <w:right w:val="single" w:sz="6" w:space="0" w:color="1F3864"/>
             </w:tcBorders>
             <w:shd w:val="clear" w:color="auto" w:fill="D9E2F3"/>
-            <w:tcMar>
-              <w:top w:w="50" w:type="dxa"/>
-              <w:left w:w="90" w:type="dxa"/>
-              <w:bottom w:w="50" w:type="dxa"/>
-              <w:right w:w="90" w:type="dxa"/>
-            </w:tcMar>
             <w:vAlign w:val="center"/>
           </w:tcPr>
           <w:p>
@@ -17547,12 +15715,6 @@
               <w:right w:val="single" w:sz="6" w:space="0" w:color="1F3864"/>
             </w:tcBorders>
             <w:shd w:val="clear" w:color="auto" w:fill="D9E2F3"/>
-            <w:tcMar>
-              <w:top w:w="50" w:type="dxa"/>
-              <w:left w:w="90" w:type="dxa"/>
-              <w:bottom w:w="50" w:type="dxa"/>
-              <w:right w:w="90" w:type="dxa"/>
-            </w:tcMar>
             <w:vAlign w:val="center"/>
           </w:tcPr>
           <w:p>
@@ -17612,12 +15774,6 @@
               <w:right w:val="single" w:sz="6" w:space="0" w:color="1F3864"/>
             </w:tcBorders>
             <w:shd w:val="clear" w:color="auto" w:fill="D9E2F3"/>
-            <w:tcMar>
-              <w:top w:w="50" w:type="dxa"/>
-              <w:left w:w="90" w:type="dxa"/>
-              <w:bottom w:w="50" w:type="dxa"/>
-              <w:right w:w="90" w:type="dxa"/>
-            </w:tcMar>
             <w:vAlign w:val="center"/>
           </w:tcPr>
           <w:p>
@@ -17650,12 +15806,6 @@
               <w:right w:val="single" w:sz="6" w:space="0" w:color="1F3864"/>
             </w:tcBorders>
             <w:shd w:val="clear" w:color="auto" w:fill="D9E2F3"/>
-            <w:tcMar>
-              <w:top w:w="50" w:type="dxa"/>
-              <w:left w:w="90" w:type="dxa"/>
-              <w:bottom w:w="50" w:type="dxa"/>
-              <w:right w:w="90" w:type="dxa"/>
-            </w:tcMar>
             <w:vAlign w:val="center"/>
           </w:tcPr>
           <w:p>
@@ -17688,12 +15838,6 @@
               <w:right w:val="single" w:sz="6" w:space="0" w:color="1F3864"/>
             </w:tcBorders>
             <w:shd w:val="clear" w:color="auto" w:fill="D9E2F3"/>
-            <w:tcMar>
-              <w:top w:w="50" w:type="dxa"/>
-              <w:left w:w="90" w:type="dxa"/>
-              <w:bottom w:w="50" w:type="dxa"/>
-              <w:right w:w="90" w:type="dxa"/>
-            </w:tcMar>
             <w:vAlign w:val="center"/>
           </w:tcPr>
           <w:p>
@@ -17726,12 +15870,6 @@
               <w:right w:val="single" w:sz="6" w:space="0" w:color="1F3864"/>
             </w:tcBorders>
             <w:shd w:val="clear" w:color="auto" w:fill="D9E2F3"/>
-            <w:tcMar>
-              <w:top w:w="50" w:type="dxa"/>
-              <w:left w:w="90" w:type="dxa"/>
-              <w:bottom w:w="50" w:type="dxa"/>
-              <w:right w:w="90" w:type="dxa"/>
-            </w:tcMar>
             <w:vAlign w:val="center"/>
           </w:tcPr>
           <w:p>
@@ -17791,12 +15929,6 @@
               <w:right w:val="single" w:sz="6" w:space="0" w:color="1F3864"/>
             </w:tcBorders>
             <w:shd w:val="clear" w:color="auto" w:fill="D9E2F3"/>
-            <w:tcMar>
-              <w:top w:w="50" w:type="dxa"/>
-              <w:left w:w="90" w:type="dxa"/>
-              <w:bottom w:w="50" w:type="dxa"/>
-              <w:right w:w="90" w:type="dxa"/>
-            </w:tcMar>
             <w:vAlign w:val="center"/>
           </w:tcPr>
           <w:p>
@@ -17841,12 +15973,6 @@
               <w:right w:val="single" w:sz="6" w:space="0" w:color="1F3864"/>
             </w:tcBorders>
             <w:shd w:val="clear" w:color="auto" w:fill="4472C4"/>
-            <w:tcMar>
-              <w:top w:w="50" w:type="dxa"/>
-              <w:left w:w="90" w:type="dxa"/>
-              <w:bottom w:w="50" w:type="dxa"/>
-              <w:right w:w="90" w:type="dxa"/>
-            </w:tcMar>
             <w:vAlign w:val="center"/>
           </w:tcPr>
           <w:p>
@@ -17913,12 +16039,6 @@
               <w:right w:val="single" w:sz="6" w:space="0" w:color="1F3864"/>
             </w:tcBorders>
             <w:shd w:val="clear" w:color="auto" w:fill="4472C4"/>
-            <w:tcMar>
-              <w:top w:w="50" w:type="dxa"/>
-              <w:left w:w="90" w:type="dxa"/>
-              <w:bottom w:w="50" w:type="dxa"/>
-              <w:right w:w="90" w:type="dxa"/>
-            </w:tcMar>
             <w:vAlign w:val="center"/>
           </w:tcPr>
           <w:p>
@@ -17958,12 +16078,6 @@
               <w:right w:val="single" w:sz="6" w:space="0" w:color="1F3864"/>
             </w:tcBorders>
             <w:shd w:val="clear" w:color="auto" w:fill="4472C4"/>
-            <w:tcMar>
-              <w:top w:w="50" w:type="dxa"/>
-              <w:left w:w="90" w:type="dxa"/>
-              <w:bottom w:w="50" w:type="dxa"/>
-              <w:right w:w="90" w:type="dxa"/>
-            </w:tcMar>
             <w:vAlign w:val="center"/>
           </w:tcPr>
           <w:p>
@@ -18003,12 +16117,6 @@
               <w:right w:val="single" w:sz="6" w:space="0" w:color="1F3864"/>
             </w:tcBorders>
             <w:shd w:val="clear" w:color="auto" w:fill="4472C4"/>
-            <w:tcMar>
-              <w:top w:w="50" w:type="dxa"/>
-              <w:left w:w="90" w:type="dxa"/>
-              <w:bottom w:w="50" w:type="dxa"/>
-              <w:right w:w="90" w:type="dxa"/>
-            </w:tcMar>
             <w:vAlign w:val="center"/>
           </w:tcPr>
           <w:p>
@@ -18048,12 +16156,6 @@
               <w:right w:val="single" w:sz="6" w:space="0" w:color="1F3864"/>
             </w:tcBorders>
             <w:shd w:val="clear" w:color="auto" w:fill="4472C4"/>
-            <w:tcMar>
-              <w:top w:w="50" w:type="dxa"/>
-              <w:left w:w="90" w:type="dxa"/>
-              <w:bottom w:w="50" w:type="dxa"/>
-              <w:right w:w="90" w:type="dxa"/>
-            </w:tcMar>
             <w:vAlign w:val="center"/>
           </w:tcPr>
           <w:p>
@@ -18120,12 +16222,6 @@
               <w:right w:val="single" w:sz="6" w:space="0" w:color="1F3864"/>
             </w:tcBorders>
             <w:shd w:val="clear" w:color="auto" w:fill="D9E2F3"/>
-            <w:tcMar>
-              <w:top w:w="50" w:type="dxa"/>
-              <w:left w:w="90" w:type="dxa"/>
-              <w:bottom w:w="50" w:type="dxa"/>
-              <w:right w:w="90" w:type="dxa"/>
-            </w:tcMar>
             <w:vAlign w:val="center"/>
           </w:tcPr>
           <w:p>
@@ -18158,12 +16254,6 @@
               <w:right w:val="single" w:sz="6" w:space="0" w:color="1F3864"/>
             </w:tcBorders>
             <w:shd w:val="clear" w:color="auto" w:fill="D9E2F3"/>
-            <w:tcMar>
-              <w:top w:w="50" w:type="dxa"/>
-              <w:left w:w="90" w:type="dxa"/>
-              <w:bottom w:w="50" w:type="dxa"/>
-              <w:right w:w="90" w:type="dxa"/>
-            </w:tcMar>
             <w:vAlign w:val="center"/>
           </w:tcPr>
           <w:p>
@@ -18196,12 +16286,6 @@
               <w:right w:val="single" w:sz="6" w:space="0" w:color="1F3864"/>
             </w:tcBorders>
             <w:shd w:val="clear" w:color="auto" w:fill="D9E2F3"/>
-            <w:tcMar>
-              <w:top w:w="50" w:type="dxa"/>
-              <w:left w:w="90" w:type="dxa"/>
-              <w:bottom w:w="50" w:type="dxa"/>
-              <w:right w:w="90" w:type="dxa"/>
-            </w:tcMar>
             <w:vAlign w:val="center"/>
           </w:tcPr>
           <w:p>
@@ -18234,12 +16318,6 @@
               <w:right w:val="single" w:sz="6" w:space="0" w:color="1F3864"/>
             </w:tcBorders>
             <w:shd w:val="clear" w:color="auto" w:fill="D9E2F3"/>
-            <w:tcMar>
-              <w:top w:w="50" w:type="dxa"/>
-              <w:left w:w="90" w:type="dxa"/>
-              <w:bottom w:w="50" w:type="dxa"/>
-              <w:right w:w="90" w:type="dxa"/>
-            </w:tcMar>
             <w:vAlign w:val="center"/>
           </w:tcPr>
           <w:p>
@@ -18299,12 +16377,6 @@
               <w:right w:val="single" w:sz="6" w:space="0" w:color="1F3864"/>
             </w:tcBorders>
             <w:shd w:val="clear" w:color="auto" w:fill="D9E2F3"/>
-            <w:tcMar>
-              <w:top w:w="50" w:type="dxa"/>
-              <w:left w:w="90" w:type="dxa"/>
-              <w:bottom w:w="50" w:type="dxa"/>
-              <w:right w:w="90" w:type="dxa"/>
-            </w:tcMar>
             <w:vAlign w:val="center"/>
           </w:tcPr>
           <w:p>
@@ -18337,12 +16409,6 @@
               <w:right w:val="single" w:sz="6" w:space="0" w:color="1F3864"/>
             </w:tcBorders>
             <w:shd w:val="clear" w:color="auto" w:fill="D9E2F3"/>
-            <w:tcMar>
-              <w:top w:w="50" w:type="dxa"/>
-              <w:left w:w="90" w:type="dxa"/>
-              <w:bottom w:w="50" w:type="dxa"/>
-              <w:right w:w="90" w:type="dxa"/>
-            </w:tcMar>
             <w:vAlign w:val="center"/>
           </w:tcPr>
           <w:p>
@@ -18375,12 +16441,6 @@
               <w:right w:val="single" w:sz="6" w:space="0" w:color="1F3864"/>
             </w:tcBorders>
             <w:shd w:val="clear" w:color="auto" w:fill="D9E2F3"/>
-            <w:tcMar>
-              <w:top w:w="50" w:type="dxa"/>
-              <w:left w:w="90" w:type="dxa"/>
-              <w:bottom w:w="50" w:type="dxa"/>
-              <w:right w:w="90" w:type="dxa"/>
-            </w:tcMar>
             <w:vAlign w:val="center"/>
           </w:tcPr>
           <w:p>
@@ -18413,12 +16473,6 @@
               <w:right w:val="single" w:sz="6" w:space="0" w:color="1F3864"/>
             </w:tcBorders>
             <w:shd w:val="clear" w:color="auto" w:fill="D9E2F3"/>
-            <w:tcMar>
-              <w:top w:w="50" w:type="dxa"/>
-              <w:left w:w="90" w:type="dxa"/>
-              <w:bottom w:w="50" w:type="dxa"/>
-              <w:right w:w="90" w:type="dxa"/>
-            </w:tcMar>
             <w:vAlign w:val="center"/>
           </w:tcPr>
           <w:p>
@@ -18478,12 +16532,6 @@
               <w:right w:val="single" w:sz="6" w:space="0" w:color="1F3864"/>
             </w:tcBorders>
             <w:shd w:val="clear" w:color="auto" w:fill="D9E2F3"/>
-            <w:tcMar>
-              <w:top w:w="50" w:type="dxa"/>
-              <w:left w:w="90" w:type="dxa"/>
-              <w:bottom w:w="50" w:type="dxa"/>
-              <w:right w:w="90" w:type="dxa"/>
-            </w:tcMar>
             <w:vAlign w:val="center"/>
           </w:tcPr>
           <w:p>
@@ -18516,12 +16564,6 @@
               <w:right w:val="single" w:sz="6" w:space="0" w:color="1F3864"/>
             </w:tcBorders>
             <w:shd w:val="clear" w:color="auto" w:fill="D9E2F3"/>
-            <w:tcMar>
-              <w:top w:w="50" w:type="dxa"/>
-              <w:left w:w="90" w:type="dxa"/>
-              <w:bottom w:w="50" w:type="dxa"/>
-              <w:right w:w="90" w:type="dxa"/>
-            </w:tcMar>
             <w:vAlign w:val="center"/>
           </w:tcPr>
           <w:p>
@@ -18554,12 +16596,6 @@
               <w:right w:val="single" w:sz="6" w:space="0" w:color="1F3864"/>
             </w:tcBorders>
             <w:shd w:val="clear" w:color="auto" w:fill="D9E2F3"/>
-            <w:tcMar>
-              <w:top w:w="50" w:type="dxa"/>
-              <w:left w:w="90" w:type="dxa"/>
-              <w:bottom w:w="50" w:type="dxa"/>
-              <w:right w:w="90" w:type="dxa"/>
-            </w:tcMar>
             <w:vAlign w:val="center"/>
           </w:tcPr>
           <w:p>
@@ -18592,12 +16628,6 @@
               <w:right w:val="single" w:sz="6" w:space="0" w:color="1F3864"/>
             </w:tcBorders>
             <w:shd w:val="clear" w:color="auto" w:fill="D9E2F3"/>
-            <w:tcMar>
-              <w:top w:w="50" w:type="dxa"/>
-              <w:left w:w="90" w:type="dxa"/>
-              <w:bottom w:w="50" w:type="dxa"/>
-              <w:right w:w="90" w:type="dxa"/>
-            </w:tcMar>
             <w:vAlign w:val="center"/>
           </w:tcPr>
           <w:p>
@@ -18657,12 +16687,6 @@
               <w:right w:val="single" w:sz="6" w:space="0" w:color="1F3864"/>
             </w:tcBorders>
             <w:shd w:val="clear" w:color="auto" w:fill="D9E2F3"/>
-            <w:tcMar>
-              <w:top w:w="50" w:type="dxa"/>
-              <w:left w:w="90" w:type="dxa"/>
-              <w:bottom w:w="50" w:type="dxa"/>
-              <w:right w:w="90" w:type="dxa"/>
-            </w:tcMar>
             <w:vAlign w:val="center"/>
           </w:tcPr>
           <w:p>
@@ -18707,12 +16731,6 @@
               <w:right w:val="single" w:sz="6" w:space="0" w:color="1F3864"/>
             </w:tcBorders>
             <w:shd w:val="clear" w:color="auto" w:fill="4472C4"/>
-            <w:tcMar>
-              <w:top w:w="50" w:type="dxa"/>
-              <w:left w:w="90" w:type="dxa"/>
-              <w:bottom w:w="50" w:type="dxa"/>
-              <w:right w:w="90" w:type="dxa"/>
-            </w:tcMar>
             <w:vAlign w:val="center"/>
           </w:tcPr>
           <w:p>
@@ -18779,12 +16797,6 @@
               <w:right w:val="single" w:sz="6" w:space="0" w:color="1F3864"/>
             </w:tcBorders>
             <w:shd w:val="clear" w:color="auto" w:fill="4472C4"/>
-            <w:tcMar>
-              <w:top w:w="50" w:type="dxa"/>
-              <w:left w:w="90" w:type="dxa"/>
-              <w:bottom w:w="50" w:type="dxa"/>
-              <w:right w:w="90" w:type="dxa"/>
-            </w:tcMar>
             <w:vAlign w:val="center"/>
           </w:tcPr>
           <w:p>
@@ -18824,12 +16836,6 @@
               <w:right w:val="single" w:sz="6" w:space="0" w:color="1F3864"/>
             </w:tcBorders>
             <w:shd w:val="clear" w:color="auto" w:fill="4472C4"/>
-            <w:tcMar>
-              <w:top w:w="50" w:type="dxa"/>
-              <w:left w:w="90" w:type="dxa"/>
-              <w:bottom w:w="50" w:type="dxa"/>
-              <w:right w:w="90" w:type="dxa"/>
-            </w:tcMar>
             <w:vAlign w:val="center"/>
           </w:tcPr>
           <w:p>
@@ -18869,12 +16875,6 @@
               <w:right w:val="single" w:sz="6" w:space="0" w:color="1F3864"/>
             </w:tcBorders>
             <w:shd w:val="clear" w:color="auto" w:fill="4472C4"/>
-            <w:tcMar>
-              <w:top w:w="50" w:type="dxa"/>
-              <w:left w:w="90" w:type="dxa"/>
-              <w:bottom w:w="50" w:type="dxa"/>
-              <w:right w:w="90" w:type="dxa"/>
-            </w:tcMar>
             <w:vAlign w:val="center"/>
           </w:tcPr>
           <w:p>
@@ -18914,12 +16914,6 @@
               <w:right w:val="single" w:sz="6" w:space="0" w:color="1F3864"/>
             </w:tcBorders>
             <w:shd w:val="clear" w:color="auto" w:fill="4472C4"/>
-            <w:tcMar>
-              <w:top w:w="50" w:type="dxa"/>
-              <w:left w:w="90" w:type="dxa"/>
-              <w:bottom w:w="50" w:type="dxa"/>
-              <w:right w:w="90" w:type="dxa"/>
-            </w:tcMar>
             <w:vAlign w:val="center"/>
           </w:tcPr>
           <w:p>
@@ -18986,12 +16980,6 @@
               <w:right w:val="single" w:sz="6" w:space="0" w:color="1F3864"/>
             </w:tcBorders>
             <w:shd w:val="clear" w:color="auto" w:fill="D9E2F3"/>
-            <w:tcMar>
-              <w:top w:w="50" w:type="dxa"/>
-              <w:left w:w="90" w:type="dxa"/>
-              <w:bottom w:w="50" w:type="dxa"/>
-              <w:right w:w="90" w:type="dxa"/>
-            </w:tcMar>
             <w:vAlign w:val="center"/>
           </w:tcPr>
           <w:p>
@@ -19024,12 +17012,6 @@
               <w:right w:val="single" w:sz="6" w:space="0" w:color="1F3864"/>
             </w:tcBorders>
             <w:shd w:val="clear" w:color="auto" w:fill="D9E2F3"/>
-            <w:tcMar>
-              <w:top w:w="50" w:type="dxa"/>
-              <w:left w:w="90" w:type="dxa"/>
-              <w:bottom w:w="50" w:type="dxa"/>
-              <w:right w:w="90" w:type="dxa"/>
-            </w:tcMar>
             <w:vAlign w:val="center"/>
           </w:tcPr>
           <w:p>
@@ -19062,12 +17044,6 @@
               <w:right w:val="single" w:sz="6" w:space="0" w:color="1F3864"/>
             </w:tcBorders>
             <w:shd w:val="clear" w:color="auto" w:fill="D9E2F3"/>
-            <w:tcMar>
-              <w:top w:w="50" w:type="dxa"/>
-              <w:left w:w="90" w:type="dxa"/>
-              <w:bottom w:w="50" w:type="dxa"/>
-              <w:right w:w="90" w:type="dxa"/>
-            </w:tcMar>
             <w:vAlign w:val="center"/>
           </w:tcPr>
           <w:p>
@@ -19100,12 +17076,6 @@
               <w:right w:val="single" w:sz="6" w:space="0" w:color="1F3864"/>
             </w:tcBorders>
             <w:shd w:val="clear" w:color="auto" w:fill="D9E2F3"/>
-            <w:tcMar>
-              <w:top w:w="50" w:type="dxa"/>
-              <w:left w:w="90" w:type="dxa"/>
-              <w:bottom w:w="50" w:type="dxa"/>
-              <w:right w:w="90" w:type="dxa"/>
-            </w:tcMar>
             <w:vAlign w:val="center"/>
           </w:tcPr>
           <w:p>
@@ -19165,12 +17135,6 @@
               <w:right w:val="single" w:sz="6" w:space="0" w:color="1F3864"/>
             </w:tcBorders>
             <w:shd w:val="clear" w:color="auto" w:fill="D9E2F3"/>
-            <w:tcMar>
-              <w:top w:w="50" w:type="dxa"/>
-              <w:left w:w="90" w:type="dxa"/>
-              <w:bottom w:w="50" w:type="dxa"/>
-              <w:right w:w="90" w:type="dxa"/>
-            </w:tcMar>
             <w:vAlign w:val="center"/>
           </w:tcPr>
           <w:p>
@@ -19203,12 +17167,6 @@
               <w:right w:val="single" w:sz="6" w:space="0" w:color="1F3864"/>
             </w:tcBorders>
             <w:shd w:val="clear" w:color="auto" w:fill="D9E2F3"/>
-            <w:tcMar>
-              <w:top w:w="50" w:type="dxa"/>
-              <w:left w:w="90" w:type="dxa"/>
-              <w:bottom w:w="50" w:type="dxa"/>
-              <w:right w:w="90" w:type="dxa"/>
-            </w:tcMar>
             <w:vAlign w:val="center"/>
           </w:tcPr>
           <w:p>
@@ -19241,12 +17199,6 @@
               <w:right w:val="single" w:sz="6" w:space="0" w:color="1F3864"/>
             </w:tcBorders>
             <w:shd w:val="clear" w:color="auto" w:fill="D9E2F3"/>
-            <w:tcMar>
-              <w:top w:w="50" w:type="dxa"/>
-              <w:left w:w="90" w:type="dxa"/>
-              <w:bottom w:w="50" w:type="dxa"/>
-              <w:right w:w="90" w:type="dxa"/>
-            </w:tcMar>
             <w:vAlign w:val="center"/>
           </w:tcPr>
           <w:p>
@@ -19279,12 +17231,6 @@
               <w:right w:val="single" w:sz="6" w:space="0" w:color="1F3864"/>
             </w:tcBorders>
             <w:shd w:val="clear" w:color="auto" w:fill="D9E2F3"/>
-            <w:tcMar>
-              <w:top w:w="50" w:type="dxa"/>
-              <w:left w:w="90" w:type="dxa"/>
-              <w:bottom w:w="50" w:type="dxa"/>
-              <w:right w:w="90" w:type="dxa"/>
-            </w:tcMar>
             <w:vAlign w:val="center"/>
           </w:tcPr>
           <w:p>
@@ -19344,12 +17290,6 @@
               <w:right w:val="single" w:sz="6" w:space="0" w:color="1F3864"/>
             </w:tcBorders>
             <w:shd w:val="clear" w:color="auto" w:fill="D9E2F3"/>
-            <w:tcMar>
-              <w:top w:w="50" w:type="dxa"/>
-              <w:left w:w="90" w:type="dxa"/>
-              <w:bottom w:w="50" w:type="dxa"/>
-              <w:right w:w="90" w:type="dxa"/>
-            </w:tcMar>
             <w:vAlign w:val="center"/>
           </w:tcPr>
           <w:p>
@@ -19382,12 +17322,6 @@
               <w:right w:val="single" w:sz="6" w:space="0" w:color="1F3864"/>
             </w:tcBorders>
             <w:shd w:val="clear" w:color="auto" w:fill="D9E2F3"/>
-            <w:tcMar>
-              <w:top w:w="50" w:type="dxa"/>
-              <w:left w:w="90" w:type="dxa"/>
-              <w:bottom w:w="50" w:type="dxa"/>
-              <w:right w:w="90" w:type="dxa"/>
-            </w:tcMar>
             <w:vAlign w:val="center"/>
           </w:tcPr>
           <w:p>
@@ -19420,12 +17354,6 @@
               <w:right w:val="single" w:sz="6" w:space="0" w:color="1F3864"/>
             </w:tcBorders>
             <w:shd w:val="clear" w:color="auto" w:fill="D9E2F3"/>
-            <w:tcMar>
-              <w:top w:w="50" w:type="dxa"/>
-              <w:left w:w="90" w:type="dxa"/>
-              <w:bottom w:w="50" w:type="dxa"/>
-              <w:right w:w="90" w:type="dxa"/>
-            </w:tcMar>
             <w:vAlign w:val="center"/>
           </w:tcPr>
           <w:p>
@@ -19458,12 +17386,6 @@
               <w:right w:val="single" w:sz="6" w:space="0" w:color="1F3864"/>
             </w:tcBorders>
             <w:shd w:val="clear" w:color="auto" w:fill="D9E2F3"/>
-            <w:tcMar>
-              <w:top w:w="50" w:type="dxa"/>
-              <w:left w:w="90" w:type="dxa"/>
-              <w:bottom w:w="50" w:type="dxa"/>
-              <w:right w:w="90" w:type="dxa"/>
-            </w:tcMar>
             <w:vAlign w:val="center"/>
           </w:tcPr>
           <w:p>
@@ -19523,12 +17445,6 @@
               <w:right w:val="single" w:sz="6" w:space="0" w:color="1F3864"/>
             </w:tcBorders>
             <w:shd w:val="clear" w:color="auto" w:fill="D9E2F3"/>
-            <w:tcMar>
-              <w:top w:w="50" w:type="dxa"/>
-              <w:left w:w="90" w:type="dxa"/>
-              <w:bottom w:w="50" w:type="dxa"/>
-              <w:right w:w="90" w:type="dxa"/>
-            </w:tcMar>
             <w:vAlign w:val="center"/>
           </w:tcPr>
           <w:p>
@@ -19573,12 +17489,6 @@
               <w:right w:val="single" w:sz="6" w:space="0" w:color="1F3864"/>
             </w:tcBorders>
             <w:shd w:val="clear" w:color="auto" w:fill="4472C4"/>
-            <w:tcMar>
-              <w:top w:w="50" w:type="dxa"/>
-              <w:left w:w="90" w:type="dxa"/>
-              <w:bottom w:w="50" w:type="dxa"/>
-              <w:right w:w="90" w:type="dxa"/>
-            </w:tcMar>
             <w:vAlign w:val="center"/>
           </w:tcPr>
           <w:p>
@@ -19645,12 +17555,6 @@
               <w:right w:val="single" w:sz="6" w:space="0" w:color="1F3864"/>
             </w:tcBorders>
             <w:shd w:val="clear" w:color="auto" w:fill="4472C4"/>
-            <w:tcMar>
-              <w:top w:w="50" w:type="dxa"/>
-              <w:left w:w="90" w:type="dxa"/>
-              <w:bottom w:w="50" w:type="dxa"/>
-              <w:right w:w="90" w:type="dxa"/>
-            </w:tcMar>
             <w:vAlign w:val="center"/>
           </w:tcPr>
           <w:p>
@@ -19690,12 +17594,6 @@
               <w:right w:val="single" w:sz="6" w:space="0" w:color="1F3864"/>
             </w:tcBorders>
             <w:shd w:val="clear" w:color="auto" w:fill="4472C4"/>
-            <w:tcMar>
-              <w:top w:w="50" w:type="dxa"/>
-              <w:left w:w="90" w:type="dxa"/>
-              <w:bottom w:w="50" w:type="dxa"/>
-              <w:right w:w="90" w:type="dxa"/>
-            </w:tcMar>
             <w:vAlign w:val="center"/>
           </w:tcPr>
           <w:p>
@@ -19735,12 +17633,6 @@
               <w:right w:val="single" w:sz="6" w:space="0" w:color="1F3864"/>
             </w:tcBorders>
             <w:shd w:val="clear" w:color="auto" w:fill="4472C4"/>
-            <w:tcMar>
-              <w:top w:w="50" w:type="dxa"/>
-              <w:left w:w="90" w:type="dxa"/>
-              <w:bottom w:w="50" w:type="dxa"/>
-              <w:right w:w="90" w:type="dxa"/>
-            </w:tcMar>
             <w:vAlign w:val="center"/>
           </w:tcPr>
           <w:p>
@@ -19780,12 +17672,6 @@
               <w:right w:val="single" w:sz="6" w:space="0" w:color="1F3864"/>
             </w:tcBorders>
             <w:shd w:val="clear" w:color="auto" w:fill="4472C4"/>
-            <w:tcMar>
-              <w:top w:w="50" w:type="dxa"/>
-              <w:left w:w="90" w:type="dxa"/>
-              <w:bottom w:w="50" w:type="dxa"/>
-              <w:right w:w="90" w:type="dxa"/>
-            </w:tcMar>
             <w:vAlign w:val="center"/>
           </w:tcPr>
           <w:p>
@@ -19852,12 +17738,6 @@
               <w:right w:val="single" w:sz="6" w:space="0" w:color="1F3864"/>
             </w:tcBorders>
             <w:shd w:val="clear" w:color="auto" w:fill="D9E2F3"/>
-            <w:tcMar>
-              <w:top w:w="50" w:type="dxa"/>
-              <w:left w:w="90" w:type="dxa"/>
-              <w:bottom w:w="50" w:type="dxa"/>
-              <w:right w:w="90" w:type="dxa"/>
-            </w:tcMar>
             <w:vAlign w:val="center"/>
           </w:tcPr>
           <w:p>
@@ -19890,12 +17770,6 @@
               <w:right w:val="single" w:sz="6" w:space="0" w:color="1F3864"/>
             </w:tcBorders>
             <w:shd w:val="clear" w:color="auto" w:fill="D9E2F3"/>
-            <w:tcMar>
-              <w:top w:w="50" w:type="dxa"/>
-              <w:left w:w="90" w:type="dxa"/>
-              <w:bottom w:w="50" w:type="dxa"/>
-              <w:right w:w="90" w:type="dxa"/>
-            </w:tcMar>
             <w:vAlign w:val="center"/>
           </w:tcPr>
           <w:p>
@@ -19928,12 +17802,6 @@
               <w:right w:val="single" w:sz="6" w:space="0" w:color="1F3864"/>
             </w:tcBorders>
             <w:shd w:val="clear" w:color="auto" w:fill="D9E2F3"/>
-            <w:tcMar>
-              <w:top w:w="50" w:type="dxa"/>
-              <w:left w:w="90" w:type="dxa"/>
-              <w:bottom w:w="50" w:type="dxa"/>
-              <w:right w:w="90" w:type="dxa"/>
-            </w:tcMar>
             <w:vAlign w:val="center"/>
           </w:tcPr>
           <w:p>
@@ -19966,12 +17834,6 @@
               <w:right w:val="single" w:sz="6" w:space="0" w:color="1F3864"/>
             </w:tcBorders>
             <w:shd w:val="clear" w:color="auto" w:fill="D9E2F3"/>
-            <w:tcMar>
-              <w:top w:w="50" w:type="dxa"/>
-              <w:left w:w="90" w:type="dxa"/>
-              <w:bottom w:w="50" w:type="dxa"/>
-              <w:right w:w="90" w:type="dxa"/>
-            </w:tcMar>
             <w:vAlign w:val="center"/>
           </w:tcPr>
           <w:p>
@@ -20031,12 +17893,6 @@
               <w:right w:val="single" w:sz="6" w:space="0" w:color="1F3864"/>
             </w:tcBorders>
             <w:shd w:val="clear" w:color="auto" w:fill="D9E2F3"/>
-            <w:tcMar>
-              <w:top w:w="50" w:type="dxa"/>
-              <w:left w:w="90" w:type="dxa"/>
-              <w:bottom w:w="50" w:type="dxa"/>
-              <w:right w:w="90" w:type="dxa"/>
-            </w:tcMar>
             <w:vAlign w:val="center"/>
           </w:tcPr>
           <w:p>
@@ -20069,12 +17925,6 @@
               <w:right w:val="single" w:sz="6" w:space="0" w:color="1F3864"/>
             </w:tcBorders>
             <w:shd w:val="clear" w:color="auto" w:fill="D9E2F3"/>
-            <w:tcMar>
-              <w:top w:w="50" w:type="dxa"/>
-              <w:left w:w="90" w:type="dxa"/>
-              <w:bottom w:w="50" w:type="dxa"/>
-              <w:right w:w="90" w:type="dxa"/>
-            </w:tcMar>
             <w:vAlign w:val="center"/>
           </w:tcPr>
           <w:p>
@@ -20107,12 +17957,6 @@
               <w:right w:val="single" w:sz="6" w:space="0" w:color="1F3864"/>
             </w:tcBorders>
             <w:shd w:val="clear" w:color="auto" w:fill="D9E2F3"/>
-            <w:tcMar>
-              <w:top w:w="50" w:type="dxa"/>
-              <w:left w:w="90" w:type="dxa"/>
-              <w:bottom w:w="50" w:type="dxa"/>
-              <w:right w:w="90" w:type="dxa"/>
-            </w:tcMar>
             <w:vAlign w:val="center"/>
           </w:tcPr>
           <w:p>
@@ -20145,12 +17989,6 @@
               <w:right w:val="single" w:sz="6" w:space="0" w:color="1F3864"/>
             </w:tcBorders>
             <w:shd w:val="clear" w:color="auto" w:fill="D9E2F3"/>
-            <w:tcMar>
-              <w:top w:w="50" w:type="dxa"/>
-              <w:left w:w="90" w:type="dxa"/>
-              <w:bottom w:w="50" w:type="dxa"/>
-              <w:right w:w="90" w:type="dxa"/>
-            </w:tcMar>
             <w:vAlign w:val="center"/>
           </w:tcPr>
           <w:p>
@@ -20210,12 +18048,6 @@
               <w:right w:val="single" w:sz="6" w:space="0" w:color="1F3864"/>
             </w:tcBorders>
             <w:shd w:val="clear" w:color="auto" w:fill="D9E2F3"/>
-            <w:tcMar>
-              <w:top w:w="50" w:type="dxa"/>
-              <w:left w:w="90" w:type="dxa"/>
-              <w:bottom w:w="50" w:type="dxa"/>
-              <w:right w:w="90" w:type="dxa"/>
-            </w:tcMar>
             <w:vAlign w:val="center"/>
           </w:tcPr>
           <w:p>
@@ -20248,12 +18080,6 @@
               <w:right w:val="single" w:sz="6" w:space="0" w:color="1F3864"/>
             </w:tcBorders>
             <w:shd w:val="clear" w:color="auto" w:fill="D9E2F3"/>
-            <w:tcMar>
-              <w:top w:w="50" w:type="dxa"/>
-              <w:left w:w="90" w:type="dxa"/>
-              <w:bottom w:w="50" w:type="dxa"/>
-              <w:right w:w="90" w:type="dxa"/>
-            </w:tcMar>
             <w:vAlign w:val="center"/>
           </w:tcPr>
           <w:p>
@@ -20286,12 +18112,6 @@
               <w:right w:val="single" w:sz="6" w:space="0" w:color="1F3864"/>
             </w:tcBorders>
             <w:shd w:val="clear" w:color="auto" w:fill="D9E2F3"/>
-            <w:tcMar>
-              <w:top w:w="50" w:type="dxa"/>
-              <w:left w:w="90" w:type="dxa"/>
-              <w:bottom w:w="50" w:type="dxa"/>
-              <w:right w:w="90" w:type="dxa"/>
-            </w:tcMar>
             <w:vAlign w:val="center"/>
           </w:tcPr>
           <w:p>
@@ -20324,12 +18144,6 @@
               <w:right w:val="single" w:sz="6" w:space="0" w:color="1F3864"/>
             </w:tcBorders>
             <w:shd w:val="clear" w:color="auto" w:fill="D9E2F3"/>
-            <w:tcMar>
-              <w:top w:w="50" w:type="dxa"/>
-              <w:left w:w="90" w:type="dxa"/>
-              <w:bottom w:w="50" w:type="dxa"/>
-              <w:right w:w="90" w:type="dxa"/>
-            </w:tcMar>
             <w:vAlign w:val="center"/>
           </w:tcPr>
           <w:p>
@@ -20389,12 +18203,6 @@
               <w:right w:val="single" w:sz="6" w:space="0" w:color="1F3864"/>
             </w:tcBorders>
             <w:shd w:val="clear" w:color="auto" w:fill="D9E2F3"/>
-            <w:tcMar>
-              <w:top w:w="50" w:type="dxa"/>
-              <w:left w:w="90" w:type="dxa"/>
-              <w:bottom w:w="50" w:type="dxa"/>
-              <w:right w:w="90" w:type="dxa"/>
-            </w:tcMar>
             <w:vAlign w:val="center"/>
           </w:tcPr>
           <w:p>
@@ -20439,12 +18247,6 @@
               <w:right w:val="single" w:sz="6" w:space="0" w:color="1F3864"/>
             </w:tcBorders>
             <w:shd w:val="clear" w:color="auto" w:fill="4472C4"/>
-            <w:tcMar>
-              <w:top w:w="50" w:type="dxa"/>
-              <w:left w:w="90" w:type="dxa"/>
-              <w:bottom w:w="50" w:type="dxa"/>
-              <w:right w:w="90" w:type="dxa"/>
-            </w:tcMar>
             <w:vAlign w:val="center"/>
           </w:tcPr>
           <w:p>
@@ -20511,12 +18313,6 @@
               <w:right w:val="single" w:sz="6" w:space="0" w:color="1F3864"/>
             </w:tcBorders>
             <w:shd w:val="clear" w:color="auto" w:fill="4472C4"/>
-            <w:tcMar>
-              <w:top w:w="50" w:type="dxa"/>
-              <w:left w:w="90" w:type="dxa"/>
-              <w:bottom w:w="50" w:type="dxa"/>
-              <w:right w:w="90" w:type="dxa"/>
-            </w:tcMar>
             <w:vAlign w:val="center"/>
           </w:tcPr>
           <w:p>
@@ -20556,12 +18352,6 @@
               <w:right w:val="single" w:sz="6" w:space="0" w:color="1F3864"/>
             </w:tcBorders>
             <w:shd w:val="clear" w:color="auto" w:fill="4472C4"/>
-            <w:tcMar>
-              <w:top w:w="50" w:type="dxa"/>
-              <w:left w:w="90" w:type="dxa"/>
-              <w:bottom w:w="50" w:type="dxa"/>
-              <w:right w:w="90" w:type="dxa"/>
-            </w:tcMar>
             <w:vAlign w:val="center"/>
           </w:tcPr>
           <w:p>
@@ -20601,12 +18391,6 @@
               <w:right w:val="single" w:sz="6" w:space="0" w:color="1F3864"/>
             </w:tcBorders>
             <w:shd w:val="clear" w:color="auto" w:fill="4472C4"/>
-            <w:tcMar>
-              <w:top w:w="50" w:type="dxa"/>
-              <w:left w:w="90" w:type="dxa"/>
-              <w:bottom w:w="50" w:type="dxa"/>
-              <w:right w:w="90" w:type="dxa"/>
-            </w:tcMar>
             <w:vAlign w:val="center"/>
           </w:tcPr>
           <w:p>
@@ -20646,12 +18430,6 @@
               <w:right w:val="single" w:sz="6" w:space="0" w:color="1F3864"/>
             </w:tcBorders>
             <w:shd w:val="clear" w:color="auto" w:fill="4472C4"/>
-            <w:tcMar>
-              <w:top w:w="50" w:type="dxa"/>
-              <w:left w:w="90" w:type="dxa"/>
-              <w:bottom w:w="50" w:type="dxa"/>
-              <w:right w:w="90" w:type="dxa"/>
-            </w:tcMar>
             <w:vAlign w:val="center"/>
           </w:tcPr>
           <w:p>
@@ -20718,12 +18496,6 @@
               <w:right w:val="single" w:sz="6" w:space="0" w:color="1F3864"/>
             </w:tcBorders>
             <w:shd w:val="clear" w:color="auto" w:fill="D9E2F3"/>
-            <w:tcMar>
-              <w:top w:w="50" w:type="dxa"/>
-              <w:left w:w="90" w:type="dxa"/>
-              <w:bottom w:w="50" w:type="dxa"/>
-              <w:right w:w="90" w:type="dxa"/>
-            </w:tcMar>
             <w:vAlign w:val="center"/>
           </w:tcPr>
           <w:p>
@@ -20756,12 +18528,6 @@
               <w:right w:val="single" w:sz="6" w:space="0" w:color="1F3864"/>
             </w:tcBorders>
             <w:shd w:val="clear" w:color="auto" w:fill="D9E2F3"/>
-            <w:tcMar>
-              <w:top w:w="50" w:type="dxa"/>
-              <w:left w:w="90" w:type="dxa"/>
-              <w:bottom w:w="50" w:type="dxa"/>
-              <w:right w:w="90" w:type="dxa"/>
-            </w:tcMar>
             <w:vAlign w:val="center"/>
           </w:tcPr>
           <w:p>
@@ -20794,12 +18560,6 @@
               <w:right w:val="single" w:sz="6" w:space="0" w:color="1F3864"/>
             </w:tcBorders>
             <w:shd w:val="clear" w:color="auto" w:fill="D9E2F3"/>
-            <w:tcMar>
-              <w:top w:w="50" w:type="dxa"/>
-              <w:left w:w="90" w:type="dxa"/>
-              <w:bottom w:w="50" w:type="dxa"/>
-              <w:right w:w="90" w:type="dxa"/>
-            </w:tcMar>
             <w:vAlign w:val="center"/>
           </w:tcPr>
           <w:p>
@@ -20832,12 +18592,6 @@
               <w:right w:val="single" w:sz="6" w:space="0" w:color="1F3864"/>
             </w:tcBorders>
             <w:shd w:val="clear" w:color="auto" w:fill="D9E2F3"/>
-            <w:tcMar>
-              <w:top w:w="50" w:type="dxa"/>
-              <w:left w:w="90" w:type="dxa"/>
-              <w:bottom w:w="50" w:type="dxa"/>
-              <w:right w:w="90" w:type="dxa"/>
-            </w:tcMar>
             <w:vAlign w:val="center"/>
           </w:tcPr>
           <w:p>
@@ -20897,12 +18651,6 @@
               <w:right w:val="single" w:sz="6" w:space="0" w:color="1F3864"/>
             </w:tcBorders>
             <w:shd w:val="clear" w:color="auto" w:fill="D9E2F3"/>
-            <w:tcMar>
-              <w:top w:w="50" w:type="dxa"/>
-              <w:left w:w="90" w:type="dxa"/>
-              <w:bottom w:w="50" w:type="dxa"/>
-              <w:right w:w="90" w:type="dxa"/>
-            </w:tcMar>
             <w:vAlign w:val="center"/>
           </w:tcPr>
           <w:p>
@@ -20935,12 +18683,6 @@
               <w:right w:val="single" w:sz="6" w:space="0" w:color="1F3864"/>
             </w:tcBorders>
             <w:shd w:val="clear" w:color="auto" w:fill="D9E2F3"/>
-            <w:tcMar>
-              <w:top w:w="50" w:type="dxa"/>
-              <w:left w:w="90" w:type="dxa"/>
-              <w:bottom w:w="50" w:type="dxa"/>
-              <w:right w:w="90" w:type="dxa"/>
-            </w:tcMar>
             <w:vAlign w:val="center"/>
           </w:tcPr>
           <w:p>
@@ -20973,12 +18715,6 @@
               <w:right w:val="single" w:sz="6" w:space="0" w:color="1F3864"/>
             </w:tcBorders>
             <w:shd w:val="clear" w:color="auto" w:fill="D9E2F3"/>
-            <w:tcMar>
-              <w:top w:w="50" w:type="dxa"/>
-              <w:left w:w="90" w:type="dxa"/>
-              <w:bottom w:w="50" w:type="dxa"/>
-              <w:right w:w="90" w:type="dxa"/>
-            </w:tcMar>
             <w:vAlign w:val="center"/>
           </w:tcPr>
           <w:p>
@@ -21011,12 +18747,6 @@
               <w:right w:val="single" w:sz="6" w:space="0" w:color="1F3864"/>
             </w:tcBorders>
             <w:shd w:val="clear" w:color="auto" w:fill="D9E2F3"/>
-            <w:tcMar>
-              <w:top w:w="50" w:type="dxa"/>
-              <w:left w:w="90" w:type="dxa"/>
-              <w:bottom w:w="50" w:type="dxa"/>
-              <w:right w:w="90" w:type="dxa"/>
-            </w:tcMar>
             <w:vAlign w:val="center"/>
           </w:tcPr>
           <w:p>
@@ -21076,12 +18806,6 @@
               <w:right w:val="single" w:sz="6" w:space="0" w:color="1F3864"/>
             </w:tcBorders>
             <w:shd w:val="clear" w:color="auto" w:fill="D9E2F3"/>
-            <w:tcMar>
-              <w:top w:w="50" w:type="dxa"/>
-              <w:left w:w="90" w:type="dxa"/>
-              <w:bottom w:w="50" w:type="dxa"/>
-              <w:right w:w="90" w:type="dxa"/>
-            </w:tcMar>
             <w:vAlign w:val="center"/>
           </w:tcPr>
           <w:p>
@@ -21114,12 +18838,6 @@
               <w:right w:val="single" w:sz="6" w:space="0" w:color="1F3864"/>
             </w:tcBorders>
             <w:shd w:val="clear" w:color="auto" w:fill="D9E2F3"/>
-            <w:tcMar>
-              <w:top w:w="50" w:type="dxa"/>
-              <w:left w:w="90" w:type="dxa"/>
-              <w:bottom w:w="50" w:type="dxa"/>
-              <w:right w:w="90" w:type="dxa"/>
-            </w:tcMar>
             <w:vAlign w:val="center"/>
           </w:tcPr>
           <w:p>
@@ -21152,12 +18870,6 @@
               <w:right w:val="single" w:sz="6" w:space="0" w:color="1F3864"/>
             </w:tcBorders>
             <w:shd w:val="clear" w:color="auto" w:fill="D9E2F3"/>
-            <w:tcMar>
-              <w:top w:w="50" w:type="dxa"/>
-              <w:left w:w="90" w:type="dxa"/>
-              <w:bottom w:w="50" w:type="dxa"/>
-              <w:right w:w="90" w:type="dxa"/>
-            </w:tcMar>
             <w:vAlign w:val="center"/>
           </w:tcPr>
           <w:p>
@@ -21190,12 +18902,6 @@
               <w:right w:val="single" w:sz="6" w:space="0" w:color="1F3864"/>
             </w:tcBorders>
             <w:shd w:val="clear" w:color="auto" w:fill="D9E2F3"/>
-            <w:tcMar>
-              <w:top w:w="50" w:type="dxa"/>
-              <w:left w:w="90" w:type="dxa"/>
-              <w:bottom w:w="50" w:type="dxa"/>
-              <w:right w:w="90" w:type="dxa"/>
-            </w:tcMar>
             <w:vAlign w:val="center"/>
           </w:tcPr>
           <w:p>
@@ -21255,12 +18961,6 @@
               <w:right w:val="single" w:sz="6" w:space="0" w:color="1F3864"/>
             </w:tcBorders>
             <w:shd w:val="clear" w:color="auto" w:fill="D9E2F3"/>
-            <w:tcMar>
-              <w:top w:w="50" w:type="dxa"/>
-              <w:left w:w="90" w:type="dxa"/>
-              <w:bottom w:w="50" w:type="dxa"/>
-              <w:right w:w="90" w:type="dxa"/>
-            </w:tcMar>
             <w:vAlign w:val="center"/>
           </w:tcPr>
           <w:p>
@@ -21305,12 +19005,6 @@
               <w:right w:val="single" w:sz="6" w:space="0" w:color="1F3864"/>
             </w:tcBorders>
             <w:shd w:val="clear" w:color="auto" w:fill="4472C4"/>
-            <w:tcMar>
-              <w:top w:w="50" w:type="dxa"/>
-              <w:left w:w="90" w:type="dxa"/>
-              <w:bottom w:w="50" w:type="dxa"/>
-              <w:right w:w="90" w:type="dxa"/>
-            </w:tcMar>
             <w:vAlign w:val="center"/>
           </w:tcPr>
           <w:p>
@@ -21377,12 +19071,6 @@
               <w:right w:val="single" w:sz="6" w:space="0" w:color="1F3864"/>
             </w:tcBorders>
             <w:shd w:val="clear" w:color="auto" w:fill="4472C4"/>
-            <w:tcMar>
-              <w:top w:w="50" w:type="dxa"/>
-              <w:left w:w="90" w:type="dxa"/>
-              <w:bottom w:w="50" w:type="dxa"/>
-              <w:right w:w="90" w:type="dxa"/>
-            </w:tcMar>
             <w:vAlign w:val="center"/>
           </w:tcPr>
           <w:p>
@@ -21422,12 +19110,6 @@
               <w:right w:val="single" w:sz="6" w:space="0" w:color="1F3864"/>
             </w:tcBorders>
             <w:shd w:val="clear" w:color="auto" w:fill="4472C4"/>
-            <w:tcMar>
-              <w:top w:w="50" w:type="dxa"/>
-              <w:left w:w="90" w:type="dxa"/>
-              <w:bottom w:w="50" w:type="dxa"/>
-              <w:right w:w="90" w:type="dxa"/>
-            </w:tcMar>
             <w:vAlign w:val="center"/>
           </w:tcPr>
           <w:p>
@@ -21467,12 +19149,6 @@
               <w:right w:val="single" w:sz="6" w:space="0" w:color="1F3864"/>
             </w:tcBorders>
             <w:shd w:val="clear" w:color="auto" w:fill="4472C4"/>
-            <w:tcMar>
-              <w:top w:w="50" w:type="dxa"/>
-              <w:left w:w="90" w:type="dxa"/>
-              <w:bottom w:w="50" w:type="dxa"/>
-              <w:right w:w="90" w:type="dxa"/>
-            </w:tcMar>
             <w:vAlign w:val="center"/>
           </w:tcPr>
           <w:p>
@@ -21512,12 +19188,6 @@
               <w:right w:val="single" w:sz="6" w:space="0" w:color="1F3864"/>
             </w:tcBorders>
             <w:shd w:val="clear" w:color="auto" w:fill="4472C4"/>
-            <w:tcMar>
-              <w:top w:w="50" w:type="dxa"/>
-              <w:left w:w="90" w:type="dxa"/>
-              <w:bottom w:w="50" w:type="dxa"/>
-              <w:right w:w="90" w:type="dxa"/>
-            </w:tcMar>
             <w:vAlign w:val="center"/>
           </w:tcPr>
           <w:p>
@@ -21584,12 +19254,6 @@
               <w:right w:val="single" w:sz="6" w:space="0" w:color="1F3864"/>
             </w:tcBorders>
             <w:shd w:val="clear" w:color="auto" w:fill="D9E2F3"/>
-            <w:tcMar>
-              <w:top w:w="50" w:type="dxa"/>
-              <w:left w:w="90" w:type="dxa"/>
-              <w:bottom w:w="50" w:type="dxa"/>
-              <w:right w:w="90" w:type="dxa"/>
-            </w:tcMar>
             <w:vAlign w:val="center"/>
           </w:tcPr>
           <w:p>
@@ -21622,12 +19286,6 @@
               <w:right w:val="single" w:sz="6" w:space="0" w:color="1F3864"/>
             </w:tcBorders>
             <w:shd w:val="clear" w:color="auto" w:fill="D9E2F3"/>
-            <w:tcMar>
-              <w:top w:w="50" w:type="dxa"/>
-              <w:left w:w="90" w:type="dxa"/>
-              <w:bottom w:w="50" w:type="dxa"/>
-              <w:right w:w="90" w:type="dxa"/>
-            </w:tcMar>
             <w:vAlign w:val="center"/>
           </w:tcPr>
           <w:p>
@@ -21660,12 +19318,6 @@
               <w:right w:val="single" w:sz="6" w:space="0" w:color="1F3864"/>
             </w:tcBorders>
             <w:shd w:val="clear" w:color="auto" w:fill="D9E2F3"/>
-            <w:tcMar>
-              <w:top w:w="50" w:type="dxa"/>
-              <w:left w:w="90" w:type="dxa"/>
-              <w:bottom w:w="50" w:type="dxa"/>
-              <w:right w:w="90" w:type="dxa"/>
-            </w:tcMar>
             <w:vAlign w:val="center"/>
           </w:tcPr>
           <w:p>
@@ -21698,12 +19350,6 @@
               <w:right w:val="single" w:sz="6" w:space="0" w:color="1F3864"/>
             </w:tcBorders>
             <w:shd w:val="clear" w:color="auto" w:fill="D9E2F3"/>
-            <w:tcMar>
-              <w:top w:w="50" w:type="dxa"/>
-              <w:left w:w="90" w:type="dxa"/>
-              <w:bottom w:w="50" w:type="dxa"/>
-              <w:right w:w="90" w:type="dxa"/>
-            </w:tcMar>
             <w:vAlign w:val="center"/>
           </w:tcPr>
           <w:p>
@@ -21763,12 +19409,6 @@
               <w:right w:val="single" w:sz="6" w:space="0" w:color="1F3864"/>
             </w:tcBorders>
             <w:shd w:val="clear" w:color="auto" w:fill="D9E2F3"/>
-            <w:tcMar>
-              <w:top w:w="50" w:type="dxa"/>
-              <w:left w:w="90" w:type="dxa"/>
-              <w:bottom w:w="50" w:type="dxa"/>
-              <w:right w:w="90" w:type="dxa"/>
-            </w:tcMar>
             <w:vAlign w:val="center"/>
           </w:tcPr>
           <w:p>
@@ -21801,12 +19441,6 @@
               <w:right w:val="single" w:sz="6" w:space="0" w:color="1F3864"/>
             </w:tcBorders>
             <w:shd w:val="clear" w:color="auto" w:fill="D9E2F3"/>
-            <w:tcMar>
-              <w:top w:w="50" w:type="dxa"/>
-              <w:left w:w="90" w:type="dxa"/>
-              <w:bottom w:w="50" w:type="dxa"/>
-              <w:right w:w="90" w:type="dxa"/>
-            </w:tcMar>
             <w:vAlign w:val="center"/>
           </w:tcPr>
           <w:p>
@@ -21839,12 +19473,6 @@
               <w:right w:val="single" w:sz="6" w:space="0" w:color="1F3864"/>
             </w:tcBorders>
             <w:shd w:val="clear" w:color="auto" w:fill="D9E2F3"/>
-            <w:tcMar>
-              <w:top w:w="50" w:type="dxa"/>
-              <w:left w:w="90" w:type="dxa"/>
-              <w:bottom w:w="50" w:type="dxa"/>
-              <w:right w:w="90" w:type="dxa"/>
-            </w:tcMar>
             <w:vAlign w:val="center"/>
           </w:tcPr>
           <w:p>
@@ -21877,12 +19505,6 @@
               <w:right w:val="single" w:sz="6" w:space="0" w:color="1F3864"/>
             </w:tcBorders>
             <w:shd w:val="clear" w:color="auto" w:fill="D9E2F3"/>
-            <w:tcMar>
-              <w:top w:w="50" w:type="dxa"/>
-              <w:left w:w="90" w:type="dxa"/>
-              <w:bottom w:w="50" w:type="dxa"/>
-              <w:right w:w="90" w:type="dxa"/>
-            </w:tcMar>
             <w:vAlign w:val="center"/>
           </w:tcPr>
           <w:p>
@@ -21942,12 +19564,6 @@
               <w:right w:val="single" w:sz="6" w:space="0" w:color="1F3864"/>
             </w:tcBorders>
             <w:shd w:val="clear" w:color="auto" w:fill="D9E2F3"/>
-            <w:tcMar>
-              <w:top w:w="50" w:type="dxa"/>
-              <w:left w:w="90" w:type="dxa"/>
-              <w:bottom w:w="50" w:type="dxa"/>
-              <w:right w:w="90" w:type="dxa"/>
-            </w:tcMar>
             <w:vAlign w:val="center"/>
           </w:tcPr>
           <w:p>
@@ -21980,12 +19596,6 @@
               <w:right w:val="single" w:sz="6" w:space="0" w:color="1F3864"/>
             </w:tcBorders>
             <w:shd w:val="clear" w:color="auto" w:fill="D9E2F3"/>
-            <w:tcMar>
-              <w:top w:w="50" w:type="dxa"/>
-              <w:left w:w="90" w:type="dxa"/>
-              <w:bottom w:w="50" w:type="dxa"/>
-              <w:right w:w="90" w:type="dxa"/>
-            </w:tcMar>
             <w:vAlign w:val="center"/>
           </w:tcPr>
           <w:p>
@@ -22018,12 +19628,6 @@
               <w:right w:val="single" w:sz="6" w:space="0" w:color="1F3864"/>
             </w:tcBorders>
             <w:shd w:val="clear" w:color="auto" w:fill="D9E2F3"/>
-            <w:tcMar>
-              <w:top w:w="50" w:type="dxa"/>
-              <w:left w:w="90" w:type="dxa"/>
-              <w:bottom w:w="50" w:type="dxa"/>
-              <w:right w:w="90" w:type="dxa"/>
-            </w:tcMar>
             <w:vAlign w:val="center"/>
           </w:tcPr>
           <w:p>
@@ -22056,12 +19660,6 @@
               <w:right w:val="single" w:sz="6" w:space="0" w:color="1F3864"/>
             </w:tcBorders>
             <w:shd w:val="clear" w:color="auto" w:fill="D9E2F3"/>
-            <w:tcMar>
-              <w:top w:w="50" w:type="dxa"/>
-              <w:left w:w="90" w:type="dxa"/>
-              <w:bottom w:w="50" w:type="dxa"/>
-              <w:right w:w="90" w:type="dxa"/>
-            </w:tcMar>
             <w:vAlign w:val="center"/>
           </w:tcPr>
           <w:p>
@@ -22120,12 +19718,6 @@
               <w:right w:val="single" w:sz="6" w:space="0" w:color="1F3864"/>
             </w:tcBorders>
             <w:shd w:val="clear" w:color="auto" w:fill="4472C4"/>
-            <w:tcMar>
-              <w:top w:w="50" w:type="dxa"/>
-              <w:left w:w="90" w:type="dxa"/>
-              <w:bottom w:w="50" w:type="dxa"/>
-              <w:right w:w="90" w:type="dxa"/>
-            </w:tcMar>
             <w:vAlign w:val="center"/>
           </w:tcPr>
           <w:p>
@@ -22164,12 +19756,6 @@
               <w:right w:val="single" w:sz="6" w:space="0" w:color="1F3864"/>
             </w:tcBorders>
             <w:shd w:val="clear" w:color="auto" w:fill="4472C4"/>
-            <w:tcMar>
-              <w:top w:w="50" w:type="dxa"/>
-              <w:left w:w="90" w:type="dxa"/>
-              <w:bottom w:w="50" w:type="dxa"/>
-              <w:right w:w="90" w:type="dxa"/>
-            </w:tcMar>
             <w:vAlign w:val="center"/>
           </w:tcPr>
           <w:p>
@@ -22199,6 +19785,55 @@
           </w:p>
         </w:tc>
       </w:tr>
+    </w:tbl>
+    <w:p>
+      <w:pPr>
+        <w:spacing w:before="0" w:after="0" w:line="240" w:lineRule="auto"/>
+        <w:rPr>
+          <w:sz w:val="18"/>
+          <w:szCs w:val="18"/>
+        </w:rPr>
+      </w:pPr>
+    </w:p>
+    <w:tbl>
+      <w:tblPr>
+        <w:tblW w:w="9405" w:type="dxa"/>
+        <w:jc w:val="center"/>
+        <w:tblBorders>
+          <w:top w:val="single" w:sz="6" w:space="0" w:color="1F3864"/>
+          <w:left w:val="single" w:sz="6" w:space="0" w:color="1F3864"/>
+          <w:bottom w:val="single" w:sz="6" w:space="0" w:color="1F3864"/>
+          <w:right w:val="single" w:sz="6" w:space="0" w:color="1F3864"/>
+          <w:insideH w:val="single" w:sz="6" w:space="0" w:color="1F3864"/>
+          <w:insideV w:val="single" w:sz="6" w:space="0" w:color="1F3864"/>
+        </w:tblBorders>
+        <w:tblLayout w:type="fixed"/>
+        <w:tblCellMar>
+          <w:top w:w="40" w:type="dxa"/>
+          <w:left w:w="90" w:type="dxa"/>
+          <w:bottom w:w="40" w:type="dxa"/>
+          <w:right w:w="90" w:type="dxa"/>
+        </w:tblCellMar>
+        <w:tblLook w:val="0000" w:firstRow="0" w:lastRow="0" w:firstColumn="0" w:lastColumn="0" w:noHBand="0" w:noVBand="0"/>
+      </w:tblPr>
+      <w:tblGrid>
+        <w:gridCol w:w="1175"/>
+        <w:gridCol w:w="391"/>
+        <w:gridCol w:w="391"/>
+        <w:gridCol w:w="391"/>
+        <w:gridCol w:w="783"/>
+        <w:gridCol w:w="391"/>
+        <w:gridCol w:w="391"/>
+        <w:gridCol w:w="783"/>
+        <w:gridCol w:w="783"/>
+        <w:gridCol w:w="391"/>
+        <w:gridCol w:w="391"/>
+        <w:gridCol w:w="391"/>
+        <w:gridCol w:w="391"/>
+        <w:gridCol w:w="391"/>
+        <w:gridCol w:w="391"/>
+        <w:gridCol w:w="1567"/>
+      </w:tblGrid>
       <w:tr>
         <w:tc>
           <w:tcPr>
@@ -22211,12 +19846,6 @@
               <w:right w:val="single" w:sz="6" w:space="0" w:color="1F3864"/>
             </w:tcBorders>
             <w:shd w:val="clear" w:color="auto" w:fill="D9E2F3"/>
-            <w:tcMar>
-              <w:top w:w="50" w:type="dxa"/>
-              <w:left w:w="90" w:type="dxa"/>
-              <w:bottom w:w="50" w:type="dxa"/>
-              <w:right w:w="90" w:type="dxa"/>
-            </w:tcMar>
           </w:tcPr>
           <w:p>
             <w:pPr>
@@ -22463,12 +20092,6 @@
               <w:right w:val="single" w:sz="6" w:space="0" w:color="1F3864"/>
             </w:tcBorders>
             <w:shd w:val="clear" w:color="auto" w:fill="D9E2F3"/>
-            <w:tcMar>
-              <w:top w:w="50" w:type="dxa"/>
-              <w:left w:w="90" w:type="dxa"/>
-              <w:bottom w:w="50" w:type="dxa"/>
-              <w:right w:w="90" w:type="dxa"/>
-            </w:tcMar>
           </w:tcPr>
           <w:p>
             <w:pPr>
